--- a/generador/plantillas/5_Acta_adjudicacion.docx
+++ b/generador/plantillas/5_Acta_adjudicacion.docx
@@ -1066,36 +1066,15 @@
                 <w:lang w:eastAsia="es-EC"/>
               </w:rPr>
             </w:pPr>
-            <w:sdt>
-              <w:sdtPr>
-                <w:rPr>
-                  <w:rFonts w:ascii="Titillium Web" w:eastAsia="Arial" w:hAnsi="Titillium Web" w:cs="Arial"/>
-                  <w:sz w:val="22"/>
-                  <w:szCs w:val="22"/>
-                  <w:lang w:eastAsia="es-EC"/>
-                </w:rPr>
-                <w:id w:val="-2073340068"/>
-                <w:placeholder>
-                  <w:docPart w:val="DefaultPlaceholder_-1854013438"/>
-                </w:placeholder>
-                <w:temporary/>
-                <w:comboBox>
-                  <w:listItem w:displayText="Administrador" w:value="Administrador"/>
-                  <w:listItem w:displayText="Administradora" w:value="Administradora"/>
-                </w:comboBox>
-              </w:sdtPr>
-              <w:sdtContent>
-                <w:r>
-                  <w:rPr>
-                    <w:rFonts w:ascii="Titillium Web" w:eastAsia="Arial" w:hAnsi="Titillium Web" w:cs="Arial"/>
-                    <w:sz w:val="22"/>
-                    <w:szCs w:val="22"/>
-                    <w:lang w:eastAsia="es-EC"/>
-                  </w:rPr>
-                  <w:t>Administrador/a</w:t>
-                </w:r>
-              </w:sdtContent>
-            </w:sdt>
+            <w:r>
+              <w:rPr>
+                <w:rFonts w:ascii="Titillium Web" w:eastAsia="Arial" w:hAnsi="Titillium Web" w:cs="Arial"/>
+                <w:sz w:val="22"/>
+                <w:szCs w:val="22"/>
+                <w:lang w:eastAsia="es-EC"/>
+              </w:rPr>
+              <w:t xml:space="preserve">{AdministradoraAP}</w:t>
+            </w:r>
             <w:r>
               <w:rPr>
                 <w:rFonts w:ascii="Titillium Web" w:eastAsia="Arial" w:hAnsi="Titillium Web" w:cs="Arial"/>
@@ -1133,40 +1112,17 @@
                 <w:lang w:eastAsia="es-EC"/>
               </w:rPr>
             </w:pPr>
-            <w:sdt>
-              <w:sdtPr>
-                <w:rPr>
-                  <w:rFonts w:ascii="Titillium Web" w:eastAsia="Arial" w:hAnsi="Titillium Web" w:cs="Arial"/>
-                  <w:b/>
-                  <w:bCs/>
-                  <w:sz w:val="22"/>
-                  <w:szCs w:val="22"/>
-                  <w:lang w:eastAsia="es-EC"/>
-                </w:rPr>
-                <w:id w:val="-1475598274"/>
-                <w:placeholder>
-                  <w:docPart w:val="DefaultPlaceholder_-1854013438"/>
-                </w:placeholder>
-                <w:temporary/>
-                <w:comboBox>
-                  <w:listItem w:displayText="Presidente" w:value="Presidente"/>
-                  <w:listItem w:displayText="Presidenta" w:value="Presidenta"/>
-                </w:comboBox>
-              </w:sdtPr>
-              <w:sdtContent>
-                <w:r>
-                  <w:rPr>
-                    <w:rFonts w:ascii="Titillium Web" w:eastAsia="Arial" w:hAnsi="Titillium Web" w:cs="Arial"/>
-                    <w:b/>
-                    <w:bCs/>
-                    <w:sz w:val="22"/>
-                    <w:szCs w:val="22"/>
-                    <w:lang w:eastAsia="es-EC"/>
-                  </w:rPr>
-                  <w:t>Presidente/a</w:t>
-                </w:r>
-              </w:sdtContent>
-            </w:sdt>
+            <w:r>
+              <w:rPr>
+                <w:rFonts w:ascii="Titillium Web" w:eastAsia="Arial" w:hAnsi="Titillium Web" w:cs="Arial"/>
+                <w:b/>
+                <w:bCs/>
+                <w:sz w:val="22"/>
+                <w:szCs w:val="22"/>
+                <w:lang w:eastAsia="es-EC"/>
+              </w:rPr>
+              <w:t xml:space="preserve">{PresidenteA}</w:t>
+            </w:r>
             <w:r>
               <w:rPr>
                 <w:rFonts w:ascii="Titillium Web" w:eastAsia="Arial" w:hAnsi="Titillium Web" w:cs="Arial"/>
@@ -1469,46 +1425,15 @@
             </w:tcMar>
             <w:hideMark/>
           </w:tcPr>
-          <w:sdt>
-            <w:sdtPr>
-              <w:rPr>
-                <w:rFonts w:ascii="Titillium Web" w:eastAsia="Arial" w:hAnsi="Titillium Web" w:cs="Arial"/>
-                <w:sz w:val="22"/>
-                <w:szCs w:val="22"/>
-                <w:lang w:eastAsia="es-EC"/>
-              </w:rPr>
-              <w:id w:val="1997526782"/>
-              <w:placeholder>
-                <w:docPart w:val="D22169BCD516465E9B273330E4FF8B83"/>
-              </w:placeholder>
-              <w:temporary/>
-              <w:comboBox>
-                <w:listItem w:displayText="Administrador contador" w:value="Administrador contador"/>
-                <w:listItem w:displayText="Administradora contadora" w:value="Administradora contadora"/>
-              </w:comboBox>
-            </w:sdtPr>
-            <w:sdtContent>
-              <w:p>
-                <w:pPr>
-                  <w:rPr>
-                    <w:rFonts w:ascii="Titillium Web" w:eastAsia="Arial" w:hAnsi="Titillium Web" w:cs="Arial"/>
-                    <w:sz w:val="22"/>
-                    <w:szCs w:val="22"/>
-                    <w:lang w:eastAsia="es-EC"/>
-                  </w:rPr>
-                </w:pPr>
-                <w:r>
-                  <w:rPr>
-                    <w:rFonts w:ascii="Titillium Web" w:eastAsia="Arial" w:hAnsi="Titillium Web" w:cs="Arial"/>
-                    <w:sz w:val="22"/>
-                    <w:szCs w:val="22"/>
-                    <w:lang w:eastAsia="es-EC"/>
-                  </w:rPr>
-                  <w:t>Administrador/a contador/a</w:t>
-                </w:r>
-              </w:p>
-            </w:sdtContent>
-          </w:sdt>
+          <w:r>
+            <w:rPr>
+              <w:rFonts w:ascii="Titillium Web" w:eastAsia="Arial" w:hAnsi="Titillium Web" w:cs="Arial"/>
+              <w:sz w:val="22"/>
+              <w:szCs w:val="22"/>
+              <w:lang w:eastAsia="es-EC"/>
+            </w:rPr>
+            <w:t xml:space="preserve">{AdminContador}</w:t>
+          </w:r>
         </w:tc>
         <w:tc>
           <w:tcPr>
@@ -1527,50 +1452,15 @@
             </w:tcMar>
             <w:hideMark/>
           </w:tcPr>
-          <w:sdt>
-            <w:sdtPr>
-              <w:rPr>
-                <w:rFonts w:ascii="Titillium Web" w:eastAsia="Arial" w:hAnsi="Titillium Web" w:cs="Arial"/>
-                <w:b/>
-                <w:bCs/>
-                <w:sz w:val="22"/>
-                <w:szCs w:val="22"/>
-                <w:lang w:eastAsia="es-EC"/>
-              </w:rPr>
-              <w:id w:val="987059563"/>
-              <w:placeholder>
-                <w:docPart w:val="DefaultPlaceholder_-1854013438"/>
-              </w:placeholder>
-              <w:temporary/>
-              <w:comboBox>
-                <w:listItem w:displayText="Secretario" w:value="Secretario"/>
-                <w:listItem w:displayText="Secretaria" w:value="Secretaria"/>
-              </w:comboBox>
-            </w:sdtPr>
-            <w:sdtContent>
-              <w:p>
-                <w:pPr>
-                  <w:rPr>
-                    <w:rFonts w:ascii="Titillium Web" w:eastAsia="Arial" w:hAnsi="Titillium Web" w:cs="Arial"/>
-                    <w:sz w:val="22"/>
-                    <w:szCs w:val="22"/>
-                    <w:lang w:eastAsia="es-EC"/>
-                  </w:rPr>
-                </w:pPr>
-                <w:r>
-                  <w:rPr>
-                    <w:rFonts w:ascii="Titillium Web" w:eastAsia="Arial" w:hAnsi="Titillium Web" w:cs="Arial"/>
-                    <w:b/>
-                    <w:bCs/>
-                    <w:sz w:val="22"/>
-                    <w:szCs w:val="22"/>
-                    <w:lang w:eastAsia="es-EC"/>
-                  </w:rPr>
-                  <w:t>Secretario/a</w:t>
-                </w:r>
-              </w:p>
-            </w:sdtContent>
-          </w:sdt>
+          <w:r>
+            <w:rPr>
+              <w:rFonts w:ascii="Titillium Web" w:eastAsia="Arial" w:hAnsi="Titillium Web" w:cs="Arial"/>
+              <w:sz w:val="22"/>
+              <w:szCs w:val="22"/>
+              <w:lang w:eastAsia="es-EC"/>
+            </w:rPr>
+            <w:t xml:space="preserve">{SecretarioA}</w:t>
+          </w:r>
         </w:tc>
         <w:tc>
           <w:tcPr>
@@ -2031,34 +1921,14 @@
         </w:rPr>
         <w:t xml:space="preserve">Mediante (Memorando / Resolución) Nro. _______________, de fecha {fechaInicio}, </w:t>
       </w:r>
-      <w:sdt>
-        <w:sdtPr>
-          <w:rPr>
-            <w:rFonts w:ascii="Titillium Web" w:hAnsi="Titillium Web"/>
-            <w:sz w:val="22"/>
-            <w:szCs w:val="22"/>
-          </w:rPr>
-          <w:id w:val="710001067"/>
-          <w:placeholder>
-            <w:docPart w:val="DefaultPlaceholder_-1854013438"/>
-          </w:placeholder>
-          <w:temporary/>
-          <w:comboBox>
-            <w:listItem w:displayText="el ordenador de gasto" w:value="el ordenador de gasto"/>
-            <w:listItem w:displayText="la ordenadora de gasto" w:value="la ordenadora de gasto"/>
-          </w:comboBox>
-        </w:sdtPr>
-        <w:sdtContent>
-          <w:r>
-            <w:rPr>
-              <w:rFonts w:ascii="Titillium Web" w:hAnsi="Titillium Web"/>
-              <w:sz w:val="22"/>
-              <w:szCs w:val="22"/>
-            </w:rPr>
-            <w:t>el/la ordenador/a</w:t>
-          </w:r>
-        </w:sdtContent>
-      </w:sdt>
+      <w:r>
+        <w:rPr>
+          <w:rFonts w:ascii="Titillium Web" w:hAnsi="Titillium Web"/>
+          <w:sz w:val="22"/>
+          <w:szCs w:val="22"/>
+        </w:rPr>
+        <w:t xml:space="preserve">{elLaOrdenador}</w:t>
+      </w:r>
       <w:r>
         <w:rPr>
           <w:rFonts w:ascii="Titillium Web" w:hAnsi="Titillium Web"/>
@@ -6551,34 +6421,14 @@
                 <w:szCs w:val="22"/>
               </w:rPr>
             </w:pPr>
-            <w:sdt>
-              <w:sdtPr>
-                <w:rPr>
-                  <w:rFonts w:ascii="Titillium Web" w:eastAsia="Arial" w:hAnsi="Titillium Web" w:cs="Arial"/>
-                  <w:sz w:val="22"/>
-                  <w:szCs w:val="22"/>
-                </w:rPr>
-                <w:id w:val="1170605338"/>
-                <w:placeholder>
-                  <w:docPart w:val="DefaultPlaceholder_-1854013438"/>
-                </w:placeholder>
-                <w:temporary/>
-                <w:comboBox>
-                  <w:listItem w:displayText="Administrador" w:value="Administrador"/>
-                  <w:listItem w:displayText="Administradora" w:value="Administradora"/>
-                </w:comboBox>
-              </w:sdtPr>
-              <w:sdtContent>
-                <w:r>
-                  <w:rPr>
-                    <w:rFonts w:ascii="Titillium Web" w:eastAsia="Arial" w:hAnsi="Titillium Web" w:cs="Arial"/>
-                    <w:sz w:val="22"/>
-                    <w:szCs w:val="22"/>
-                  </w:rPr>
-                  <w:t>Administrador/a</w:t>
-                </w:r>
-              </w:sdtContent>
-            </w:sdt>
+            <w:r>
+              <w:rPr>
+                <w:rFonts w:ascii="Titillium Web" w:eastAsia="Arial" w:hAnsi="Titillium Web" w:cs="Arial"/>
+                <w:sz w:val="22"/>
+                <w:szCs w:val="22"/>
+              </w:rPr>
+              <w:t xml:space="preserve">{AdministradoraAP}</w:t>
+            </w:r>
             <w:r>
               <w:rPr>
                 <w:rFonts w:ascii="Titillium Web" w:eastAsia="Arial" w:hAnsi="Titillium Web" w:cs="Arial"/>
@@ -6750,37 +6600,17 @@
                 <w:szCs w:val="22"/>
               </w:rPr>
             </w:pPr>
-            <w:sdt>
-              <w:sdtPr>
-                <w:rPr>
-                  <w:rFonts w:ascii="Titillium Web" w:eastAsia="Arial" w:hAnsi="Titillium Web" w:cs="Arial"/>
-                  <w:b/>
-                  <w:bCs/>
-                  <w:sz w:val="22"/>
-                  <w:szCs w:val="22"/>
-                  <w:lang w:eastAsia="es-EC"/>
-                </w:rPr>
-                <w:id w:val="-1083919283"/>
-                <w:temporary/>
-                <w:comboBox>
-                  <w:listItem w:displayText="Secretario" w:value="Secretario"/>
-                  <w:listItem w:displayText="Secretaria" w:value="Secretaria"/>
-                </w:comboBox>
-              </w:sdtPr>
-              <w:sdtContent>
-                <w:r>
-                  <w:rPr>
-                    <w:rFonts w:ascii="Titillium Web" w:eastAsia="Arial" w:hAnsi="Titillium Web" w:cs="Arial"/>
-                    <w:b/>
-                    <w:bCs/>
-                    <w:sz w:val="22"/>
-                    <w:szCs w:val="22"/>
-                    <w:lang w:eastAsia="es-EC"/>
-                  </w:rPr>
-                  <w:t>Secretario/a</w:t>
-                </w:r>
-              </w:sdtContent>
-            </w:sdt>
+            <w:r>
+              <w:rPr>
+                <w:rFonts w:ascii="Titillium Web" w:eastAsia="Arial" w:hAnsi="Titillium Web" w:cs="Arial"/>
+                <w:b/>
+                <w:bCs/>
+                <w:sz w:val="22"/>
+                <w:szCs w:val="22"/>
+                <w:lang w:eastAsia="es-EC"/>
+              </w:rPr>
+              <w:t xml:space="preserve">{SecretarioA}</w:t>
+            </w:r>
             <w:r>
               <w:rPr>
                 <w:rFonts w:ascii="Titillium Web" w:eastAsia="Arial" w:hAnsi="Titillium Web" w:cs="Arial"/>
@@ -6803,44 +6633,14 @@
               <w:t>de la Comisión</w:t>
             </w:r>
           </w:p>
-          <w:sdt>
-            <w:sdtPr>
-              <w:rPr>
-                <w:rFonts w:ascii="Titillium Web" w:eastAsia="Arial" w:hAnsi="Titillium Web" w:cs="Arial"/>
-                <w:sz w:val="22"/>
-                <w:szCs w:val="22"/>
-              </w:rPr>
-              <w:id w:val="1674922126"/>
-              <w:placeholder>
-                <w:docPart w:val="DefaultPlaceholder_-1854013438"/>
-              </w:placeholder>
-              <w:temporary/>
-              <w:comboBox>
-                <w:listItem w:displayText="Administrador contador" w:value="Administrador contador"/>
-                <w:listItem w:displayText="Administradora contadora" w:value="Administradora contadora"/>
-              </w:comboBox>
-            </w:sdtPr>
-            <w:sdtContent>
-              <w:p>
-                <w:pPr>
-                  <w:jc w:val="center"/>
-                  <w:rPr>
-                    <w:rFonts w:ascii="Titillium Web" w:hAnsi="Titillium Web"/>
-                    <w:sz w:val="22"/>
-                    <w:szCs w:val="22"/>
-                  </w:rPr>
-                </w:pPr>
-                <w:r>
-                  <w:rPr>
-                    <w:rFonts w:ascii="Titillium Web" w:eastAsia="Arial" w:hAnsi="Titillium Web" w:cs="Arial"/>
-                    <w:sz w:val="22"/>
-                    <w:szCs w:val="22"/>
-                  </w:rPr>
-                  <w:t>Administrador/a contador/a</w:t>
-                </w:r>
-              </w:p>
-            </w:sdtContent>
-          </w:sdt>
+          <w:r>
+            <w:rPr>
+              <w:rFonts w:ascii="Titillium Web" w:hAnsi="Titillium Web"/>
+              <w:sz w:val="22"/>
+              <w:szCs w:val="22"/>
+            </w:rPr>
+            <w:t xml:space="preserve">{AdminContador}</w:t>
+          </w:r>
         </w:tc>
         <w:tc>
           <w:tcPr>

--- a/generador/plantillas/5_Acta_adjudicacion.docx
+++ b/generador/plantillas/5_Acta_adjudicacion.docx
@@ -1425,15 +1425,25 @@
             </w:tcMar>
             <w:hideMark/>
           </w:tcPr>
-          <w:r>
-            <w:rPr>
-              <w:rFonts w:ascii="Titillium Web" w:eastAsia="Arial" w:hAnsi="Titillium Web" w:cs="Arial"/>
-              <w:sz w:val="22"/>
-              <w:szCs w:val="22"/>
-              <w:lang w:eastAsia="es-EC"/>
-            </w:rPr>
-            <w:t xml:space="preserve">{AdminContador}</w:t>
-          </w:r>
+          <w:p>
+            <w:pPr>
+              <w:rPr>
+                <w:rFonts w:ascii="Titillium Web" w:eastAsia="Arial" w:hAnsi="Titillium Web" w:cs="Arial"/>
+                <w:sz w:val="22"/>
+                <w:szCs w:val="22"/>
+                <w:lang w:eastAsia="es-EC"/>
+              </w:rPr>
+            </w:pPr>
+            <w:r>
+              <w:rPr>
+                <w:rFonts w:ascii="Titillium Web" w:eastAsia="Arial" w:hAnsi="Titillium Web" w:cs="Arial"/>
+                <w:sz w:val="22"/>
+                <w:szCs w:val="22"/>
+                <w:lang w:eastAsia="es-EC"/>
+              </w:rPr>
+              <w:t xml:space="preserve">{AdminContador}</w:t>
+            </w:r>
+          </w:p>
         </w:tc>
         <w:tc>
           <w:tcPr>
@@ -1452,15 +1462,27 @@
             </w:tcMar>
             <w:hideMark/>
           </w:tcPr>
-          <w:r>
-            <w:rPr>
-              <w:rFonts w:ascii="Titillium Web" w:eastAsia="Arial" w:hAnsi="Titillium Web" w:cs="Arial"/>
-              <w:sz w:val="22"/>
-              <w:szCs w:val="22"/>
-              <w:lang w:eastAsia="es-EC"/>
-            </w:rPr>
-            <w:t xml:space="preserve">{SecretarioA}</w:t>
-          </w:r>
+          <w:p>
+            <w:pPr>
+              <w:rPr>
+                <w:rFonts w:ascii="Titillium Web" w:eastAsia="Arial" w:hAnsi="Titillium Web" w:cs="Arial"/>
+                <w:sz w:val="22"/>
+                <w:szCs w:val="22"/>
+                <w:lang w:eastAsia="es-EC"/>
+              </w:rPr>
+            </w:pPr>
+            <w:r>
+              <w:rPr>
+                <w:rFonts w:ascii="Titillium Web" w:eastAsia="Arial" w:hAnsi="Titillium Web" w:cs="Arial"/>
+                <w:b/>
+                <w:bCs/>
+                <w:sz w:val="22"/>
+                <w:szCs w:val="22"/>
+                <w:lang w:eastAsia="es-EC"/>
+              </w:rPr>
+              <w:t xml:space="preserve">{SecretarioA}</w:t>
+            </w:r>
+          </w:p>
         </w:tc>
         <w:tc>
           <w:tcPr>
@@ -6633,14 +6655,24 @@
               <w:t>de la Comisión</w:t>
             </w:r>
           </w:p>
-          <w:r>
-            <w:rPr>
-              <w:rFonts w:ascii="Titillium Web" w:hAnsi="Titillium Web"/>
-              <w:sz w:val="22"/>
-              <w:szCs w:val="22"/>
-            </w:rPr>
-            <w:t xml:space="preserve">{AdminContador}</w:t>
-          </w:r>
+          <w:p>
+            <w:pPr>
+              <w:jc w:val="center"/>
+              <w:rPr>
+                <w:rFonts w:ascii="Titillium Web" w:hAnsi="Titillium Web"/>
+                <w:sz w:val="22"/>
+                <w:szCs w:val="22"/>
+              </w:rPr>
+            </w:pPr>
+            <w:r>
+              <w:rPr>
+                <w:rFonts w:ascii="Titillium Web" w:eastAsia="Arial" w:hAnsi="Titillium Web" w:cs="Arial"/>
+                <w:sz w:val="22"/>
+                <w:szCs w:val="22"/>
+              </w:rPr>
+              <w:t xml:space="preserve">{AdminContador}</w:t>
+            </w:r>
+          </w:p>
         </w:tc>
         <w:tc>
           <w:tcPr>

--- a/generador/plantillas/5_Acta_adjudicacion.docx
+++ b/generador/plantillas/5_Acta_adjudicacion.docx
@@ -7,15 +7,13 @@
         <w:pStyle w:val="Ttulo1"/>
         <w:rPr>
           <w:rFonts w:ascii="Titillium Web" w:hAnsi="Titillium Web"/>
-          <w:sz w:val="22"/>
-          <w:szCs w:val="22"/>
+          <w:sz w:val="20"/>
         </w:rPr>
       </w:pPr>
       <w:r>
         <w:rPr>
           <w:rFonts w:ascii="Titillium Web" w:hAnsi="Titillium Web"/>
-          <w:sz w:val="22"/>
-          <w:szCs w:val="22"/>
+          <w:sz w:val="20"/>
         </w:rPr>
         <w:t>ACTA No. 001</w:t>
       </w:r>
@@ -24,8 +22,6 @@
       <w:pPr>
         <w:rPr>
           <w:rFonts w:ascii="Titillium Web" w:hAnsi="Titillium Web"/>
-          <w:sz w:val="22"/>
-          <w:szCs w:val="22"/>
           <w:lang w:val="es-ES"/>
         </w:rPr>
       </w:pPr>
@@ -41,12 +37,14 @@
         <w:autoSpaceDE w:val="0"/>
         <w:autoSpaceDN w:val="0"/>
         <w:adjustRightInd w:val="0"/>
-        <w:spacing w:after="0"/>
+        <w:spacing w:after="0" w:line="240" w:lineRule="auto"/>
         <w:jc w:val="both"/>
         <w:rPr>
           <w:rFonts w:ascii="Titillium Web" w:hAnsi="Titillium Web"/>
           <w:b/>
           <w:bCs/>
+          <w:sz w:val="20"/>
+          <w:szCs w:val="20"/>
         </w:rPr>
       </w:pPr>
       <w:r>
@@ -54,6 +52,8 @@
           <w:rFonts w:ascii="Titillium Web" w:hAnsi="Titillium Web"/>
           <w:b/>
           <w:bCs/>
+          <w:sz w:val="20"/>
+          <w:szCs w:val="20"/>
         </w:rPr>
         <w:t>DATOS DEL PROCESO</w:t>
       </w:r>
@@ -67,8 +67,6 @@
         <w:jc w:val="both"/>
         <w:rPr>
           <w:rFonts w:ascii="Titillium Web" w:hAnsi="Titillium Web"/>
-          <w:sz w:val="22"/>
-          <w:szCs w:val="22"/>
         </w:rPr>
       </w:pPr>
     </w:p>
@@ -116,8 +114,6 @@
             <w:pPr>
               <w:rPr>
                 <w:rFonts w:ascii="Titillium Web" w:eastAsia="Arial" w:hAnsi="Titillium Web" w:cs="Arial"/>
-                <w:sz w:val="22"/>
-                <w:szCs w:val="22"/>
                 <w:lang w:eastAsia="es-EC"/>
               </w:rPr>
             </w:pPr>
@@ -126,8 +122,6 @@
                 <w:rFonts w:ascii="Titillium Web" w:eastAsia="Arial" w:hAnsi="Titillium Web" w:cs="Arial"/>
                 <w:b/>
                 <w:bCs/>
-                <w:sz w:val="22"/>
-                <w:szCs w:val="22"/>
                 <w:lang w:eastAsia="es-EC"/>
               </w:rPr>
               <w:t>Objeto de la contratación</w:t>
@@ -157,16 +151,12 @@
               <w:jc w:val="both"/>
               <w:rPr>
                 <w:rFonts w:ascii="Titillium Web" w:eastAsia="Arial" w:hAnsi="Titillium Web" w:cs="Arial"/>
-                <w:sz w:val="22"/>
-                <w:szCs w:val="22"/>
                 <w:lang w:eastAsia="es-EC"/>
               </w:rPr>
             </w:pPr>
             <w:r>
               <w:rPr>
                 <w:rFonts w:ascii="Titillium Web" w:eastAsia="Arial" w:hAnsi="Titillium Web" w:cs="Arial"/>
-                <w:sz w:val="22"/>
-                <w:szCs w:val="22"/>
                 <w:lang w:eastAsia="es-EC"/>
               </w:rPr>
               <w:t>{objeto}</w:t>
@@ -197,8 +187,6 @@
             <w:pPr>
               <w:rPr>
                 <w:rFonts w:ascii="Titillium Web" w:eastAsia="Arial" w:hAnsi="Titillium Web" w:cs="Arial"/>
-                <w:sz w:val="22"/>
-                <w:szCs w:val="22"/>
                 <w:lang w:eastAsia="es-EC"/>
               </w:rPr>
             </w:pPr>
@@ -207,8 +195,6 @@
                 <w:rFonts w:ascii="Titillium Web" w:eastAsia="Arial" w:hAnsi="Titillium Web" w:cs="Arial"/>
                 <w:b/>
                 <w:bCs/>
-                <w:sz w:val="22"/>
-                <w:szCs w:val="22"/>
                 <w:lang w:eastAsia="es-EC"/>
               </w:rPr>
               <w:t>Área protegida / Instancia beneficiaria</w:t>
@@ -238,16 +224,12 @@
               <w:jc w:val="both"/>
               <w:rPr>
                 <w:rFonts w:ascii="Titillium Web" w:eastAsia="Arial" w:hAnsi="Titillium Web" w:cs="Arial"/>
-                <w:sz w:val="22"/>
-                <w:szCs w:val="22"/>
                 <w:lang w:eastAsia="es-EC"/>
               </w:rPr>
             </w:pPr>
             <w:r>
               <w:rPr>
                 <w:rFonts w:ascii="Titillium Web" w:eastAsia="Arial" w:hAnsi="Titillium Web" w:cs="Arial"/>
-                <w:sz w:val="22"/>
-                <w:szCs w:val="22"/>
                 <w:lang w:eastAsia="es-EC"/>
               </w:rPr>
               <w:t>{area}</w:t>
@@ -278,8 +260,6 @@
             <w:pPr>
               <w:rPr>
                 <w:rFonts w:ascii="Titillium Web" w:eastAsia="Arial" w:hAnsi="Titillium Web" w:cs="Arial"/>
-                <w:sz w:val="22"/>
-                <w:szCs w:val="22"/>
                 <w:lang w:eastAsia="es-EC"/>
               </w:rPr>
             </w:pPr>
@@ -288,8 +268,6 @@
                 <w:rFonts w:ascii="Titillium Web" w:eastAsia="Arial" w:hAnsi="Titillium Web" w:cs="Arial"/>
                 <w:b/>
                 <w:bCs/>
-                <w:sz w:val="22"/>
-                <w:szCs w:val="22"/>
                 <w:lang w:eastAsia="es-EC"/>
               </w:rPr>
               <w:t>Modalidad de selección</w:t>
@@ -319,16 +297,12 @@
               <w:jc w:val="both"/>
               <w:rPr>
                 <w:rFonts w:ascii="Titillium Web" w:eastAsia="Arial" w:hAnsi="Titillium Web" w:cs="Arial"/>
-                <w:sz w:val="22"/>
-                <w:szCs w:val="22"/>
                 <w:lang w:eastAsia="es-EC"/>
               </w:rPr>
             </w:pPr>
             <w:r>
               <w:rPr>
                 <w:rFonts w:ascii="Titillium Web" w:eastAsia="Arial" w:hAnsi="Titillium Web" w:cs="Arial"/>
-                <w:sz w:val="22"/>
-                <w:szCs w:val="22"/>
                 <w:lang w:eastAsia="es-EC"/>
               </w:rPr>
               <w:t>Comparación de precios</w:t>
@@ -359,8 +333,6 @@
             <w:pPr>
               <w:rPr>
                 <w:rFonts w:ascii="Titillium Web" w:eastAsia="Arial" w:hAnsi="Titillium Web" w:cs="Arial"/>
-                <w:sz w:val="22"/>
-                <w:szCs w:val="22"/>
                 <w:lang w:eastAsia="es-EC"/>
               </w:rPr>
             </w:pPr>
@@ -369,8 +341,6 @@
                 <w:rFonts w:ascii="Titillium Web" w:eastAsia="Arial" w:hAnsi="Titillium Web" w:cs="Arial"/>
                 <w:b/>
                 <w:bCs/>
-                <w:sz w:val="22"/>
-                <w:szCs w:val="22"/>
                 <w:lang w:eastAsia="es-EC"/>
               </w:rPr>
               <w:t>Presupuesto referencial (USD, IVA incluido)</w:t>
@@ -400,16 +370,12 @@
               <w:jc w:val="both"/>
               <w:rPr>
                 <w:rFonts w:ascii="Titillium Web" w:eastAsia="Arial" w:hAnsi="Titillium Web" w:cs="Arial"/>
-                <w:sz w:val="22"/>
-                <w:szCs w:val="22"/>
                 <w:lang w:eastAsia="es-EC"/>
               </w:rPr>
             </w:pPr>
             <w:r>
               <w:rPr>
                 <w:rFonts w:ascii="Titillium Web" w:eastAsia="Arial" w:hAnsi="Titillium Web" w:cs="Arial"/>
-                <w:sz w:val="22"/>
-                <w:szCs w:val="22"/>
                 <w:lang w:eastAsia="es-EC"/>
               </w:rPr>
               <w:t>{</w:t>
@@ -417,8 +383,6 @@
             <w:r>
               <w:rPr>
                 <w:rFonts w:ascii="Titillium Web" w:eastAsia="Arial" w:hAnsi="Titillium Web" w:cs="Arial"/>
-                <w:sz w:val="22"/>
-                <w:szCs w:val="22"/>
                 <w:lang w:eastAsia="es-EC"/>
               </w:rPr>
               <w:t>presupuestoLetras}</w:t>
@@ -450,8 +414,6 @@
                 <w:rFonts w:ascii="Titillium Web" w:eastAsia="Arial" w:hAnsi="Titillium Web" w:cs="Arial"/>
                 <w:b/>
                 <w:bCs/>
-                <w:sz w:val="22"/>
-                <w:szCs w:val="22"/>
                 <w:lang w:eastAsia="es-EC"/>
               </w:rPr>
             </w:pPr>
@@ -460,8 +422,6 @@
                 <w:rFonts w:ascii="Titillium Web" w:eastAsia="Arial" w:hAnsi="Titillium Web" w:cs="Arial"/>
                 <w:b/>
                 <w:bCs/>
-                <w:sz w:val="22"/>
-                <w:szCs w:val="22"/>
                 <w:lang w:eastAsia="es-EC"/>
               </w:rPr>
               <w:t>Fuente de financiamiento / PAG</w:t>
@@ -490,16 +450,12 @@
               <w:jc w:val="both"/>
               <w:rPr>
                 <w:rFonts w:ascii="Titillium Web" w:eastAsia="Arial" w:hAnsi="Titillium Web" w:cs="Arial"/>
-                <w:sz w:val="22"/>
-                <w:szCs w:val="22"/>
                 <w:lang w:eastAsia="es-EC"/>
               </w:rPr>
             </w:pPr>
             <w:r>
               <w:rPr>
                 <w:rFonts w:ascii="Titillium Web" w:eastAsia="Arial" w:hAnsi="Titillium Web" w:cs="Arial"/>
-                <w:sz w:val="22"/>
-                <w:szCs w:val="22"/>
                 <w:lang w:eastAsia="es-EC"/>
               </w:rPr>
               <w:t>{partida} - {lineaNombre}</w:t>
@@ -530,8 +486,6 @@
             <w:pPr>
               <w:rPr>
                 <w:rFonts w:ascii="Titillium Web" w:eastAsia="Arial" w:hAnsi="Titillium Web" w:cs="Arial"/>
-                <w:sz w:val="22"/>
-                <w:szCs w:val="22"/>
                 <w:lang w:eastAsia="es-EC"/>
               </w:rPr>
             </w:pPr>
@@ -540,8 +494,6 @@
                 <w:rFonts w:ascii="Titillium Web" w:eastAsia="Arial" w:hAnsi="Titillium Web" w:cs="Arial"/>
                 <w:b/>
                 <w:bCs/>
-                <w:sz w:val="22"/>
-                <w:szCs w:val="22"/>
                 <w:lang w:eastAsia="es-EC"/>
               </w:rPr>
               <w:t>Fecha de invitación</w:t>
@@ -571,16 +523,12 @@
               <w:jc w:val="both"/>
               <w:rPr>
                 <w:rFonts w:ascii="Titillium Web" w:eastAsia="Arial" w:hAnsi="Titillium Web" w:cs="Arial"/>
-                <w:sz w:val="22"/>
-                <w:szCs w:val="22"/>
                 <w:lang w:eastAsia="es-EC"/>
               </w:rPr>
             </w:pPr>
             <w:r>
               <w:rPr>
                 <w:rFonts w:ascii="Titillium Web" w:eastAsia="Arial" w:hAnsi="Titillium Web" w:cs="Arial"/>
-                <w:sz w:val="22"/>
-                <w:szCs w:val="22"/>
                 <w:lang w:eastAsia="es-EC"/>
               </w:rPr>
               <w:t>{fechaInvitacion}</w:t>
@@ -611,8 +559,6 @@
             <w:pPr>
               <w:rPr>
                 <w:rFonts w:ascii="Titillium Web" w:eastAsia="Arial" w:hAnsi="Titillium Web" w:cs="Arial"/>
-                <w:sz w:val="22"/>
-                <w:szCs w:val="22"/>
                 <w:lang w:eastAsia="es-EC"/>
               </w:rPr>
             </w:pPr>
@@ -621,8 +567,6 @@
                 <w:rFonts w:ascii="Titillium Web" w:eastAsia="Arial" w:hAnsi="Titillium Web" w:cs="Arial"/>
                 <w:b/>
                 <w:bCs/>
-                <w:sz w:val="22"/>
-                <w:szCs w:val="22"/>
                 <w:lang w:eastAsia="es-EC"/>
               </w:rPr>
               <w:t>Plazo para presentación de ofertas</w:t>
@@ -652,16 +596,12 @@
               <w:jc w:val="both"/>
               <w:rPr>
                 <w:rFonts w:ascii="Titillium Web" w:eastAsia="Arial" w:hAnsi="Titillium Web" w:cs="Arial"/>
-                <w:sz w:val="22"/>
-                <w:szCs w:val="22"/>
                 <w:lang w:eastAsia="es-EC"/>
               </w:rPr>
             </w:pPr>
             <w:r>
               <w:rPr>
                 <w:rFonts w:ascii="Titillium Web" w:eastAsia="Arial" w:hAnsi="Titillium Web" w:cs="Arial"/>
-                <w:sz w:val="22"/>
-                <w:szCs w:val="22"/>
                 <w:lang w:eastAsia="es-EC"/>
               </w:rPr>
               <w:t>{fechaLimite}</w:t>
@@ -679,8 +619,6 @@
         <w:jc w:val="both"/>
         <w:rPr>
           <w:rFonts w:ascii="Titillium Web" w:hAnsi="Titillium Web"/>
-          <w:sz w:val="22"/>
-          <w:szCs w:val="22"/>
         </w:rPr>
       </w:pPr>
     </w:p>
@@ -695,12 +633,14 @@
         <w:autoSpaceDE w:val="0"/>
         <w:autoSpaceDN w:val="0"/>
         <w:adjustRightInd w:val="0"/>
-        <w:spacing w:after="0"/>
+        <w:spacing w:after="0" w:line="240" w:lineRule="auto"/>
         <w:jc w:val="both"/>
         <w:rPr>
           <w:rFonts w:ascii="Titillium Web" w:hAnsi="Titillium Web"/>
           <w:b/>
           <w:bCs/>
+          <w:sz w:val="20"/>
+          <w:szCs w:val="20"/>
         </w:rPr>
       </w:pPr>
       <w:r>
@@ -708,6 +648,8 @@
           <w:rFonts w:ascii="Titillium Web" w:hAnsi="Titillium Web"/>
           <w:b/>
           <w:bCs/>
+          <w:sz w:val="20"/>
+          <w:szCs w:val="20"/>
         </w:rPr>
         <w:t>INICIO DE SESIÓN</w:t>
       </w:r>
@@ -721,8 +663,6 @@
         <w:jc w:val="both"/>
         <w:rPr>
           <w:rFonts w:ascii="Titillium Web" w:hAnsi="Titillium Web"/>
-          <w:sz w:val="22"/>
-          <w:szCs w:val="22"/>
         </w:rPr>
       </w:pPr>
     </w:p>
@@ -735,17 +675,38 @@
         <w:jc w:val="both"/>
         <w:rPr>
           <w:rFonts w:ascii="Titillium Web" w:hAnsi="Titillium Web"/>
-          <w:sz w:val="22"/>
-          <w:szCs w:val="22"/>
         </w:rPr>
       </w:pPr>
       <w:r>
         <w:rPr>
           <w:rFonts w:ascii="Titillium Web" w:hAnsi="Titillium Web"/>
-          <w:sz w:val="22"/>
-          <w:szCs w:val="22"/>
-        </w:rPr>
-        <w:t>El día {fechaAdj}, a las XXhXX horas, en la (lugar o mediante sesión virtual), se reúnen de manera los miembros de la Comisión de Calificación, convocados por su Presidente, a través de Secretaría el día xx de XX de XX.</w:t>
+        </w:rPr>
+        <w:t>El día {fechaAdj}, a las XXhXX horas, en (</w:t>
+      </w:r>
+      <w:r>
+        <w:rPr>
+          <w:rFonts w:ascii="Titillium Web" w:hAnsi="Titillium Web"/>
+          <w:highlight w:val="yellow"/>
+        </w:rPr>
+        <w:t>lugar o mediante sesión virtual</w:t>
+      </w:r>
+      <w:r>
+        <w:rPr>
+          <w:rFonts w:ascii="Titillium Web" w:hAnsi="Titillium Web"/>
+        </w:rPr>
+        <w:t>), se reúnen de manera</w:t>
+      </w:r>
+      <w:r>
+        <w:rPr>
+          <w:rFonts w:ascii="Titillium Web" w:hAnsi="Titillium Web"/>
+        </w:rPr>
+        <w:t xml:space="preserve"> {presencialVirtual}</w:t>
+      </w:r>
+      <w:r>
+        <w:rPr>
+          <w:rFonts w:ascii="Titillium Web" w:hAnsi="Titillium Web"/>
+        </w:rPr>
+        <w:t xml:space="preserve"> los miembros de la Comisión de Calificación, convocados por su Presidente, a través de Secretaría el día xx de XX de XX.</w:t>
       </w:r>
     </w:p>
     <w:p>
@@ -758,8 +719,6 @@
         <w:rPr>
           <w:rFonts w:ascii="Titillium Web" w:hAnsi="Titillium Web"/>
           <w:b/>
-          <w:sz w:val="22"/>
-          <w:szCs w:val="22"/>
         </w:rPr>
       </w:pPr>
     </w:p>
@@ -772,24 +731,18 @@
         <w:jc w:val="both"/>
         <w:rPr>
           <w:rFonts w:ascii="Titillium Web" w:hAnsi="Titillium Web"/>
-          <w:sz w:val="22"/>
-          <w:szCs w:val="22"/>
         </w:rPr>
       </w:pPr>
       <w:r>
         <w:rPr>
           <w:rFonts w:ascii="Titillium Web" w:hAnsi="Titillium Web"/>
           <w:b/>
-          <w:sz w:val="22"/>
-          <w:szCs w:val="22"/>
         </w:rPr>
         <w:t>Constatación de Quórum</w:t>
       </w:r>
       <w:r>
         <w:rPr>
           <w:rFonts w:ascii="Titillium Web" w:hAnsi="Titillium Web"/>
-          <w:sz w:val="22"/>
-          <w:szCs w:val="22"/>
         </w:rPr>
         <w:t xml:space="preserve">: </w:t>
       </w:r>
@@ -799,8 +752,6 @@
         <w:shd w:val="clear" w:color="auto" w:fill="FFFFFF"/>
         <w:rPr>
           <w:rFonts w:ascii="Titillium Web" w:hAnsi="Titillium Web"/>
-          <w:sz w:val="22"/>
-          <w:szCs w:val="22"/>
         </w:rPr>
       </w:pPr>
     </w:p>
@@ -822,10 +773,10 @@
         <w:tblLook w:val="04A0" w:firstRow="1" w:lastRow="0" w:firstColumn="1" w:lastColumn="0" w:noHBand="0" w:noVBand="1"/>
       </w:tblPr>
       <w:tblGrid>
-        <w:gridCol w:w="2497"/>
-        <w:gridCol w:w="2847"/>
-        <w:gridCol w:w="2077"/>
-        <w:gridCol w:w="1939"/>
+        <w:gridCol w:w="2561"/>
+        <w:gridCol w:w="2913"/>
+        <w:gridCol w:w="2102"/>
+        <w:gridCol w:w="1784"/>
       </w:tblGrid>
       <w:tr>
         <w:trPr>
@@ -854,8 +805,6 @@
               <w:jc w:val="center"/>
               <w:rPr>
                 <w:rFonts w:ascii="Titillium Web" w:eastAsia="Arial" w:hAnsi="Titillium Web" w:cs="Arial"/>
-                <w:sz w:val="22"/>
-                <w:szCs w:val="22"/>
                 <w:lang w:eastAsia="es-EC"/>
               </w:rPr>
             </w:pPr>
@@ -867,8 +816,6 @@
                 <w:b/>
                 <w:bCs/>
                 <w:color w:val="FFFFFF"/>
-                <w:sz w:val="22"/>
-                <w:szCs w:val="22"/>
                 <w:lang w:eastAsia="es-EC"/>
               </w:rPr>
               <w:t>Nombre</w:t>
@@ -898,8 +845,6 @@
               <w:jc w:val="center"/>
               <w:rPr>
                 <w:rFonts w:ascii="Titillium Web" w:eastAsia="Arial" w:hAnsi="Titillium Web" w:cs="Arial"/>
-                <w:sz w:val="22"/>
-                <w:szCs w:val="22"/>
                 <w:lang w:eastAsia="es-EC"/>
               </w:rPr>
             </w:pPr>
@@ -909,8 +854,6 @@
                 <w:b/>
                 <w:bCs/>
                 <w:color w:val="FFFFFF"/>
-                <w:sz w:val="22"/>
-                <w:szCs w:val="22"/>
                 <w:lang w:eastAsia="es-EC"/>
               </w:rPr>
               <w:t>Cargo institucional</w:t>
@@ -940,8 +883,6 @@
               <w:jc w:val="center"/>
               <w:rPr>
                 <w:rFonts w:ascii="Titillium Web" w:eastAsia="Arial" w:hAnsi="Titillium Web" w:cs="Arial"/>
-                <w:sz w:val="22"/>
-                <w:szCs w:val="22"/>
                 <w:lang w:eastAsia="es-EC"/>
               </w:rPr>
             </w:pPr>
@@ -951,8 +892,6 @@
                 <w:b/>
                 <w:bCs/>
                 <w:color w:val="FFFFFF"/>
-                <w:sz w:val="22"/>
-                <w:szCs w:val="22"/>
                 <w:lang w:eastAsia="es-EC"/>
               </w:rPr>
               <w:t>Rol en la Comisión</w:t>
@@ -982,8 +921,6 @@
               <w:jc w:val="center"/>
               <w:rPr>
                 <w:rFonts w:ascii="Titillium Web" w:eastAsia="Arial" w:hAnsi="Titillium Web" w:cs="Arial"/>
-                <w:sz w:val="22"/>
-                <w:szCs w:val="22"/>
                 <w:lang w:eastAsia="es-EC"/>
               </w:rPr>
             </w:pPr>
@@ -993,8 +930,6 @@
                 <w:b/>
                 <w:bCs/>
                 <w:color w:val="FFFFFF"/>
-                <w:sz w:val="22"/>
-                <w:szCs w:val="22"/>
                 <w:lang w:eastAsia="es-EC"/>
               </w:rPr>
               <w:t>Asistencia</w:t>
@@ -1024,16 +959,12 @@
             <w:pPr>
               <w:rPr>
                 <w:rFonts w:ascii="Titillium Web" w:eastAsia="Arial" w:hAnsi="Titillium Web" w:cs="Arial"/>
-                <w:sz w:val="22"/>
-                <w:szCs w:val="22"/>
                 <w:lang w:eastAsia="es-EC"/>
               </w:rPr>
             </w:pPr>
             <w:r>
               <w:rPr>
                 <w:rFonts w:ascii="Titillium Web" w:eastAsia="Arial" w:hAnsi="Titillium Web" w:cs="Arial"/>
-                <w:sz w:val="22"/>
-                <w:szCs w:val="22"/>
                 <w:lang w:eastAsia="es-EC"/>
               </w:rPr>
               <w:t>{jefe}</w:t>
@@ -1061,28 +992,15 @@
             <w:pPr>
               <w:rPr>
                 <w:rFonts w:ascii="Titillium Web" w:eastAsia="Arial" w:hAnsi="Titillium Web" w:cs="Arial"/>
-                <w:sz w:val="22"/>
-                <w:szCs w:val="22"/>
                 <w:lang w:eastAsia="es-EC"/>
               </w:rPr>
             </w:pPr>
             <w:r>
               <w:rPr>
                 <w:rFonts w:ascii="Titillium Web" w:eastAsia="Arial" w:hAnsi="Titillium Web" w:cs="Arial"/>
-                <w:sz w:val="22"/>
-                <w:szCs w:val="22"/>
-                <w:lang w:eastAsia="es-EC"/>
-              </w:rPr>
-              <w:t xml:space="preserve">{AdministradoraAP}</w:t>
-            </w:r>
-            <w:r>
-              <w:rPr>
-                <w:rFonts w:ascii="Titillium Web" w:eastAsia="Arial" w:hAnsi="Titillium Web" w:cs="Arial"/>
-                <w:sz w:val="22"/>
-                <w:szCs w:val="22"/>
-                <w:lang w:eastAsia="es-EC"/>
-              </w:rPr>
-              <w:t xml:space="preserve"> del área protegida por parte del MAE</w:t>
+                <w:lang w:eastAsia="es-EC"/>
+              </w:rPr>
+              <w:t>{AdministradoraAP} del área protegida por parte del MAE</w:t>
             </w:r>
           </w:p>
         </w:tc>
@@ -1107,8 +1025,6 @@
             <w:pPr>
               <w:rPr>
                 <w:rFonts w:ascii="Titillium Web" w:eastAsia="Arial" w:hAnsi="Titillium Web" w:cs="Arial"/>
-                <w:sz w:val="22"/>
-                <w:szCs w:val="22"/>
                 <w:lang w:eastAsia="es-EC"/>
               </w:rPr>
             </w:pPr>
@@ -1117,22 +1033,9 @@
                 <w:rFonts w:ascii="Titillium Web" w:eastAsia="Arial" w:hAnsi="Titillium Web" w:cs="Arial"/>
                 <w:b/>
                 <w:bCs/>
-                <w:sz w:val="22"/>
-                <w:szCs w:val="22"/>
-                <w:lang w:eastAsia="es-EC"/>
-              </w:rPr>
-              <w:t xml:space="preserve">{PresidenteA}</w:t>
-            </w:r>
-            <w:r>
-              <w:rPr>
-                <w:rFonts w:ascii="Titillium Web" w:eastAsia="Arial" w:hAnsi="Titillium Web" w:cs="Arial"/>
-                <w:b/>
-                <w:bCs/>
-                <w:sz w:val="22"/>
-                <w:szCs w:val="22"/>
-                <w:lang w:eastAsia="es-EC"/>
-              </w:rPr>
-              <w:t xml:space="preserve"> de la Comisión</w:t>
+                <w:lang w:eastAsia="es-EC"/>
+              </w:rPr>
+              <w:t>{PresidenteA} de la Comisión</w:t>
             </w:r>
           </w:p>
         </w:tc>
@@ -1157,8 +1060,6 @@
             <w:sdtPr>
               <w:rPr>
                 <w:rFonts w:ascii="Titillium Web" w:eastAsia="Arial" w:hAnsi="Titillium Web" w:cs="Arial"/>
-                <w:sz w:val="22"/>
-                <w:szCs w:val="22"/>
                 <w:lang w:eastAsia="es-EC"/>
               </w:rPr>
               <w:id w:val="-157617532"/>
@@ -1171,22 +1072,19 @@
                 <w:listItem w:displayText="Virtual" w:value="Virtual"/>
               </w:comboBox>
             </w:sdtPr>
+            <w:sdtEndPr/>
             <w:sdtContent>
               <w:p>
                 <w:pPr>
                   <w:jc w:val="center"/>
                   <w:rPr>
                     <w:rFonts w:ascii="Titillium Web" w:eastAsia="Arial" w:hAnsi="Titillium Web" w:cs="Arial"/>
-                    <w:sz w:val="22"/>
-                    <w:szCs w:val="22"/>
                     <w:lang w:eastAsia="es-EC"/>
                   </w:rPr>
                 </w:pPr>
                 <w:r>
                   <w:rPr>
                     <w:rFonts w:ascii="Titillium Web" w:eastAsia="Arial" w:hAnsi="Titillium Web" w:cs="Arial"/>
-                    <w:sz w:val="22"/>
-                    <w:szCs w:val="22"/>
                     <w:lang w:eastAsia="es-EC"/>
                   </w:rPr>
                   <w:t>Presencial / Virtual</w:t>
@@ -1218,16 +1116,12 @@
             <w:pPr>
               <w:rPr>
                 <w:rFonts w:ascii="Titillium Web" w:eastAsia="Arial" w:hAnsi="Titillium Web" w:cs="Arial"/>
-                <w:sz w:val="22"/>
-                <w:szCs w:val="22"/>
                 <w:lang w:eastAsia="es-EC"/>
               </w:rPr>
             </w:pPr>
             <w:r>
               <w:rPr>
                 <w:rFonts w:ascii="Titillium Web" w:eastAsia="Arial" w:hAnsi="Titillium Web" w:cs="Arial"/>
-                <w:sz w:val="22"/>
-                <w:szCs w:val="22"/>
                 <w:lang w:eastAsia="es-EC"/>
               </w:rPr>
               <w:t>(Nombre y apellido)</w:t>
@@ -1255,16 +1149,12 @@
             <w:pPr>
               <w:rPr>
                 <w:rFonts w:ascii="Titillium Web" w:eastAsia="Arial" w:hAnsi="Titillium Web" w:cs="Arial"/>
-                <w:sz w:val="22"/>
-                <w:szCs w:val="22"/>
                 <w:lang w:eastAsia="es-EC"/>
               </w:rPr>
             </w:pPr>
             <w:r>
               <w:rPr>
                 <w:rFonts w:ascii="Titillium Web" w:eastAsia="Arial" w:hAnsi="Titillium Web" w:cs="Arial"/>
-                <w:sz w:val="22"/>
-                <w:szCs w:val="22"/>
                 <w:lang w:eastAsia="es-EC"/>
               </w:rPr>
               <w:t>Miembro técnico invitado (depende de la conformación)</w:t>
@@ -1292,8 +1182,6 @@
             <w:pPr>
               <w:rPr>
                 <w:rFonts w:ascii="Titillium Web" w:eastAsia="Arial" w:hAnsi="Titillium Web" w:cs="Arial"/>
-                <w:sz w:val="22"/>
-                <w:szCs w:val="22"/>
                 <w:lang w:eastAsia="es-EC"/>
               </w:rPr>
             </w:pPr>
@@ -1302,8 +1190,6 @@
                 <w:rFonts w:ascii="Titillium Web" w:eastAsia="Arial" w:hAnsi="Titillium Web" w:cs="Arial"/>
                 <w:b/>
                 <w:bCs/>
-                <w:sz w:val="22"/>
-                <w:szCs w:val="22"/>
                 <w:lang w:eastAsia="es-EC"/>
               </w:rPr>
               <w:t>Miembro</w:t>
@@ -1331,8 +1217,6 @@
             <w:sdtPr>
               <w:rPr>
                 <w:rFonts w:ascii="Titillium Web" w:eastAsia="Arial" w:hAnsi="Titillium Web" w:cs="Arial"/>
-                <w:sz w:val="22"/>
-                <w:szCs w:val="22"/>
                 <w:lang w:eastAsia="es-EC"/>
               </w:rPr>
               <w:id w:val="1550194153"/>
@@ -1345,22 +1229,19 @@
                 <w:listItem w:displayText="Virtual" w:value="Virtual"/>
               </w:comboBox>
             </w:sdtPr>
+            <w:sdtEndPr/>
             <w:sdtContent>
               <w:p>
                 <w:pPr>
                   <w:jc w:val="center"/>
                   <w:rPr>
                     <w:rFonts w:ascii="Titillium Web" w:eastAsia="Arial" w:hAnsi="Titillium Web" w:cs="Arial"/>
-                    <w:sz w:val="22"/>
-                    <w:szCs w:val="22"/>
                     <w:lang w:eastAsia="es-EC"/>
                   </w:rPr>
                 </w:pPr>
                 <w:r>
                   <w:rPr>
                     <w:rFonts w:ascii="Titillium Web" w:eastAsia="Arial" w:hAnsi="Titillium Web" w:cs="Arial"/>
-                    <w:sz w:val="22"/>
-                    <w:szCs w:val="22"/>
                     <w:lang w:eastAsia="es-EC"/>
                   </w:rPr>
                   <w:t>Presencial / Virtual</w:t>
@@ -1392,16 +1273,12 @@
             <w:pPr>
               <w:rPr>
                 <w:rFonts w:ascii="Titillium Web" w:eastAsia="Arial" w:hAnsi="Titillium Web" w:cs="Arial"/>
-                <w:sz w:val="22"/>
-                <w:szCs w:val="22"/>
                 <w:lang w:eastAsia="es-EC"/>
               </w:rPr>
             </w:pPr>
             <w:r>
               <w:rPr>
                 <w:rFonts w:ascii="Titillium Web" w:eastAsia="Arial" w:hAnsi="Titillium Web" w:cs="Arial"/>
-                <w:sz w:val="22"/>
-                <w:szCs w:val="22"/>
                 <w:lang w:eastAsia="es-EC"/>
               </w:rPr>
               <w:t>{ac}</w:t>
@@ -1429,19 +1306,15 @@
             <w:pPr>
               <w:rPr>
                 <w:rFonts w:ascii="Titillium Web" w:eastAsia="Arial" w:hAnsi="Titillium Web" w:cs="Arial"/>
-                <w:sz w:val="22"/>
-                <w:szCs w:val="22"/>
                 <w:lang w:eastAsia="es-EC"/>
               </w:rPr>
             </w:pPr>
             <w:r>
               <w:rPr>
                 <w:rFonts w:ascii="Titillium Web" w:eastAsia="Arial" w:hAnsi="Titillium Web" w:cs="Arial"/>
-                <w:sz w:val="22"/>
-                <w:szCs w:val="22"/>
-                <w:lang w:eastAsia="es-EC"/>
-              </w:rPr>
-              <w:t xml:space="preserve">{AdminContador}</w:t>
+                <w:lang w:eastAsia="es-EC"/>
+              </w:rPr>
+              <w:t>{AdminContador}</w:t>
             </w:r>
           </w:p>
         </w:tc>
@@ -1466,8 +1339,6 @@
             <w:pPr>
               <w:rPr>
                 <w:rFonts w:ascii="Titillium Web" w:eastAsia="Arial" w:hAnsi="Titillium Web" w:cs="Arial"/>
-                <w:sz w:val="22"/>
-                <w:szCs w:val="22"/>
                 <w:lang w:eastAsia="es-EC"/>
               </w:rPr>
             </w:pPr>
@@ -1476,11 +1347,9 @@
                 <w:rFonts w:ascii="Titillium Web" w:eastAsia="Arial" w:hAnsi="Titillium Web" w:cs="Arial"/>
                 <w:b/>
                 <w:bCs/>
-                <w:sz w:val="22"/>
-                <w:szCs w:val="22"/>
-                <w:lang w:eastAsia="es-EC"/>
-              </w:rPr>
-              <w:t xml:space="preserve">{SecretarioA}</w:t>
+                <w:lang w:eastAsia="es-EC"/>
+              </w:rPr>
+              <w:t>{SecretarioA}</w:t>
             </w:r>
           </w:p>
         </w:tc>
@@ -1505,8 +1374,6 @@
             <w:sdtPr>
               <w:rPr>
                 <w:rFonts w:ascii="Titillium Web" w:eastAsia="Arial" w:hAnsi="Titillium Web" w:cs="Arial"/>
-                <w:sz w:val="22"/>
-                <w:szCs w:val="22"/>
                 <w:lang w:eastAsia="es-EC"/>
               </w:rPr>
               <w:id w:val="1562449203"/>
@@ -1519,32 +1386,30 @@
                 <w:listItem w:displayText="Virtual" w:value="Virtual"/>
               </w:comboBox>
             </w:sdtPr>
+            <w:sdtEndPr/>
             <w:sdtContent>
               <w:p>
                 <w:pPr>
                   <w:jc w:val="center"/>
                   <w:rPr>
                     <w:rFonts w:ascii="Titillium Web" w:eastAsia="Arial" w:hAnsi="Titillium Web" w:cs="Arial"/>
-                    <w:sz w:val="22"/>
-                    <w:szCs w:val="22"/>
                     <w:lang w:eastAsia="es-EC"/>
                   </w:rPr>
                 </w:pPr>
                 <w:r>
                   <w:rPr>
                     <w:rFonts w:ascii="Titillium Web" w:eastAsia="Arial" w:hAnsi="Titillium Web" w:cs="Arial"/>
-                    <w:sz w:val="22"/>
-                    <w:szCs w:val="22"/>
                     <w:lang w:eastAsia="es-EC"/>
                   </w:rPr>
                   <w:t>Presencial / Virtual</w:t>
                 </w:r>
+                <w:commentRangeEnd w:id="0"/>
                 <w:r>
                   <w:rPr>
                     <w:rStyle w:val="Refdecomentario"/>
                     <w:rFonts w:ascii="Titillium Web" w:eastAsia="Arial" w:hAnsi="Titillium Web" w:cs="Arial"/>
-                    <w:sz w:val="22"/>
-                    <w:szCs w:val="22"/>
+                    <w:sz w:val="20"/>
+                    <w:szCs w:val="20"/>
                     <w:lang w:eastAsia="es-EC"/>
                   </w:rPr>
                   <w:commentReference w:id="0"/>
@@ -1554,8 +1419,8 @@
                   <w:rPr>
                     <w:rStyle w:val="Refdecomentario"/>
                     <w:rFonts w:ascii="Titillium Web" w:eastAsia="Arial" w:hAnsi="Titillium Web" w:cs="Arial"/>
-                    <w:sz w:val="22"/>
-                    <w:szCs w:val="22"/>
+                    <w:sz w:val="20"/>
+                    <w:szCs w:val="20"/>
                     <w:lang w:eastAsia="es-EC"/>
                   </w:rPr>
                   <w:commentReference w:id="1"/>
@@ -1571,18 +1436,6 @@
         <w:shd w:val="clear" w:color="auto" w:fill="FFFFFF"/>
         <w:rPr>
           <w:rFonts w:ascii="Titillium Web" w:hAnsi="Titillium Web"/>
-          <w:sz w:val="22"/>
-          <w:szCs w:val="22"/>
-        </w:rPr>
-      </w:pPr>
-    </w:p>
-    <w:p>
-      <w:pPr>
-        <w:shd w:val="clear" w:color="auto" w:fill="FFFFFF"/>
-        <w:rPr>
-          <w:rFonts w:ascii="Titillium Web" w:hAnsi="Titillium Web"/>
-          <w:sz w:val="22"/>
-          <w:szCs w:val="22"/>
         </w:rPr>
       </w:pPr>
     </w:p>
@@ -1595,17 +1448,12 @@
         <w:jc w:val="both"/>
         <w:rPr>
           <w:rFonts w:ascii="Titillium Web" w:hAnsi="Titillium Web"/>
-          <w:sz w:val="22"/>
-          <w:szCs w:val="22"/>
         </w:rPr>
       </w:pPr>
       <w:r>
         <w:rPr>
           <w:rFonts w:ascii="Titillium Web" w:hAnsi="Titillium Web"/>
-          <w:sz w:val="22"/>
-          <w:szCs w:val="22"/>
-        </w:rPr>
-        <w:lastRenderedPageBreak/>
+        </w:rPr>
         <w:t>Constatado el quórum reglamentario, la presidencia declara instalada la sesión y dispone a la Secretaría dar lectura al orden del día.</w:t>
       </w:r>
     </w:p>
@@ -1620,8 +1468,6 @@
           <w:rFonts w:ascii="Titillium Web" w:hAnsi="Titillium Web"/>
           <w:b/>
           <w:i/>
-          <w:sz w:val="22"/>
-          <w:szCs w:val="22"/>
         </w:rPr>
       </w:pPr>
     </w:p>
@@ -1636,8 +1482,6 @@
           <w:rFonts w:ascii="Titillium Web" w:hAnsi="Titillium Web"/>
           <w:b/>
           <w:iCs/>
-          <w:sz w:val="22"/>
-          <w:szCs w:val="22"/>
         </w:rPr>
       </w:pPr>
       <w:r>
@@ -1645,8 +1489,6 @@
           <w:rFonts w:ascii="Titillium Web" w:hAnsi="Titillium Web"/>
           <w:b/>
           <w:iCs/>
-          <w:sz w:val="22"/>
-          <w:szCs w:val="22"/>
         </w:rPr>
         <w:t xml:space="preserve">Lectura del Orden del día: </w:t>
       </w:r>
@@ -1662,8 +1504,6 @@
           <w:rFonts w:ascii="Titillium Web" w:hAnsi="Titillium Web"/>
           <w:b/>
           <w:iCs/>
-          <w:sz w:val="22"/>
-          <w:szCs w:val="22"/>
         </w:rPr>
       </w:pPr>
     </w:p>
@@ -1675,16 +1515,13 @@
         </w:numPr>
         <w:rPr>
           <w:rFonts w:ascii="Titillium Web" w:hAnsi="Titillium Web"/>
-          <w:sz w:val="22"/>
-          <w:szCs w:val="22"/>
         </w:rPr>
       </w:pPr>
       <w:r>
         <w:rPr>
           <w:rFonts w:ascii="Titillium Web" w:hAnsi="Titillium Web"/>
-          <w:sz w:val="22"/>
-          <w:szCs w:val="22"/>
-        </w:rPr>
+        </w:rPr>
+        <w:lastRenderedPageBreak/>
         <w:t>Breve introducción para conocimiento del proceso</w:t>
       </w:r>
     </w:p>
@@ -1696,15 +1533,11 @@
         </w:numPr>
         <w:rPr>
           <w:rFonts w:ascii="Titillium Web" w:hAnsi="Titillium Web"/>
-          <w:sz w:val="22"/>
-          <w:szCs w:val="22"/>
         </w:rPr>
       </w:pPr>
       <w:r>
         <w:rPr>
           <w:rFonts w:ascii="Titillium Web" w:hAnsi="Titillium Web"/>
-          <w:sz w:val="22"/>
-          <w:szCs w:val="22"/>
         </w:rPr>
         <w:t xml:space="preserve">Revisión y evaluación de ofertas técnicas </w:t>
       </w:r>
@@ -1717,15 +1550,11 @@
         </w:numPr>
         <w:rPr>
           <w:rFonts w:ascii="Titillium Web" w:hAnsi="Titillium Web"/>
-          <w:sz w:val="22"/>
-          <w:szCs w:val="22"/>
         </w:rPr>
       </w:pPr>
       <w:r>
         <w:rPr>
           <w:rFonts w:ascii="Titillium Web" w:hAnsi="Titillium Web"/>
-          <w:sz w:val="22"/>
-          <w:szCs w:val="22"/>
         </w:rPr>
         <w:t>Revisión y evaluación de ofertas económicas</w:t>
       </w:r>
@@ -1738,15 +1567,11 @@
         </w:numPr>
         <w:rPr>
           <w:rFonts w:ascii="Titillium Web" w:hAnsi="Titillium Web"/>
-          <w:sz w:val="22"/>
-          <w:szCs w:val="22"/>
         </w:rPr>
       </w:pPr>
       <w:r>
         <w:rPr>
           <w:rFonts w:ascii="Titillium Web" w:hAnsi="Titillium Web"/>
-          <w:sz w:val="22"/>
-          <w:szCs w:val="22"/>
         </w:rPr>
         <w:t xml:space="preserve">Selección y adjudicación del proceso </w:t>
       </w:r>
@@ -1763,15 +1588,11 @@
         <w:adjustRightInd w:val="0"/>
         <w:rPr>
           <w:rFonts w:ascii="Titillium Web" w:hAnsi="Titillium Web"/>
-          <w:sz w:val="22"/>
-          <w:szCs w:val="22"/>
         </w:rPr>
       </w:pPr>
       <w:r>
         <w:rPr>
           <w:rFonts w:ascii="Titillium Web" w:hAnsi="Titillium Web"/>
-          <w:sz w:val="22"/>
-          <w:szCs w:val="22"/>
         </w:rPr>
         <w:t>Varios</w:t>
       </w:r>
@@ -1786,8 +1607,6 @@
         <w:rPr>
           <w:rFonts w:ascii="Titillium Web" w:hAnsi="Titillium Web"/>
           <w:b/>
-          <w:sz w:val="22"/>
-          <w:szCs w:val="22"/>
         </w:rPr>
       </w:pPr>
     </w:p>
@@ -1801,16 +1620,12 @@
         <w:rPr>
           <w:rFonts w:ascii="Titillium Web" w:hAnsi="Titillium Web"/>
           <w:b/>
-          <w:sz w:val="22"/>
-          <w:szCs w:val="22"/>
         </w:rPr>
       </w:pPr>
       <w:r>
         <w:rPr>
           <w:rFonts w:ascii="Titillium Web" w:hAnsi="Titillium Web"/>
           <w:b/>
-          <w:sz w:val="22"/>
-          <w:szCs w:val="22"/>
         </w:rPr>
         <w:t>Desarrollo del Orden del Día</w:t>
       </w:r>
@@ -1826,8 +1641,6 @@
         <w:rPr>
           <w:rFonts w:ascii="Titillium Web" w:hAnsi="Titillium Web"/>
           <w:b/>
-          <w:sz w:val="22"/>
-          <w:szCs w:val="22"/>
         </w:rPr>
       </w:pPr>
     </w:p>
@@ -1837,16 +1650,12 @@
           <w:rFonts w:ascii="Titillium Web" w:hAnsi="Titillium Web"/>
           <w:b/>
           <w:bCs/>
-          <w:sz w:val="22"/>
-          <w:szCs w:val="22"/>
         </w:rPr>
       </w:pPr>
       <w:r>
         <w:rPr>
           <w:rFonts w:ascii="Titillium Web" w:hAnsi="Titillium Web"/>
           <w:b/>
-          <w:sz w:val="22"/>
-          <w:szCs w:val="22"/>
         </w:rPr>
         <w:t xml:space="preserve">PRIMERO.-  </w:t>
       </w:r>
@@ -1855,8 +1664,6 @@
           <w:rFonts w:ascii="Titillium Web" w:hAnsi="Titillium Web"/>
           <w:b/>
           <w:bCs/>
-          <w:sz w:val="22"/>
-          <w:szCs w:val="22"/>
         </w:rPr>
         <w:t>Breve introducción para conocimiento del proceso</w:t>
       </w:r>
@@ -1870,8 +1677,8 @@
         <w:rPr>
           <w:rFonts w:ascii="Titillium Web" w:hAnsi="Titillium Web"/>
           <w:b/>
-          <w:sz w:val="22"/>
-          <w:szCs w:val="22"/>
+          <w:sz w:val="20"/>
+          <w:szCs w:val="20"/>
         </w:rPr>
       </w:pPr>
     </w:p>
@@ -1880,24 +1687,18 @@
         <w:jc w:val="both"/>
         <w:rPr>
           <w:rFonts w:ascii="Titillium Web" w:hAnsi="Titillium Web"/>
-          <w:sz w:val="22"/>
-          <w:szCs w:val="22"/>
         </w:rPr>
       </w:pPr>
       <w:r>
         <w:rPr>
           <w:rFonts w:ascii="Titillium Web" w:hAnsi="Titillium Web"/>
           <w:bCs/>
-          <w:sz w:val="22"/>
-          <w:szCs w:val="22"/>
         </w:rPr>
         <w:t>Secretaría procede a relatar los antecedentes, informando lo siguiente</w:t>
       </w:r>
       <w:r>
         <w:rPr>
           <w:rFonts w:ascii="Titillium Web" w:hAnsi="Titillium Web"/>
-          <w:sz w:val="22"/>
-          <w:szCs w:val="22"/>
         </w:rPr>
         <w:t>:</w:t>
       </w:r>
@@ -1914,8 +1715,6 @@
         <w:jc w:val="both"/>
         <w:rPr>
           <w:rFonts w:ascii="Titillium Web" w:hAnsi="Titillium Web"/>
-          <w:sz w:val="22"/>
-          <w:szCs w:val="22"/>
         </w:rPr>
       </w:pPr>
     </w:p>
@@ -1931,47 +1730,23 @@
         <w:jc w:val="both"/>
         <w:rPr>
           <w:rFonts w:ascii="Titillium Web" w:hAnsi="Titillium Web"/>
-          <w:sz w:val="22"/>
-          <w:szCs w:val="22"/>
         </w:rPr>
       </w:pPr>
       <w:r>
         <w:rPr>
           <w:rFonts w:ascii="Titillium Web" w:hAnsi="Titillium Web"/>
-          <w:sz w:val="22"/>
-          <w:szCs w:val="22"/>
-        </w:rPr>
-        <w:t xml:space="preserve">Mediante (Memorando / Resolución) Nro. _______________, de fecha {fechaInicio}, </w:t>
+        </w:rPr>
+        <w:t>Mediante (Memorando / Resolución) Nro. _______________, de fecha {fechaInicio}, {elLaOrdenador} de gasto solicitó el inicio del proceso de comparación de precios para {objeto}. El presupuesto referencial corresponde a {presupuesto</w:t>
       </w:r>
       <w:r>
         <w:rPr>
           <w:rFonts w:ascii="Titillium Web" w:hAnsi="Titillium Web"/>
-          <w:sz w:val="22"/>
-          <w:szCs w:val="22"/>
-        </w:rPr>
-        <w:t xml:space="preserve">{elLaOrdenador}</w:t>
-      </w:r>
-      <w:r>
-        <w:rPr>
-          <w:rFonts w:ascii="Titillium Web" w:hAnsi="Titillium Web"/>
-          <w:sz w:val="22"/>
-          <w:szCs w:val="22"/>
-        </w:rPr>
-        <w:t xml:space="preserve"> de gasto solicitó el inicio del proceso de comparación de precios para {objeto}. El presupuesto referencial corresponde a {presupuesto</w:t>
-      </w:r>
-      <w:r>
-        <w:rPr>
-          <w:rFonts w:ascii="Titillium Web" w:hAnsi="Titillium Web"/>
-          <w:sz w:val="22"/>
-          <w:szCs w:val="22"/>
         </w:rPr>
         <w:t>Letras</w:t>
       </w:r>
       <w:r>
         <w:rPr>
           <w:rFonts w:ascii="Titillium Web" w:hAnsi="Titillium Web"/>
-          <w:sz w:val="22"/>
-          <w:szCs w:val="22"/>
         </w:rPr>
         <w:t>}, previsto en el PAG aprobado.</w:t>
       </w:r>
@@ -1988,8 +1763,6 @@
         <w:jc w:val="both"/>
         <w:rPr>
           <w:rFonts w:ascii="Titillium Web" w:hAnsi="Titillium Web"/>
-          <w:sz w:val="22"/>
-          <w:szCs w:val="22"/>
         </w:rPr>
       </w:pPr>
     </w:p>
@@ -1998,17 +1771,31 @@
         <w:jc w:val="both"/>
         <w:rPr>
           <w:rFonts w:ascii="Titillium Web" w:hAnsi="Titillium Web"/>
-          <w:sz w:val="22"/>
-          <w:szCs w:val="22"/>
         </w:rPr>
       </w:pPr>
       <w:r>
         <w:rPr>
           <w:rFonts w:ascii="Titillium Web" w:hAnsi="Titillium Web"/>
-          <w:sz w:val="22"/>
-          <w:szCs w:val="22"/>
-        </w:rPr>
-        <w:t>Luego del detalle de antecedentes se informa que se remiten las invitaciones a una lista de proveedores calificados por el FIAS a la cual se sumaron proveedores con los que había trabajado el FAP, obteniéndose tres cotizaciones de las cuales dos se recibieron dentro del tiempo y hora estipuladas que corresponde hasta {fechaLimite}.</w:t>
+        </w:rPr>
+        <w:t>Luego del detalle de antecedentes se informa que se remiten las invitaciones a una lista de proveedores calificados por el FIAS</w:t>
+      </w:r>
+      <w:r>
+        <w:rPr>
+          <w:rFonts w:ascii="Titillium Web" w:hAnsi="Titillium Web"/>
+        </w:rPr>
+        <w:t xml:space="preserve"> </w:t>
+      </w:r>
+      <w:r>
+        <w:rPr>
+          <w:rFonts w:ascii="Titillium Web" w:hAnsi="Titillium Web"/>
+        </w:rPr>
+        <w:t xml:space="preserve">, </w:t>
+      </w:r>
+      <w:r>
+        <w:rPr>
+          <w:rFonts w:ascii="Titillium Web" w:hAnsi="Titillium Web"/>
+        </w:rPr>
+        <w:t>obteniéndose las siguientes cotizaciones dentro del tiempo y hora estipuladas que corresponde hasta {fechaLimite}.</w:t>
       </w:r>
     </w:p>
     <w:p>
@@ -2016,8 +1803,6 @@
         <w:jc w:val="both"/>
         <w:rPr>
           <w:rFonts w:ascii="Titillium Web" w:hAnsi="Titillium Web"/>
-          <w:sz w:val="22"/>
-          <w:szCs w:val="22"/>
         </w:rPr>
       </w:pPr>
     </w:p>
@@ -2071,8 +1856,6 @@
               <w:jc w:val="center"/>
               <w:rPr>
                 <w:rFonts w:ascii="Titillium Web" w:eastAsia="Arial" w:hAnsi="Titillium Web" w:cs="Arial"/>
-                <w:sz w:val="22"/>
-                <w:szCs w:val="22"/>
                 <w:lang w:eastAsia="es-EC"/>
               </w:rPr>
             </w:pPr>
@@ -2083,8 +1866,6 @@
                 <w:b/>
                 <w:bCs/>
                 <w:color w:val="FFFFFF"/>
-                <w:sz w:val="22"/>
-                <w:szCs w:val="22"/>
                 <w:lang w:eastAsia="es-EC"/>
               </w:rPr>
               <w:t>Proponente</w:t>
@@ -2114,8 +1895,6 @@
               <w:jc w:val="center"/>
               <w:rPr>
                 <w:rFonts w:ascii="Titillium Web" w:eastAsia="Arial" w:hAnsi="Titillium Web" w:cs="Arial"/>
-                <w:sz w:val="22"/>
-                <w:szCs w:val="22"/>
                 <w:lang w:eastAsia="es-EC"/>
               </w:rPr>
             </w:pPr>
@@ -2125,8 +1904,6 @@
                 <w:b/>
                 <w:bCs/>
                 <w:color w:val="FFFFFF"/>
-                <w:sz w:val="22"/>
-                <w:szCs w:val="22"/>
                 <w:lang w:eastAsia="es-EC"/>
               </w:rPr>
               <w:t>Fecha de entrega</w:t>
@@ -2156,8 +1933,6 @@
               <w:jc w:val="center"/>
               <w:rPr>
                 <w:rFonts w:ascii="Titillium Web" w:eastAsia="Arial" w:hAnsi="Titillium Web" w:cs="Arial"/>
-                <w:sz w:val="22"/>
-                <w:szCs w:val="22"/>
                 <w:lang w:eastAsia="es-EC"/>
               </w:rPr>
             </w:pPr>
@@ -2167,8 +1942,6 @@
                 <w:b/>
                 <w:bCs/>
                 <w:color w:val="FFFFFF"/>
-                <w:sz w:val="22"/>
-                <w:szCs w:val="22"/>
                 <w:lang w:eastAsia="es-EC"/>
               </w:rPr>
               <w:t>Hora</w:t>
@@ -2198,8 +1971,6 @@
               <w:jc w:val="center"/>
               <w:rPr>
                 <w:rFonts w:ascii="Titillium Web" w:eastAsia="Arial" w:hAnsi="Titillium Web" w:cs="Arial"/>
-                <w:sz w:val="22"/>
-                <w:szCs w:val="22"/>
                 <w:lang w:eastAsia="es-EC"/>
               </w:rPr>
             </w:pPr>
@@ -2209,8 +1980,6 @@
                 <w:b/>
                 <w:bCs/>
                 <w:color w:val="FFFFFF"/>
-                <w:sz w:val="22"/>
-                <w:szCs w:val="22"/>
                 <w:lang w:eastAsia="es-EC"/>
               </w:rPr>
               <w:t>Estado</w:t>
@@ -2240,16 +2009,12 @@
             <w:pPr>
               <w:rPr>
                 <w:rFonts w:ascii="Titillium Web" w:eastAsia="Arial" w:hAnsi="Titillium Web" w:cs="Arial"/>
-                <w:sz w:val="22"/>
-                <w:szCs w:val="22"/>
                 <w:lang w:eastAsia="es-EC"/>
               </w:rPr>
             </w:pPr>
             <w:r>
               <w:rPr>
                 <w:rFonts w:ascii="Titillium Web" w:eastAsia="Arial" w:hAnsi="Titillium Web" w:cs="Arial"/>
-                <w:sz w:val="22"/>
-                <w:szCs w:val="22"/>
                 <w:lang w:eastAsia="es-EC"/>
               </w:rPr>
               <w:t>{#provs}</w:t>
@@ -2257,8 +2022,6 @@
             <w:r>
               <w:rPr>
                 <w:rFonts w:ascii="Titillium Web" w:eastAsia="Arial" w:hAnsi="Titillium Web" w:cs="Arial"/>
-                <w:sz w:val="22"/>
-                <w:szCs w:val="22"/>
                 <w:lang w:eastAsia="es-EC"/>
               </w:rPr>
               <w:t>{</w:t>
@@ -2266,8 +2029,6 @@
             <w:r>
               <w:rPr>
                 <w:rFonts w:ascii="Titillium Web" w:eastAsia="Arial" w:hAnsi="Titillium Web" w:cs="Arial"/>
-                <w:sz w:val="22"/>
-                <w:szCs w:val="22"/>
                 <w:lang w:eastAsia="es-EC"/>
               </w:rPr>
               <w:t>razon</w:t>
@@ -2275,8 +2036,6 @@
             <w:r>
               <w:rPr>
                 <w:rFonts w:ascii="Titillium Web" w:eastAsia="Arial" w:hAnsi="Titillium Web" w:cs="Arial"/>
-                <w:sz w:val="22"/>
-                <w:szCs w:val="22"/>
                 <w:lang w:eastAsia="es-EC"/>
               </w:rPr>
               <w:t>}</w:t>
@@ -2305,16 +2064,12 @@
               <w:jc w:val="center"/>
               <w:rPr>
                 <w:rFonts w:ascii="Titillium Web" w:eastAsia="Arial" w:hAnsi="Titillium Web" w:cs="Arial"/>
-                <w:sz w:val="22"/>
-                <w:szCs w:val="22"/>
                 <w:lang w:eastAsia="es-EC"/>
               </w:rPr>
             </w:pPr>
             <w:r>
               <w:rPr>
                 <w:rFonts w:ascii="Titillium Web" w:eastAsia="Arial" w:hAnsi="Titillium Web" w:cs="Arial"/>
-                <w:sz w:val="22"/>
-                <w:szCs w:val="22"/>
                 <w:lang w:eastAsia="es-EC"/>
               </w:rPr>
               <w:t>{fof}</w:t>
@@ -2343,16 +2098,12 @@
               <w:jc w:val="center"/>
               <w:rPr>
                 <w:rFonts w:ascii="Titillium Web" w:eastAsia="Arial" w:hAnsi="Titillium Web" w:cs="Arial"/>
-                <w:sz w:val="22"/>
-                <w:szCs w:val="22"/>
                 <w:lang w:eastAsia="es-EC"/>
               </w:rPr>
             </w:pPr>
             <w:r>
               <w:rPr>
                 <w:rFonts w:ascii="Titillium Web" w:eastAsia="Arial" w:hAnsi="Titillium Web" w:cs="Arial"/>
-                <w:sz w:val="22"/>
-                <w:szCs w:val="22"/>
                 <w:lang w:eastAsia="es-EC"/>
               </w:rPr>
               <w:t>__:__</w:t>
@@ -2379,16 +2130,12 @@
             <w:pPr>
               <w:rPr>
                 <w:rFonts w:ascii="Titillium Web" w:eastAsia="Arial" w:hAnsi="Titillium Web" w:cs="Arial"/>
-                <w:sz w:val="22"/>
-                <w:szCs w:val="22"/>
                 <w:lang w:eastAsia="es-EC"/>
               </w:rPr>
             </w:pPr>
             <w:r>
               <w:rPr>
                 <w:rFonts w:ascii="Titillium Web" w:eastAsia="Arial" w:hAnsi="Titillium Web" w:cs="Arial"/>
-                <w:sz w:val="22"/>
-                <w:szCs w:val="22"/>
                 <w:lang w:eastAsia="es-EC"/>
               </w:rPr>
               <w:t xml:space="preserve">A tiempo </w:t>
@@ -2397,8 +2144,6 @@
               <w:sdtPr>
                 <w:rPr>
                   <w:rFonts w:ascii="Titillium Web" w:eastAsia="Arial" w:hAnsi="Titillium Web" w:cs="Arial"/>
-                  <w:sz w:val="22"/>
-                  <w:szCs w:val="22"/>
                   <w:lang w:eastAsia="es-EC"/>
                 </w:rPr>
                 <w:id w:val="-37811544"/>
@@ -2409,12 +2154,11 @@
                   <w14:uncheckedState w14:val="2610" w14:font="MS Gothic"/>
                 </w14:checkbox>
               </w:sdtPr>
+              <w:sdtEndPr/>
               <w:sdtContent>
                 <w:r>
                   <w:rPr>
                     <w:rFonts w:ascii="Segoe UI Symbol" w:eastAsia="MS Gothic" w:hAnsi="Segoe UI Symbol" w:cs="Segoe UI Symbol"/>
-                    <w:sz w:val="22"/>
-                    <w:szCs w:val="22"/>
                     <w:lang w:eastAsia="es-EC"/>
                   </w:rPr>
                   <w:t>☐</w:t>
@@ -2426,16 +2170,12 @@
             <w:pPr>
               <w:rPr>
                 <w:rFonts w:ascii="Titillium Web" w:eastAsia="Arial" w:hAnsi="Titillium Web" w:cs="Arial"/>
-                <w:sz w:val="22"/>
-                <w:szCs w:val="22"/>
                 <w:lang w:eastAsia="es-EC"/>
               </w:rPr>
             </w:pPr>
             <w:r>
               <w:rPr>
                 <w:rFonts w:ascii="Titillium Web" w:eastAsia="Arial" w:hAnsi="Titillium Web" w:cs="Arial"/>
-                <w:sz w:val="22"/>
-                <w:szCs w:val="22"/>
                 <w:lang w:eastAsia="es-EC"/>
               </w:rPr>
               <w:t xml:space="preserve">Extemporánea </w:t>
@@ -2444,8 +2184,6 @@
               <w:sdtPr>
                 <w:rPr>
                   <w:rFonts w:ascii="Titillium Web" w:eastAsia="Arial" w:hAnsi="Titillium Web" w:cs="Arial"/>
-                  <w:sz w:val="22"/>
-                  <w:szCs w:val="22"/>
                   <w:lang w:eastAsia="es-EC"/>
                 </w:rPr>
                 <w:id w:val="-526173350"/>
@@ -2456,12 +2194,11 @@
                   <w14:uncheckedState w14:val="2610" w14:font="MS Gothic"/>
                 </w14:checkbox>
               </w:sdtPr>
+              <w:sdtEndPr/>
               <w:sdtContent>
                 <w:r>
                   <w:rPr>
                     <w:rFonts w:ascii="Segoe UI Symbol" w:eastAsia="MS Gothic" w:hAnsi="Segoe UI Symbol" w:cs="Segoe UI Symbol"/>
-                    <w:sz w:val="22"/>
-                    <w:szCs w:val="22"/>
                     <w:lang w:eastAsia="es-EC"/>
                   </w:rPr>
                   <w:t>☐</w:t>
@@ -2471,8 +2208,6 @@
             <w:r>
               <w:rPr>
                 <w:rFonts w:ascii="Titillium Web" w:eastAsia="Arial" w:hAnsi="Titillium Web" w:cs="Arial"/>
-                <w:sz w:val="22"/>
-                <w:szCs w:val="22"/>
                 <w:lang w:eastAsia="es-EC"/>
               </w:rPr>
               <w:t xml:space="preserve"> {/provs}</w:t>
@@ -2487,24 +2222,20 @@
         <w:jc w:val="both"/>
         <w:rPr>
           <w:rFonts w:ascii="Titillium Web" w:hAnsi="Titillium Web"/>
-          <w:sz w:val="22"/>
-          <w:szCs w:val="22"/>
         </w:rPr>
       </w:pPr>
       <w:r>
         <w:rPr>
           <w:rStyle w:val="Refdecomentario"/>
           <w:rFonts w:ascii="Titillium Web" w:hAnsi="Titillium Web"/>
-          <w:sz w:val="22"/>
-          <w:szCs w:val="22"/>
+          <w:sz w:val="20"/>
+          <w:szCs w:val="20"/>
         </w:rPr>
         <w:commentReference w:id="2"/>
       </w:r>
       <w:r>
         <w:rPr>
           <w:rFonts w:ascii="Titillium Web" w:hAnsi="Titillium Web"/>
-          <w:sz w:val="22"/>
-          <w:szCs w:val="22"/>
         </w:rPr>
         <w:br w:type="textWrapping" w:clear="all"/>
       </w:r>
@@ -2512,8 +2243,6 @@
         <w:rPr>
           <w:rFonts w:ascii="Titillium Web" w:hAnsi="Titillium Web"/>
           <w:b/>
-          <w:sz w:val="22"/>
-          <w:szCs w:val="22"/>
         </w:rPr>
         <w:t xml:space="preserve">SEGUNDO.- </w:t>
       </w:r>
@@ -2522,16 +2251,12 @@
           <w:rFonts w:ascii="Titillium Web" w:hAnsi="Titillium Web"/>
           <w:b/>
           <w:bCs/>
-          <w:sz w:val="22"/>
-          <w:szCs w:val="22"/>
         </w:rPr>
         <w:t>Revisión y Evaluación de oferta técnica</w:t>
       </w:r>
       <w:r>
         <w:rPr>
           <w:rFonts w:ascii="Titillium Web" w:hAnsi="Titillium Web"/>
-          <w:sz w:val="22"/>
-          <w:szCs w:val="22"/>
         </w:rPr>
         <w:t xml:space="preserve"> </w:t>
       </w:r>
@@ -2542,8 +2267,6 @@
         <w:rPr>
           <w:rFonts w:ascii="Titillium Web" w:hAnsi="Titillium Web"/>
           <w:b/>
-          <w:sz w:val="22"/>
-          <w:szCs w:val="22"/>
         </w:rPr>
       </w:pPr>
     </w:p>
@@ -2555,35 +2278,32 @@
         <w:jc w:val="both"/>
         <w:rPr>
           <w:rFonts w:ascii="Titillium Web" w:hAnsi="Titillium Web"/>
-          <w:sz w:val="22"/>
-          <w:szCs w:val="22"/>
+          <w:sz w:val="20"/>
+          <w:szCs w:val="20"/>
         </w:rPr>
       </w:pPr>
       <w:r>
         <w:rPr>
           <w:rFonts w:ascii="Titillium Web" w:hAnsi="Titillium Web"/>
-          <w:sz w:val="22"/>
-          <w:szCs w:val="22"/>
+          <w:sz w:val="20"/>
+          <w:szCs w:val="20"/>
           <w:lang w:val="es-EC"/>
         </w:rPr>
-        <w:t>Una vez tomado conocimiento de los antecedentes, Presidencia solicita continuar con la revisión y análisis de las cotizaciones y s</w:t>
+        <w:t>Una vez tomado conocimiento de los antecedentes, Presidencia solicitó continuar con la revisión y análisis de las cotizaciones y s</w:t>
       </w:r>
       <w:r>
         <w:rPr>
           <w:rFonts w:ascii="Titillium Web" w:hAnsi="Titillium Web"/>
-          <w:sz w:val="22"/>
-          <w:szCs w:val="22"/>
+          <w:sz w:val="20"/>
+          <w:szCs w:val="20"/>
         </w:rPr>
         <w:t xml:space="preserve">e da inicio a revisión de cumplimiento de obligaciones y evaluación de Especificaciones Técnicas Cumple y No Cumple y a Secretaría ir anotando en cada casillero lo indicado por los Miembros durante la verificación cuyo resultado refleja de la siguiente manera. </w:t>
       </w:r>
     </w:p>
     <w:p>
       <w:pPr>
-        <w:spacing w:after="80"/>
         <w:rPr>
           <w:rFonts w:ascii="Titillium Web" w:eastAsia="Arial" w:hAnsi="Titillium Web" w:cs="Arial"/>
-          <w:sz w:val="22"/>
-          <w:szCs w:val="22"/>
           <w:lang w:eastAsia="es-EC"/>
         </w:rPr>
       </w:pPr>
@@ -2638,8 +2358,6 @@
               <w:jc w:val="center"/>
               <w:rPr>
                 <w:rFonts w:ascii="Titillium Web" w:eastAsia="Arial" w:hAnsi="Titillium Web" w:cs="Arial"/>
-                <w:sz w:val="22"/>
-                <w:szCs w:val="22"/>
                 <w:lang w:eastAsia="es-EC"/>
               </w:rPr>
             </w:pPr>
@@ -2649,11 +2367,8 @@
                 <w:b/>
                 <w:bCs/>
                 <w:color w:val="FFFFFF"/>
-                <w:sz w:val="22"/>
-                <w:szCs w:val="22"/>
-                <w:lang w:eastAsia="es-EC"/>
-              </w:rPr>
-              <w:lastRenderedPageBreak/>
+                <w:lang w:eastAsia="es-EC"/>
+              </w:rPr>
               <w:t>Parámetro técnico</w:t>
             </w:r>
           </w:p>
@@ -2682,8 +2397,6 @@
               <w:jc w:val="center"/>
               <w:rPr>
                 <w:rFonts w:ascii="Titillium Web" w:eastAsia="Arial" w:hAnsi="Titillium Web" w:cs="Arial"/>
-                <w:sz w:val="22"/>
-                <w:szCs w:val="22"/>
                 <w:lang w:eastAsia="es-EC"/>
               </w:rPr>
             </w:pPr>
@@ -2693,8 +2406,6 @@
                 <w:b/>
                 <w:bCs/>
                 <w:color w:val="FFFFFF"/>
-                <w:sz w:val="22"/>
-                <w:szCs w:val="22"/>
                 <w:lang w:eastAsia="es-EC"/>
               </w:rPr>
               <w:t>Proponente 1</w:t>
@@ -2725,8 +2436,6 @@
               <w:jc w:val="center"/>
               <w:rPr>
                 <w:rFonts w:ascii="Titillium Web" w:eastAsia="Arial" w:hAnsi="Titillium Web" w:cs="Arial"/>
-                <w:sz w:val="22"/>
-                <w:szCs w:val="22"/>
                 <w:lang w:eastAsia="es-EC"/>
               </w:rPr>
             </w:pPr>
@@ -2736,8 +2445,6 @@
                 <w:b/>
                 <w:bCs/>
                 <w:color w:val="FFFFFF"/>
-                <w:sz w:val="22"/>
-                <w:szCs w:val="22"/>
                 <w:lang w:eastAsia="es-EC"/>
               </w:rPr>
               <w:t>Proponente 2</w:t>
@@ -2768,8 +2475,6 @@
               <w:jc w:val="center"/>
               <w:rPr>
                 <w:rFonts w:ascii="Titillium Web" w:eastAsia="Arial" w:hAnsi="Titillium Web" w:cs="Arial"/>
-                <w:sz w:val="22"/>
-                <w:szCs w:val="22"/>
                 <w:lang w:eastAsia="es-EC"/>
               </w:rPr>
             </w:pPr>
@@ -2779,8 +2484,6 @@
                 <w:b/>
                 <w:bCs/>
                 <w:color w:val="FFFFFF"/>
-                <w:sz w:val="22"/>
-                <w:szCs w:val="22"/>
                 <w:lang w:eastAsia="es-EC"/>
               </w:rPr>
               <w:t>Proponente 3</w:t>
@@ -2812,16 +2515,12 @@
               <w:jc w:val="both"/>
               <w:rPr>
                 <w:rFonts w:ascii="Titillium Web" w:eastAsia="Arial" w:hAnsi="Titillium Web" w:cs="Arial"/>
-                <w:sz w:val="22"/>
-                <w:szCs w:val="22"/>
                 <w:lang w:eastAsia="es-EC"/>
               </w:rPr>
             </w:pPr>
             <w:r>
               <w:rPr>
                 <w:rFonts w:ascii="Titillium Web" w:eastAsia="Arial" w:hAnsi="Titillium Web" w:cs="Arial"/>
-                <w:sz w:val="22"/>
-                <w:szCs w:val="22"/>
                 <w:lang w:eastAsia="es-EC"/>
               </w:rPr>
               <w:t>Vigencia del RUC y actividad económica registrada en el SRI</w:t>
@@ -2849,8 +2548,6 @@
             <w:sdtPr>
               <w:rPr>
                 <w:rFonts w:ascii="Titillium Web" w:eastAsia="Arial" w:hAnsi="Titillium Web" w:cs="Arial"/>
-                <w:sz w:val="22"/>
-                <w:szCs w:val="22"/>
                 <w:lang w:eastAsia="es-EC"/>
               </w:rPr>
               <w:id w:val="710769552"/>
@@ -2863,22 +2560,19 @@
                 <w:listItem w:displayText="No cumple" w:value="No cumple"/>
               </w:comboBox>
             </w:sdtPr>
+            <w:sdtEndPr/>
             <w:sdtContent>
               <w:p>
                 <w:pPr>
                   <w:jc w:val="center"/>
                   <w:rPr>
                     <w:rFonts w:ascii="Titillium Web" w:eastAsia="Arial" w:hAnsi="Titillium Web" w:cs="Arial"/>
-                    <w:sz w:val="22"/>
-                    <w:szCs w:val="22"/>
                     <w:lang w:eastAsia="es-EC"/>
                   </w:rPr>
                 </w:pPr>
                 <w:r>
                   <w:rPr>
                     <w:rFonts w:ascii="Titillium Web" w:eastAsia="Arial" w:hAnsi="Titillium Web" w:cs="Arial"/>
-                    <w:sz w:val="22"/>
-                    <w:szCs w:val="22"/>
                     <w:lang w:eastAsia="es-EC"/>
                   </w:rPr>
                   <w:t>Cumple / No cumple</w:t>
@@ -2908,8 +2602,6 @@
             <w:sdtPr>
               <w:rPr>
                 <w:rFonts w:ascii="Titillium Web" w:eastAsia="Arial" w:hAnsi="Titillium Web" w:cs="Arial"/>
-                <w:sz w:val="22"/>
-                <w:szCs w:val="22"/>
                 <w:lang w:eastAsia="es-EC"/>
               </w:rPr>
               <w:id w:val="1231887733"/>
@@ -2922,22 +2614,19 @@
                 <w:listItem w:displayText="No cumple" w:value="No cumple"/>
               </w:comboBox>
             </w:sdtPr>
+            <w:sdtEndPr/>
             <w:sdtContent>
               <w:p>
                 <w:pPr>
                   <w:jc w:val="center"/>
                   <w:rPr>
                     <w:rFonts w:ascii="Titillium Web" w:eastAsia="Arial" w:hAnsi="Titillium Web" w:cs="Arial"/>
-                    <w:sz w:val="22"/>
-                    <w:szCs w:val="22"/>
                     <w:lang w:eastAsia="es-EC"/>
                   </w:rPr>
                 </w:pPr>
                 <w:r>
                   <w:rPr>
                     <w:rFonts w:ascii="Titillium Web" w:eastAsia="Arial" w:hAnsi="Titillium Web" w:cs="Arial"/>
-                    <w:sz w:val="22"/>
-                    <w:szCs w:val="22"/>
                     <w:lang w:eastAsia="es-EC"/>
                   </w:rPr>
                   <w:t>Cumple / No cumple</w:t>
@@ -2967,8 +2656,6 @@
             <w:sdtPr>
               <w:rPr>
                 <w:rFonts w:ascii="Titillium Web" w:eastAsia="Arial" w:hAnsi="Titillium Web" w:cs="Arial"/>
-                <w:sz w:val="22"/>
-                <w:szCs w:val="22"/>
                 <w:lang w:eastAsia="es-EC"/>
               </w:rPr>
               <w:id w:val="-1534491643"/>
@@ -2981,22 +2668,19 @@
                 <w:listItem w:displayText="No cumple" w:value="No cumple"/>
               </w:comboBox>
             </w:sdtPr>
+            <w:sdtEndPr/>
             <w:sdtContent>
               <w:p>
                 <w:pPr>
                   <w:jc w:val="center"/>
                   <w:rPr>
                     <w:rFonts w:ascii="Titillium Web" w:eastAsia="Arial" w:hAnsi="Titillium Web" w:cs="Arial"/>
-                    <w:sz w:val="22"/>
-                    <w:szCs w:val="22"/>
                     <w:lang w:eastAsia="es-EC"/>
                   </w:rPr>
                 </w:pPr>
                 <w:r>
                   <w:rPr>
                     <w:rFonts w:ascii="Titillium Web" w:eastAsia="Arial" w:hAnsi="Titillium Web" w:cs="Arial"/>
-                    <w:sz w:val="22"/>
-                    <w:szCs w:val="22"/>
                     <w:lang w:eastAsia="es-EC"/>
                   </w:rPr>
                   <w:t>Cumple / No cumple</w:t>
@@ -3030,16 +2714,12 @@
               <w:jc w:val="both"/>
               <w:rPr>
                 <w:rFonts w:ascii="Titillium Web" w:eastAsia="Arial" w:hAnsi="Titillium Web" w:cs="Arial"/>
-                <w:sz w:val="22"/>
-                <w:szCs w:val="22"/>
                 <w:lang w:eastAsia="es-EC"/>
               </w:rPr>
             </w:pPr>
             <w:r>
               <w:rPr>
                 <w:rFonts w:ascii="Titillium Web" w:eastAsia="Arial" w:hAnsi="Titillium Web" w:cs="Arial"/>
-                <w:sz w:val="22"/>
-                <w:szCs w:val="22"/>
                 <w:lang w:eastAsia="es-EC"/>
               </w:rPr>
               <w:t>Cumplimiento de condiciones solicitadas</w:t>
@@ -3067,8 +2747,6 @@
             <w:sdtPr>
               <w:rPr>
                 <w:rFonts w:ascii="Titillium Web" w:eastAsia="Arial" w:hAnsi="Titillium Web" w:cs="Arial"/>
-                <w:sz w:val="22"/>
-                <w:szCs w:val="22"/>
                 <w:lang w:eastAsia="es-EC"/>
               </w:rPr>
               <w:id w:val="-374770583"/>
@@ -3081,22 +2759,19 @@
                 <w:listItem w:displayText="No cumple" w:value="No cumple"/>
               </w:comboBox>
             </w:sdtPr>
+            <w:sdtEndPr/>
             <w:sdtContent>
               <w:p>
                 <w:pPr>
                   <w:jc w:val="center"/>
                   <w:rPr>
                     <w:rFonts w:ascii="Titillium Web" w:eastAsia="Arial" w:hAnsi="Titillium Web" w:cs="Arial"/>
-                    <w:sz w:val="22"/>
-                    <w:szCs w:val="22"/>
                     <w:lang w:eastAsia="es-EC"/>
                   </w:rPr>
                 </w:pPr>
                 <w:r>
                   <w:rPr>
                     <w:rFonts w:ascii="Titillium Web" w:eastAsia="Arial" w:hAnsi="Titillium Web" w:cs="Arial"/>
-                    <w:sz w:val="22"/>
-                    <w:szCs w:val="22"/>
                     <w:lang w:eastAsia="es-EC"/>
                   </w:rPr>
                   <w:t>Cumple / No cumple</w:t>
@@ -3126,8 +2801,6 @@
             <w:sdtPr>
               <w:rPr>
                 <w:rFonts w:ascii="Titillium Web" w:eastAsia="Arial" w:hAnsi="Titillium Web" w:cs="Arial"/>
-                <w:sz w:val="22"/>
-                <w:szCs w:val="22"/>
                 <w:lang w:eastAsia="es-EC"/>
               </w:rPr>
               <w:id w:val="-2016302783"/>
@@ -3140,22 +2813,19 @@
                 <w:listItem w:displayText="No cumple" w:value="No cumple"/>
               </w:comboBox>
             </w:sdtPr>
+            <w:sdtEndPr/>
             <w:sdtContent>
               <w:p>
                 <w:pPr>
                   <w:jc w:val="center"/>
                   <w:rPr>
                     <w:rFonts w:ascii="Titillium Web" w:eastAsia="Arial" w:hAnsi="Titillium Web" w:cs="Arial"/>
-                    <w:sz w:val="22"/>
-                    <w:szCs w:val="22"/>
                     <w:lang w:eastAsia="es-EC"/>
                   </w:rPr>
                 </w:pPr>
                 <w:r>
                   <w:rPr>
                     <w:rFonts w:ascii="Titillium Web" w:eastAsia="Arial" w:hAnsi="Titillium Web" w:cs="Arial"/>
-                    <w:sz w:val="22"/>
-                    <w:szCs w:val="22"/>
                     <w:lang w:eastAsia="es-EC"/>
                   </w:rPr>
                   <w:t>Cumple / No cumple</w:t>
@@ -3185,8 +2855,6 @@
             <w:sdtPr>
               <w:rPr>
                 <w:rFonts w:ascii="Titillium Web" w:eastAsia="Arial" w:hAnsi="Titillium Web" w:cs="Arial"/>
-                <w:sz w:val="22"/>
-                <w:szCs w:val="22"/>
                 <w:lang w:eastAsia="es-EC"/>
               </w:rPr>
               <w:id w:val="719409342"/>
@@ -3199,22 +2867,19 @@
                 <w:listItem w:displayText="No cumple" w:value="No cumple"/>
               </w:comboBox>
             </w:sdtPr>
+            <w:sdtEndPr/>
             <w:sdtContent>
               <w:p>
                 <w:pPr>
                   <w:jc w:val="center"/>
                   <w:rPr>
                     <w:rFonts w:ascii="Titillium Web" w:eastAsia="Arial" w:hAnsi="Titillium Web" w:cs="Arial"/>
-                    <w:sz w:val="22"/>
-                    <w:szCs w:val="22"/>
                     <w:lang w:eastAsia="es-EC"/>
                   </w:rPr>
                 </w:pPr>
                 <w:r>
                   <w:rPr>
                     <w:rFonts w:ascii="Titillium Web" w:eastAsia="Arial" w:hAnsi="Titillium Web" w:cs="Arial"/>
-                    <w:sz w:val="22"/>
-                    <w:szCs w:val="22"/>
                     <w:lang w:eastAsia="es-EC"/>
                   </w:rPr>
                   <w:t>Cumple / No cumple</w:t>
@@ -3248,16 +2913,12 @@
               <w:jc w:val="both"/>
               <w:rPr>
                 <w:rFonts w:ascii="Titillium Web" w:eastAsia="Arial" w:hAnsi="Titillium Web" w:cs="Arial"/>
-                <w:sz w:val="22"/>
-                <w:szCs w:val="22"/>
                 <w:lang w:eastAsia="es-EC"/>
               </w:rPr>
             </w:pPr>
             <w:r>
               <w:rPr>
                 <w:rFonts w:ascii="Titillium Web" w:eastAsia="Arial" w:hAnsi="Titillium Web" w:cs="Arial"/>
-                <w:sz w:val="22"/>
-                <w:szCs w:val="22"/>
                 <w:lang w:eastAsia="es-EC"/>
               </w:rPr>
               <w:t>Plazo de entrega o ejecución</w:t>
@@ -3285,8 +2946,6 @@
             <w:sdtPr>
               <w:rPr>
                 <w:rFonts w:ascii="Titillium Web" w:eastAsia="Arial" w:hAnsi="Titillium Web" w:cs="Arial"/>
-                <w:sz w:val="22"/>
-                <w:szCs w:val="22"/>
                 <w:lang w:eastAsia="es-EC"/>
               </w:rPr>
               <w:id w:val="487918878"/>
@@ -3299,22 +2958,19 @@
                 <w:listItem w:displayText="No cumple" w:value="No cumple"/>
               </w:comboBox>
             </w:sdtPr>
+            <w:sdtEndPr/>
             <w:sdtContent>
               <w:p>
                 <w:pPr>
                   <w:jc w:val="center"/>
                   <w:rPr>
                     <w:rFonts w:ascii="Titillium Web" w:eastAsia="Arial" w:hAnsi="Titillium Web" w:cs="Arial"/>
-                    <w:sz w:val="22"/>
-                    <w:szCs w:val="22"/>
                     <w:lang w:eastAsia="es-EC"/>
                   </w:rPr>
                 </w:pPr>
                 <w:r>
                   <w:rPr>
                     <w:rFonts w:ascii="Titillium Web" w:eastAsia="Arial" w:hAnsi="Titillium Web" w:cs="Arial"/>
-                    <w:sz w:val="22"/>
-                    <w:szCs w:val="22"/>
                     <w:lang w:eastAsia="es-EC"/>
                   </w:rPr>
                   <w:t>Cumple / No cumple</w:t>
@@ -3344,8 +3000,6 @@
             <w:sdtPr>
               <w:rPr>
                 <w:rFonts w:ascii="Titillium Web" w:eastAsia="Arial" w:hAnsi="Titillium Web" w:cs="Arial"/>
-                <w:sz w:val="22"/>
-                <w:szCs w:val="22"/>
                 <w:lang w:eastAsia="es-EC"/>
               </w:rPr>
               <w:id w:val="-196775107"/>
@@ -3358,22 +3012,19 @@
                 <w:listItem w:displayText="No cumple" w:value="No cumple"/>
               </w:comboBox>
             </w:sdtPr>
+            <w:sdtEndPr/>
             <w:sdtContent>
               <w:p>
                 <w:pPr>
                   <w:jc w:val="center"/>
                   <w:rPr>
                     <w:rFonts w:ascii="Titillium Web" w:eastAsia="Arial" w:hAnsi="Titillium Web" w:cs="Arial"/>
-                    <w:sz w:val="22"/>
-                    <w:szCs w:val="22"/>
                     <w:lang w:eastAsia="es-EC"/>
                   </w:rPr>
                 </w:pPr>
                 <w:r>
                   <w:rPr>
                     <w:rFonts w:ascii="Titillium Web" w:eastAsia="Arial" w:hAnsi="Titillium Web" w:cs="Arial"/>
-                    <w:sz w:val="22"/>
-                    <w:szCs w:val="22"/>
                     <w:lang w:eastAsia="es-EC"/>
                   </w:rPr>
                   <w:t>Cumple / No cumple</w:t>
@@ -3403,8 +3054,6 @@
             <w:sdtPr>
               <w:rPr>
                 <w:rFonts w:ascii="Titillium Web" w:eastAsia="Arial" w:hAnsi="Titillium Web" w:cs="Arial"/>
-                <w:sz w:val="22"/>
-                <w:szCs w:val="22"/>
                 <w:lang w:eastAsia="es-EC"/>
               </w:rPr>
               <w:id w:val="-1102955012"/>
@@ -3417,22 +3066,19 @@
                 <w:listItem w:displayText="No cumple" w:value="No cumple"/>
               </w:comboBox>
             </w:sdtPr>
+            <w:sdtEndPr/>
             <w:sdtContent>
               <w:p>
                 <w:pPr>
                   <w:jc w:val="center"/>
                   <w:rPr>
                     <w:rFonts w:ascii="Titillium Web" w:eastAsia="Arial" w:hAnsi="Titillium Web" w:cs="Arial"/>
-                    <w:sz w:val="22"/>
-                    <w:szCs w:val="22"/>
                     <w:lang w:eastAsia="es-EC"/>
                   </w:rPr>
                 </w:pPr>
                 <w:r>
                   <w:rPr>
                     <w:rFonts w:ascii="Titillium Web" w:eastAsia="Arial" w:hAnsi="Titillium Web" w:cs="Arial"/>
-                    <w:sz w:val="22"/>
-                    <w:szCs w:val="22"/>
                     <w:lang w:eastAsia="es-EC"/>
                   </w:rPr>
                   <w:t>Cumple / No cumple</w:t>
@@ -3466,16 +3112,12 @@
               <w:jc w:val="both"/>
               <w:rPr>
                 <w:rFonts w:ascii="Titillium Web" w:eastAsia="Arial" w:hAnsi="Titillium Web" w:cs="Arial"/>
-                <w:sz w:val="22"/>
-                <w:szCs w:val="22"/>
                 <w:lang w:eastAsia="es-EC"/>
               </w:rPr>
             </w:pPr>
             <w:r>
               <w:rPr>
                 <w:rFonts w:ascii="Titillium Web" w:eastAsia="Arial" w:hAnsi="Titillium Web" w:cs="Arial"/>
-                <w:sz w:val="22"/>
-                <w:szCs w:val="22"/>
                 <w:lang w:eastAsia="es-EC"/>
               </w:rPr>
               <w:t>Garantías ofrecidas</w:t>
@@ -3503,8 +3145,6 @@
             <w:sdtPr>
               <w:rPr>
                 <w:rFonts w:ascii="Titillium Web" w:eastAsia="Arial" w:hAnsi="Titillium Web" w:cs="Arial"/>
-                <w:sz w:val="22"/>
-                <w:szCs w:val="22"/>
                 <w:lang w:eastAsia="es-EC"/>
               </w:rPr>
               <w:id w:val="-511372956"/>
@@ -3517,22 +3157,19 @@
                 <w:listItem w:displayText="No cumple" w:value="No cumple"/>
               </w:comboBox>
             </w:sdtPr>
+            <w:sdtEndPr/>
             <w:sdtContent>
               <w:p>
                 <w:pPr>
                   <w:jc w:val="center"/>
                   <w:rPr>
                     <w:rFonts w:ascii="Titillium Web" w:eastAsia="Arial" w:hAnsi="Titillium Web" w:cs="Arial"/>
-                    <w:sz w:val="22"/>
-                    <w:szCs w:val="22"/>
                     <w:lang w:eastAsia="es-EC"/>
                   </w:rPr>
                 </w:pPr>
                 <w:r>
                   <w:rPr>
                     <w:rFonts w:ascii="Titillium Web" w:eastAsia="Arial" w:hAnsi="Titillium Web" w:cs="Arial"/>
-                    <w:sz w:val="22"/>
-                    <w:szCs w:val="22"/>
                     <w:lang w:eastAsia="es-EC"/>
                   </w:rPr>
                   <w:t>Cumple / No cumple</w:t>
@@ -3562,8 +3199,6 @@
             <w:sdtPr>
               <w:rPr>
                 <w:rFonts w:ascii="Titillium Web" w:eastAsia="Arial" w:hAnsi="Titillium Web" w:cs="Arial"/>
-                <w:sz w:val="22"/>
-                <w:szCs w:val="22"/>
                 <w:lang w:eastAsia="es-EC"/>
               </w:rPr>
               <w:id w:val="-391422338"/>
@@ -3576,22 +3211,19 @@
                 <w:listItem w:displayText="No cumple" w:value="No cumple"/>
               </w:comboBox>
             </w:sdtPr>
+            <w:sdtEndPr/>
             <w:sdtContent>
               <w:p>
                 <w:pPr>
                   <w:jc w:val="center"/>
                   <w:rPr>
                     <w:rFonts w:ascii="Titillium Web" w:eastAsia="Arial" w:hAnsi="Titillium Web" w:cs="Arial"/>
-                    <w:sz w:val="22"/>
-                    <w:szCs w:val="22"/>
                     <w:lang w:eastAsia="es-EC"/>
                   </w:rPr>
                 </w:pPr>
                 <w:r>
                   <w:rPr>
                     <w:rFonts w:ascii="Titillium Web" w:eastAsia="Arial" w:hAnsi="Titillium Web" w:cs="Arial"/>
-                    <w:sz w:val="22"/>
-                    <w:szCs w:val="22"/>
                     <w:lang w:eastAsia="es-EC"/>
                   </w:rPr>
                   <w:t>Cumple / No cumple</w:t>
@@ -3621,8 +3253,6 @@
             <w:sdtPr>
               <w:rPr>
                 <w:rFonts w:ascii="Titillium Web" w:eastAsia="Arial" w:hAnsi="Titillium Web" w:cs="Arial"/>
-                <w:sz w:val="22"/>
-                <w:szCs w:val="22"/>
                 <w:lang w:eastAsia="es-EC"/>
               </w:rPr>
               <w:id w:val="193119485"/>
@@ -3635,22 +3265,19 @@
                 <w:listItem w:displayText="No cumple" w:value="No cumple"/>
               </w:comboBox>
             </w:sdtPr>
+            <w:sdtEndPr/>
             <w:sdtContent>
               <w:p>
                 <w:pPr>
                   <w:jc w:val="center"/>
                   <w:rPr>
                     <w:rFonts w:ascii="Titillium Web" w:eastAsia="Arial" w:hAnsi="Titillium Web" w:cs="Arial"/>
-                    <w:sz w:val="22"/>
-                    <w:szCs w:val="22"/>
                     <w:lang w:eastAsia="es-EC"/>
                   </w:rPr>
                 </w:pPr>
                 <w:r>
                   <w:rPr>
                     <w:rFonts w:ascii="Titillium Web" w:eastAsia="Arial" w:hAnsi="Titillium Web" w:cs="Arial"/>
-                    <w:sz w:val="22"/>
-                    <w:szCs w:val="22"/>
                     <w:lang w:eastAsia="es-EC"/>
                   </w:rPr>
                   <w:t>Cumple / No cumple</w:t>
@@ -3684,18 +3311,15 @@
               <w:jc w:val="both"/>
               <w:rPr>
                 <w:rFonts w:ascii="Titillium Web" w:eastAsia="Arial" w:hAnsi="Titillium Web" w:cs="Arial"/>
-                <w:sz w:val="22"/>
-                <w:szCs w:val="22"/>
                 <w:lang w:eastAsia="es-EC"/>
               </w:rPr>
             </w:pPr>
             <w:r>
               <w:rPr>
                 <w:rFonts w:ascii="Titillium Web" w:eastAsia="Arial" w:hAnsi="Titillium Web" w:cs="Arial"/>
-                <w:sz w:val="22"/>
-                <w:szCs w:val="22"/>
-                <w:lang w:eastAsia="es-EC"/>
-              </w:rPr>
+                <w:lang w:eastAsia="es-EC"/>
+              </w:rPr>
+              <w:lastRenderedPageBreak/>
               <w:t>Experiencia demostrable (cuando aplique)</w:t>
             </w:r>
           </w:p>
@@ -3721,8 +3345,6 @@
             <w:sdtPr>
               <w:rPr>
                 <w:rFonts w:ascii="Titillium Web" w:eastAsia="Arial" w:hAnsi="Titillium Web" w:cs="Arial"/>
-                <w:sz w:val="22"/>
-                <w:szCs w:val="22"/>
                 <w:lang w:eastAsia="es-EC"/>
               </w:rPr>
               <w:id w:val="138996353"/>
@@ -3735,22 +3357,19 @@
                 <w:listItem w:displayText="No cumple" w:value="No cumple"/>
               </w:comboBox>
             </w:sdtPr>
+            <w:sdtEndPr/>
             <w:sdtContent>
               <w:p>
                 <w:pPr>
                   <w:jc w:val="center"/>
                   <w:rPr>
                     <w:rFonts w:ascii="Titillium Web" w:eastAsia="Arial" w:hAnsi="Titillium Web" w:cs="Arial"/>
-                    <w:sz w:val="22"/>
-                    <w:szCs w:val="22"/>
                     <w:lang w:eastAsia="es-EC"/>
                   </w:rPr>
                 </w:pPr>
                 <w:r>
                   <w:rPr>
                     <w:rFonts w:ascii="Titillium Web" w:eastAsia="Arial" w:hAnsi="Titillium Web" w:cs="Arial"/>
-                    <w:sz w:val="22"/>
-                    <w:szCs w:val="22"/>
                     <w:lang w:eastAsia="es-EC"/>
                   </w:rPr>
                   <w:t>Cumple / No cumple</w:t>
@@ -3780,8 +3399,6 @@
             <w:sdtPr>
               <w:rPr>
                 <w:rFonts w:ascii="Titillium Web" w:eastAsia="Arial" w:hAnsi="Titillium Web" w:cs="Arial"/>
-                <w:sz w:val="22"/>
-                <w:szCs w:val="22"/>
                 <w:lang w:eastAsia="es-EC"/>
               </w:rPr>
               <w:id w:val="-2104254744"/>
@@ -3794,22 +3411,19 @@
                 <w:listItem w:displayText="No cumple" w:value="No cumple"/>
               </w:comboBox>
             </w:sdtPr>
+            <w:sdtEndPr/>
             <w:sdtContent>
               <w:p>
                 <w:pPr>
                   <w:jc w:val="center"/>
                   <w:rPr>
                     <w:rFonts w:ascii="Titillium Web" w:eastAsia="Arial" w:hAnsi="Titillium Web" w:cs="Arial"/>
-                    <w:sz w:val="22"/>
-                    <w:szCs w:val="22"/>
                     <w:lang w:eastAsia="es-EC"/>
                   </w:rPr>
                 </w:pPr>
                 <w:r>
                   <w:rPr>
                     <w:rFonts w:ascii="Titillium Web" w:eastAsia="Arial" w:hAnsi="Titillium Web" w:cs="Arial"/>
-                    <w:sz w:val="22"/>
-                    <w:szCs w:val="22"/>
                     <w:lang w:eastAsia="es-EC"/>
                   </w:rPr>
                   <w:t>Cumple / No cumple</w:t>
@@ -3839,8 +3453,6 @@
             <w:sdtPr>
               <w:rPr>
                 <w:rFonts w:ascii="Titillium Web" w:eastAsia="Arial" w:hAnsi="Titillium Web" w:cs="Arial"/>
-                <w:sz w:val="22"/>
-                <w:szCs w:val="22"/>
                 <w:lang w:eastAsia="es-EC"/>
               </w:rPr>
               <w:id w:val="-530417089"/>
@@ -3853,22 +3465,19 @@
                 <w:listItem w:displayText="No cumple" w:value="No cumple"/>
               </w:comboBox>
             </w:sdtPr>
+            <w:sdtEndPr/>
             <w:sdtContent>
               <w:p>
                 <w:pPr>
                   <w:jc w:val="center"/>
                   <w:rPr>
                     <w:rFonts w:ascii="Titillium Web" w:eastAsia="Arial" w:hAnsi="Titillium Web" w:cs="Arial"/>
-                    <w:sz w:val="22"/>
-                    <w:szCs w:val="22"/>
                     <w:lang w:eastAsia="es-EC"/>
                   </w:rPr>
                 </w:pPr>
                 <w:r>
                   <w:rPr>
                     <w:rFonts w:ascii="Titillium Web" w:eastAsia="Arial" w:hAnsi="Titillium Web" w:cs="Arial"/>
-                    <w:sz w:val="22"/>
-                    <w:szCs w:val="22"/>
                     <w:lang w:eastAsia="es-EC"/>
                   </w:rPr>
                   <w:t>Cumple / No cumple</w:t>
@@ -3902,8 +3511,6 @@
               <w:jc w:val="both"/>
               <w:rPr>
                 <w:rFonts w:ascii="Titillium Web" w:eastAsia="Arial" w:hAnsi="Titillium Web" w:cs="Arial"/>
-                <w:sz w:val="22"/>
-                <w:szCs w:val="22"/>
                 <w:lang w:eastAsia="es-EC"/>
               </w:rPr>
             </w:pPr>
@@ -3911,8 +3518,6 @@
             <w:r>
               <w:rPr>
                 <w:rFonts w:ascii="Titillium Web" w:eastAsia="Arial" w:hAnsi="Titillium Web" w:cs="Arial"/>
-                <w:sz w:val="22"/>
-                <w:szCs w:val="22"/>
                 <w:lang w:eastAsia="es-EC"/>
               </w:rPr>
               <w:t>(Otros parámetros previstos en la solicitud de cotización)</w:t>
@@ -3922,8 +3527,8 @@
               <w:rPr>
                 <w:rStyle w:val="Refdecomentario"/>
                 <w:rFonts w:ascii="Titillium Web" w:eastAsia="Arial" w:hAnsi="Titillium Web" w:cs="Arial"/>
-                <w:sz w:val="22"/>
-                <w:szCs w:val="22"/>
+                <w:sz w:val="20"/>
+                <w:szCs w:val="20"/>
                 <w:lang w:eastAsia="es-EC"/>
               </w:rPr>
               <w:commentReference w:id="3"/>
@@ -3951,8 +3556,6 @@
             <w:sdtPr>
               <w:rPr>
                 <w:rFonts w:ascii="Titillium Web" w:eastAsia="Arial" w:hAnsi="Titillium Web" w:cs="Arial"/>
-                <w:sz w:val="22"/>
-                <w:szCs w:val="22"/>
                 <w:lang w:eastAsia="es-EC"/>
               </w:rPr>
               <w:id w:val="-461492861"/>
@@ -3965,22 +3568,19 @@
                 <w:listItem w:displayText="No cumple" w:value="No cumple"/>
               </w:comboBox>
             </w:sdtPr>
+            <w:sdtEndPr/>
             <w:sdtContent>
               <w:p>
                 <w:pPr>
                   <w:jc w:val="center"/>
                   <w:rPr>
                     <w:rFonts w:ascii="Titillium Web" w:eastAsia="Arial" w:hAnsi="Titillium Web" w:cs="Arial"/>
-                    <w:sz w:val="22"/>
-                    <w:szCs w:val="22"/>
                     <w:lang w:eastAsia="es-EC"/>
                   </w:rPr>
                 </w:pPr>
                 <w:r>
                   <w:rPr>
                     <w:rFonts w:ascii="Titillium Web" w:eastAsia="Arial" w:hAnsi="Titillium Web" w:cs="Arial"/>
-                    <w:sz w:val="22"/>
-                    <w:szCs w:val="22"/>
                     <w:lang w:eastAsia="es-EC"/>
                   </w:rPr>
                   <w:t>Cumple / No cumple</w:t>
@@ -4010,8 +3610,6 @@
             <w:sdtPr>
               <w:rPr>
                 <w:rFonts w:ascii="Titillium Web" w:eastAsia="Arial" w:hAnsi="Titillium Web" w:cs="Arial"/>
-                <w:sz w:val="22"/>
-                <w:szCs w:val="22"/>
                 <w:lang w:eastAsia="es-EC"/>
               </w:rPr>
               <w:id w:val="-941530494"/>
@@ -4024,22 +3622,19 @@
                 <w:listItem w:displayText="No cumple" w:value="No cumple"/>
               </w:comboBox>
             </w:sdtPr>
+            <w:sdtEndPr/>
             <w:sdtContent>
               <w:p>
                 <w:pPr>
                   <w:jc w:val="center"/>
                   <w:rPr>
                     <w:rFonts w:ascii="Titillium Web" w:eastAsia="Arial" w:hAnsi="Titillium Web" w:cs="Arial"/>
-                    <w:sz w:val="22"/>
-                    <w:szCs w:val="22"/>
                     <w:lang w:eastAsia="es-EC"/>
                   </w:rPr>
                 </w:pPr>
                 <w:r>
                   <w:rPr>
                     <w:rFonts w:ascii="Titillium Web" w:eastAsia="Arial" w:hAnsi="Titillium Web" w:cs="Arial"/>
-                    <w:sz w:val="22"/>
-                    <w:szCs w:val="22"/>
                     <w:lang w:eastAsia="es-EC"/>
                   </w:rPr>
                   <w:t>Cumple / No cumple</w:t>
@@ -4069,8 +3664,6 @@
             <w:sdtPr>
               <w:rPr>
                 <w:rFonts w:ascii="Titillium Web" w:eastAsia="Arial" w:hAnsi="Titillium Web" w:cs="Arial"/>
-                <w:sz w:val="22"/>
-                <w:szCs w:val="22"/>
                 <w:lang w:eastAsia="es-EC"/>
               </w:rPr>
               <w:id w:val="-1351952534"/>
@@ -4083,22 +3676,19 @@
                 <w:listItem w:displayText="No cumple" w:value="No cumple"/>
               </w:comboBox>
             </w:sdtPr>
+            <w:sdtEndPr/>
             <w:sdtContent>
               <w:p>
                 <w:pPr>
                   <w:jc w:val="center"/>
                   <w:rPr>
                     <w:rFonts w:ascii="Titillium Web" w:eastAsia="Arial" w:hAnsi="Titillium Web" w:cs="Arial"/>
-                    <w:sz w:val="22"/>
-                    <w:szCs w:val="22"/>
                     <w:lang w:eastAsia="es-EC"/>
                   </w:rPr>
                 </w:pPr>
                 <w:r>
                   <w:rPr>
                     <w:rFonts w:ascii="Titillium Web" w:eastAsia="Arial" w:hAnsi="Titillium Web" w:cs="Arial"/>
-                    <w:sz w:val="22"/>
-                    <w:szCs w:val="22"/>
                     <w:lang w:eastAsia="es-EC"/>
                   </w:rPr>
                   <w:t>Cumple / No cumple</w:t>
@@ -4114,8 +3704,6 @@
         <w:jc w:val="both"/>
         <w:rPr>
           <w:rFonts w:ascii="Titillium Web" w:hAnsi="Titillium Web"/>
-          <w:sz w:val="22"/>
-          <w:szCs w:val="22"/>
         </w:rPr>
       </w:pPr>
     </w:p>
@@ -4124,15 +3712,13 @@
         <w:jc w:val="both"/>
         <w:rPr>
           <w:rFonts w:ascii="Titillium Web" w:hAnsi="Titillium Web"/>
-          <w:sz w:val="22"/>
-          <w:szCs w:val="22"/>
+          <w:highlight w:val="yellow"/>
         </w:rPr>
       </w:pPr>
       <w:r>
         <w:rPr>
           <w:rFonts w:ascii="Titillium Web" w:hAnsi="Titillium Web"/>
-          <w:sz w:val="22"/>
-          <w:szCs w:val="22"/>
+          <w:highlight w:val="yellow"/>
         </w:rPr>
         <w:t>Cuando aplique se podrá proceder con la convalidación de errores de forma y rechazo de ofertas</w:t>
       </w:r>
@@ -4142,8 +3728,7 @@
         <w:jc w:val="both"/>
         <w:rPr>
           <w:rFonts w:ascii="Titillium Web" w:hAnsi="Titillium Web"/>
-          <w:sz w:val="22"/>
-          <w:szCs w:val="22"/>
+          <w:highlight w:val="yellow"/>
         </w:rPr>
       </w:pPr>
     </w:p>
@@ -4156,15 +3741,13 @@
         <w:jc w:val="both"/>
         <w:rPr>
           <w:rFonts w:ascii="Titillium Web" w:hAnsi="Titillium Web"/>
-          <w:sz w:val="22"/>
-          <w:szCs w:val="22"/>
+          <w:highlight w:val="yellow"/>
         </w:rPr>
       </w:pPr>
       <w:r>
         <w:rPr>
           <w:rFonts w:ascii="Titillium Web" w:hAnsi="Titillium Web"/>
-          <w:sz w:val="22"/>
-          <w:szCs w:val="22"/>
+          <w:highlight w:val="yellow"/>
         </w:rPr>
         <w:t>Convalidaciones solicitadas (detallar oferente, error de forma identificado, fecha de notificación y plazo de convalidación).</w:t>
       </w:r>
@@ -4178,15 +3761,13 @@
         <w:jc w:val="both"/>
         <w:rPr>
           <w:rFonts w:ascii="Titillium Web" w:hAnsi="Titillium Web"/>
-          <w:sz w:val="22"/>
-          <w:szCs w:val="22"/>
+          <w:highlight w:val="yellow"/>
         </w:rPr>
       </w:pPr>
       <w:r>
         <w:rPr>
           <w:rFonts w:ascii="Titillium Web" w:hAnsi="Titillium Web"/>
-          <w:sz w:val="22"/>
-          <w:szCs w:val="22"/>
+          <w:highlight w:val="yellow"/>
         </w:rPr>
         <w:t>Ofertas rechazadas (detallar oferente y causal invocada).</w:t>
       </w:r>
@@ -4200,15 +3781,13 @@
         <w:jc w:val="both"/>
         <w:rPr>
           <w:rFonts w:ascii="Titillium Web" w:hAnsi="Titillium Web"/>
-          <w:sz w:val="22"/>
-          <w:szCs w:val="22"/>
+          <w:highlight w:val="yellow"/>
         </w:rPr>
       </w:pPr>
       <w:r>
         <w:rPr>
           <w:rFonts w:ascii="Titillium Web" w:hAnsi="Titillium Web"/>
-          <w:sz w:val="22"/>
-          <w:szCs w:val="22"/>
+          <w:highlight w:val="yellow"/>
         </w:rPr>
         <w:t>Ofertas no consideradas para la evaluación económica por no cumplir con las condiciones solicitadas (detallar).</w:t>
       </w:r>
@@ -4218,8 +3797,6 @@
         <w:jc w:val="both"/>
         <w:rPr>
           <w:rFonts w:ascii="Titillium Web" w:hAnsi="Titillium Web"/>
-          <w:sz w:val="22"/>
-          <w:szCs w:val="22"/>
         </w:rPr>
       </w:pPr>
     </w:p>
@@ -4228,8 +3805,6 @@
         <w:jc w:val="both"/>
         <w:rPr>
           <w:rFonts w:ascii="Titillium Web" w:hAnsi="Titillium Web"/>
-          <w:sz w:val="22"/>
-          <w:szCs w:val="22"/>
         </w:rPr>
       </w:pPr>
       <w:r>
@@ -4237,8 +3812,6 @@
           <w:rFonts w:ascii="Titillium Web" w:hAnsi="Titillium Web"/>
           <w:b/>
           <w:bCs/>
-          <w:sz w:val="22"/>
-          <w:szCs w:val="22"/>
         </w:rPr>
         <w:t>TERCERO.- Revisión y Evaluación de oferta económica</w:t>
       </w:r>
@@ -4248,8 +3821,6 @@
         <w:rPr>
           <w:rFonts w:ascii="Titillium Web" w:hAnsi="Titillium Web"/>
           <w:bCs/>
-          <w:sz w:val="22"/>
-          <w:szCs w:val="22"/>
         </w:rPr>
       </w:pPr>
     </w:p>
@@ -4259,18 +3830,14 @@
         <w:rPr>
           <w:rFonts w:ascii="Titillium Web" w:hAnsi="Titillium Web"/>
           <w:bCs/>
-          <w:sz w:val="22"/>
-          <w:szCs w:val="22"/>
         </w:rPr>
       </w:pPr>
       <w:r>
         <w:rPr>
           <w:rFonts w:ascii="Titillium Web" w:hAnsi="Titillium Web"/>
           <w:bCs/>
-          <w:sz w:val="22"/>
-          <w:szCs w:val="22"/>
-        </w:rPr>
-        <w:t>Superada la evaluación técnica, la Comisión procede a la apertura y evaluación de las ofertas económicas de los proponentes calificados:</w:t>
+        </w:rPr>
+        <w:t>Superada la evaluación técnica, la Comisión procedió a la apertura y evaluación de las ofertas económicas de los proponentes calificados:</w:t>
       </w:r>
     </w:p>
     <w:p>
@@ -4279,8 +3846,6 @@
         <w:rPr>
           <w:rFonts w:ascii="Titillium Web" w:hAnsi="Titillium Web"/>
           <w:bCs/>
-          <w:sz w:val="22"/>
-          <w:szCs w:val="22"/>
         </w:rPr>
       </w:pPr>
     </w:p>
@@ -4335,8 +3900,6 @@
                 <w:rFonts w:ascii="Titillium Web" w:hAnsi="Titillium Web"/>
                 <w:bCs/>
                 <w:color w:val="FFFFFF" w:themeColor="background1"/>
-                <w:sz w:val="22"/>
-                <w:szCs w:val="22"/>
               </w:rPr>
             </w:pPr>
             <w:commentRangeStart w:id="4"/>
@@ -4346,8 +3909,6 @@
                 <w:b/>
                 <w:bCs/>
                 <w:color w:val="FFFFFF" w:themeColor="background1"/>
-                <w:sz w:val="22"/>
-                <w:szCs w:val="22"/>
               </w:rPr>
               <w:t>Concepto</w:t>
             </w:r>
@@ -4377,8 +3938,6 @@
                 <w:rFonts w:ascii="Titillium Web" w:hAnsi="Titillium Web"/>
                 <w:bCs/>
                 <w:color w:val="FFFFFF" w:themeColor="background1"/>
-                <w:sz w:val="22"/>
-                <w:szCs w:val="22"/>
               </w:rPr>
             </w:pPr>
             <w:r>
@@ -4387,8 +3946,6 @@
                 <w:b/>
                 <w:bCs/>
                 <w:color w:val="FFFFFF" w:themeColor="background1"/>
-                <w:sz w:val="22"/>
-                <w:szCs w:val="22"/>
               </w:rPr>
               <w:t>Proponente 1</w:t>
             </w:r>
@@ -4418,8 +3975,6 @@
                 <w:rFonts w:ascii="Titillium Web" w:hAnsi="Titillium Web"/>
                 <w:bCs/>
                 <w:color w:val="FFFFFF" w:themeColor="background1"/>
-                <w:sz w:val="22"/>
-                <w:szCs w:val="22"/>
               </w:rPr>
             </w:pPr>
             <w:r>
@@ -4428,8 +3983,6 @@
                 <w:b/>
                 <w:bCs/>
                 <w:color w:val="FFFFFF" w:themeColor="background1"/>
-                <w:sz w:val="22"/>
-                <w:szCs w:val="22"/>
               </w:rPr>
               <w:t>Proponente 2</w:t>
             </w:r>
@@ -4459,8 +4012,6 @@
                 <w:rFonts w:ascii="Titillium Web" w:hAnsi="Titillium Web"/>
                 <w:bCs/>
                 <w:color w:val="FFFFFF" w:themeColor="background1"/>
-                <w:sz w:val="22"/>
-                <w:szCs w:val="22"/>
               </w:rPr>
             </w:pPr>
             <w:r>
@@ -4469,8 +4020,6 @@
                 <w:b/>
                 <w:bCs/>
                 <w:color w:val="FFFFFF" w:themeColor="background1"/>
-                <w:sz w:val="22"/>
-                <w:szCs w:val="22"/>
               </w:rPr>
               <w:t>Proponente 3</w:t>
             </w:r>
@@ -4500,8 +4049,6 @@
               <w:rPr>
                 <w:rFonts w:ascii="Titillium Web" w:hAnsi="Titillium Web"/>
                 <w:bCs/>
-                <w:sz w:val="22"/>
-                <w:szCs w:val="22"/>
               </w:rPr>
             </w:pPr>
             <w:r>
@@ -4509,8 +4056,6 @@
                 <w:rFonts w:ascii="Titillium Web" w:hAnsi="Titillium Web"/>
                 <w:b/>
                 <w:bCs/>
-                <w:sz w:val="22"/>
-                <w:szCs w:val="22"/>
               </w:rPr>
               <w:t>Valor ofertado sin IVA (USD)</w:t>
             </w:r>
@@ -4538,8 +4083,6 @@
               <w:rPr>
                 <w:rFonts w:ascii="Titillium Web" w:hAnsi="Titillium Web"/>
                 <w:bCs/>
-                <w:sz w:val="22"/>
-                <w:szCs w:val="22"/>
               </w:rPr>
             </w:pPr>
           </w:p>
@@ -4566,8 +4109,6 @@
               <w:rPr>
                 <w:rFonts w:ascii="Titillium Web" w:hAnsi="Titillium Web"/>
                 <w:bCs/>
-                <w:sz w:val="22"/>
-                <w:szCs w:val="22"/>
               </w:rPr>
             </w:pPr>
           </w:p>
@@ -4594,8 +4135,6 @@
               <w:rPr>
                 <w:rFonts w:ascii="Titillium Web" w:hAnsi="Titillium Web"/>
                 <w:bCs/>
-                <w:sz w:val="22"/>
-                <w:szCs w:val="22"/>
               </w:rPr>
             </w:pPr>
           </w:p>
@@ -4624,8 +4163,6 @@
               <w:rPr>
                 <w:rFonts w:ascii="Titillium Web" w:hAnsi="Titillium Web"/>
                 <w:bCs/>
-                <w:sz w:val="22"/>
-                <w:szCs w:val="22"/>
               </w:rPr>
             </w:pPr>
             <w:r>
@@ -4633,8 +4170,6 @@
                 <w:rFonts w:ascii="Titillium Web" w:hAnsi="Titillium Web"/>
                 <w:b/>
                 <w:bCs/>
-                <w:sz w:val="22"/>
-                <w:szCs w:val="22"/>
               </w:rPr>
               <w:t>IVA (USD)</w:t>
             </w:r>
@@ -4662,8 +4197,6 @@
               <w:rPr>
                 <w:rFonts w:ascii="Titillium Web" w:hAnsi="Titillium Web"/>
                 <w:bCs/>
-                <w:sz w:val="22"/>
-                <w:szCs w:val="22"/>
               </w:rPr>
             </w:pPr>
           </w:p>
@@ -4690,8 +4223,6 @@
               <w:rPr>
                 <w:rFonts w:ascii="Titillium Web" w:hAnsi="Titillium Web"/>
                 <w:bCs/>
-                <w:sz w:val="22"/>
-                <w:szCs w:val="22"/>
               </w:rPr>
             </w:pPr>
           </w:p>
@@ -4718,8 +4249,6 @@
               <w:rPr>
                 <w:rFonts w:ascii="Titillium Web" w:hAnsi="Titillium Web"/>
                 <w:bCs/>
-                <w:sz w:val="22"/>
-                <w:szCs w:val="22"/>
               </w:rPr>
             </w:pPr>
           </w:p>
@@ -4748,8 +4277,6 @@
               <w:rPr>
                 <w:rFonts w:ascii="Titillium Web" w:hAnsi="Titillium Web"/>
                 <w:bCs/>
-                <w:sz w:val="22"/>
-                <w:szCs w:val="22"/>
               </w:rPr>
             </w:pPr>
             <w:r>
@@ -4757,8 +4284,6 @@
                 <w:rFonts w:ascii="Titillium Web" w:hAnsi="Titillium Web"/>
                 <w:b/>
                 <w:bCs/>
-                <w:sz w:val="22"/>
-                <w:szCs w:val="22"/>
               </w:rPr>
               <w:t>Valor total ofertado (USD)</w:t>
             </w:r>
@@ -4786,16 +4311,12 @@
               <w:rPr>
                 <w:rFonts w:ascii="Titillium Web" w:hAnsi="Titillium Web"/>
                 <w:bCs/>
-                <w:sz w:val="22"/>
-                <w:szCs w:val="22"/>
               </w:rPr>
             </w:pPr>
             <w:r>
               <w:rPr>
                 <w:rFonts w:ascii="Titillium Web" w:hAnsi="Titillium Web"/>
                 <w:bCs/>
-                <w:sz w:val="22"/>
-                <w:szCs w:val="22"/>
               </w:rPr>
               <w:t>{monto1}</w:t>
             </w:r>
@@ -4823,16 +4344,12 @@
               <w:rPr>
                 <w:rFonts w:ascii="Titillium Web" w:hAnsi="Titillium Web"/>
                 <w:bCs/>
-                <w:sz w:val="22"/>
-                <w:szCs w:val="22"/>
               </w:rPr>
             </w:pPr>
             <w:r>
               <w:rPr>
                 <w:rFonts w:ascii="Titillium Web" w:hAnsi="Titillium Web"/>
                 <w:bCs/>
-                <w:sz w:val="22"/>
-                <w:szCs w:val="22"/>
               </w:rPr>
               <w:t>{monto2}</w:t>
             </w:r>
@@ -4860,16 +4377,12 @@
               <w:rPr>
                 <w:rFonts w:ascii="Titillium Web" w:hAnsi="Titillium Web"/>
                 <w:bCs/>
-                <w:sz w:val="22"/>
-                <w:szCs w:val="22"/>
               </w:rPr>
             </w:pPr>
             <w:r>
               <w:rPr>
                 <w:rFonts w:ascii="Titillium Web" w:hAnsi="Titillium Web"/>
                 <w:bCs/>
-                <w:sz w:val="22"/>
-                <w:szCs w:val="22"/>
               </w:rPr>
               <w:t>{monto3}</w:t>
             </w:r>
@@ -4899,8 +4412,6 @@
               <w:rPr>
                 <w:rFonts w:ascii="Titillium Web" w:hAnsi="Titillium Web"/>
                 <w:bCs/>
-                <w:sz w:val="22"/>
-                <w:szCs w:val="22"/>
               </w:rPr>
             </w:pPr>
             <w:r>
@@ -4908,8 +4419,6 @@
                 <w:rFonts w:ascii="Titillium Web" w:hAnsi="Titillium Web"/>
                 <w:b/>
                 <w:bCs/>
-                <w:sz w:val="22"/>
-                <w:szCs w:val="22"/>
               </w:rPr>
               <w:t>Presupuesto referencial (USD)</w:t>
             </w:r>
@@ -4938,16 +4447,12 @@
               <w:rPr>
                 <w:rFonts w:ascii="Titillium Web" w:hAnsi="Titillium Web"/>
                 <w:bCs/>
-                <w:sz w:val="22"/>
-                <w:szCs w:val="22"/>
               </w:rPr>
             </w:pPr>
             <w:r>
               <w:rPr>
                 <w:rFonts w:ascii="Titillium Web" w:hAnsi="Titillium Web"/>
                 <w:bCs/>
-                <w:sz w:val="22"/>
-                <w:szCs w:val="22"/>
               </w:rPr>
               <w:t>{presupuesto}</w:t>
             </w:r>
@@ -4977,8 +4482,6 @@
               <w:rPr>
                 <w:rFonts w:ascii="Titillium Web" w:hAnsi="Titillium Web"/>
                 <w:bCs/>
-                <w:sz w:val="22"/>
-                <w:szCs w:val="22"/>
               </w:rPr>
             </w:pPr>
             <w:r>
@@ -4986,8 +4489,6 @@
                 <w:rFonts w:ascii="Titillium Web" w:hAnsi="Titillium Web"/>
                 <w:b/>
                 <w:bCs/>
-                <w:sz w:val="22"/>
-                <w:szCs w:val="22"/>
               </w:rPr>
               <w:t xml:space="preserve">Diferencia con el referencial </w:t>
             </w:r>
@@ -4996,8 +4497,6 @@
                 <w:rFonts w:ascii="Titillium Web" w:hAnsi="Titillium Web"/>
                 <w:b/>
                 <w:bCs/>
-                <w:sz w:val="22"/>
-                <w:szCs w:val="22"/>
               </w:rPr>
               <w:t>(USD)</w:t>
             </w:r>
@@ -5025,8 +4524,6 @@
               <w:rPr>
                 <w:rFonts w:ascii="Titillium Web" w:hAnsi="Titillium Web"/>
                 <w:bCs/>
-                <w:sz w:val="22"/>
-                <w:szCs w:val="22"/>
               </w:rPr>
             </w:pPr>
           </w:p>
@@ -5053,8 +4550,6 @@
               <w:rPr>
                 <w:rFonts w:ascii="Titillium Web" w:hAnsi="Titillium Web"/>
                 <w:bCs/>
-                <w:sz w:val="22"/>
-                <w:szCs w:val="22"/>
               </w:rPr>
             </w:pPr>
           </w:p>
@@ -5081,8 +4576,6 @@
               <w:rPr>
                 <w:rFonts w:ascii="Titillium Web" w:hAnsi="Titillium Web"/>
                 <w:bCs/>
-                <w:sz w:val="22"/>
-                <w:szCs w:val="22"/>
               </w:rPr>
             </w:pPr>
           </w:p>
@@ -5111,8 +4604,6 @@
               <w:rPr>
                 <w:rFonts w:ascii="Titillium Web" w:hAnsi="Titillium Web"/>
                 <w:bCs/>
-                <w:sz w:val="22"/>
-                <w:szCs w:val="22"/>
               </w:rPr>
             </w:pPr>
             <w:r>
@@ -5120,10 +4611,7 @@
                 <w:rFonts w:ascii="Titillium Web" w:hAnsi="Titillium Web"/>
                 <w:b/>
                 <w:bCs/>
-                <w:sz w:val="22"/>
-                <w:szCs w:val="22"/>
-              </w:rPr>
-              <w:lastRenderedPageBreak/>
+              </w:rPr>
               <w:t>¿Se ajusta al presupuesto referencial?</w:t>
             </w:r>
           </w:p>
@@ -5150,16 +4638,12 @@
               <w:rPr>
                 <w:rFonts w:ascii="Titillium Web" w:hAnsi="Titillium Web"/>
                 <w:bCs/>
-                <w:sz w:val="22"/>
-                <w:szCs w:val="22"/>
               </w:rPr>
             </w:pPr>
             <w:r>
               <w:rPr>
                 <w:rFonts w:ascii="Titillium Web" w:hAnsi="Titillium Web"/>
                 <w:bCs/>
-                <w:sz w:val="22"/>
-                <w:szCs w:val="22"/>
               </w:rPr>
               <w:t xml:space="preserve">Sí </w:t>
             </w:r>
@@ -5168,8 +4652,6 @@
                 <w:rPr>
                   <w:rFonts w:ascii="Titillium Web" w:hAnsi="Titillium Web"/>
                   <w:bCs/>
-                  <w:sz w:val="22"/>
-                  <w:szCs w:val="22"/>
                 </w:rPr>
                 <w:id w:val="-1728528291"/>
                 <w:temporary/>
@@ -5179,13 +4661,12 @@
                   <w14:uncheckedState w14:val="2610" w14:font="MS Gothic"/>
                 </w14:checkbox>
               </w:sdtPr>
+              <w:sdtEndPr/>
               <w:sdtContent>
                 <w:r>
                   <w:rPr>
                     <w:rFonts w:ascii="Segoe UI Symbol" w:eastAsia="MS Gothic" w:hAnsi="Segoe UI Symbol" w:cs="Segoe UI Symbol"/>
                     <w:bCs/>
-                    <w:sz w:val="22"/>
-                    <w:szCs w:val="22"/>
                   </w:rPr>
                   <w:t>☐</w:t>
                 </w:r>
@@ -5198,16 +4679,12 @@
               <w:rPr>
                 <w:rFonts w:ascii="Titillium Web" w:hAnsi="Titillium Web"/>
                 <w:bCs/>
-                <w:sz w:val="22"/>
-                <w:szCs w:val="22"/>
               </w:rPr>
             </w:pPr>
             <w:r>
               <w:rPr>
                 <w:rFonts w:ascii="Titillium Web" w:hAnsi="Titillium Web"/>
                 <w:bCs/>
-                <w:sz w:val="22"/>
-                <w:szCs w:val="22"/>
               </w:rPr>
               <w:t xml:space="preserve">No </w:t>
             </w:r>
@@ -5216,8 +4693,6 @@
                 <w:rPr>
                   <w:rFonts w:ascii="Titillium Web" w:hAnsi="Titillium Web"/>
                   <w:bCs/>
-                  <w:sz w:val="22"/>
-                  <w:szCs w:val="22"/>
                 </w:rPr>
                 <w:id w:val="-1992708602"/>
                 <w:temporary/>
@@ -5227,13 +4702,12 @@
                   <w14:uncheckedState w14:val="2610" w14:font="MS Gothic"/>
                 </w14:checkbox>
               </w:sdtPr>
+              <w:sdtEndPr/>
               <w:sdtContent>
                 <w:r>
                   <w:rPr>
                     <w:rFonts w:ascii="Segoe UI Symbol" w:eastAsia="MS Gothic" w:hAnsi="Segoe UI Symbol" w:cs="Segoe UI Symbol"/>
                     <w:bCs/>
-                    <w:sz w:val="22"/>
-                    <w:szCs w:val="22"/>
                   </w:rPr>
                   <w:t>☐</w:t>
                 </w:r>
@@ -5263,16 +4737,12 @@
               <w:rPr>
                 <w:rFonts w:ascii="Titillium Web" w:hAnsi="Titillium Web"/>
                 <w:bCs/>
-                <w:sz w:val="22"/>
-                <w:szCs w:val="22"/>
               </w:rPr>
             </w:pPr>
             <w:r>
               <w:rPr>
                 <w:rFonts w:ascii="Titillium Web" w:hAnsi="Titillium Web"/>
                 <w:bCs/>
-                <w:sz w:val="22"/>
-                <w:szCs w:val="22"/>
               </w:rPr>
               <w:t xml:space="preserve">Sí </w:t>
             </w:r>
@@ -5281,8 +4751,6 @@
                 <w:rPr>
                   <w:rFonts w:ascii="Titillium Web" w:hAnsi="Titillium Web"/>
                   <w:bCs/>
-                  <w:sz w:val="22"/>
-                  <w:szCs w:val="22"/>
                 </w:rPr>
                 <w:id w:val="1401932"/>
                 <w:temporary/>
@@ -5292,13 +4760,12 @@
                   <w14:uncheckedState w14:val="2610" w14:font="MS Gothic"/>
                 </w14:checkbox>
               </w:sdtPr>
+              <w:sdtEndPr/>
               <w:sdtContent>
                 <w:r>
                   <w:rPr>
                     <w:rFonts w:ascii="Segoe UI Symbol" w:eastAsia="MS Gothic" w:hAnsi="Segoe UI Symbol" w:cs="Segoe UI Symbol"/>
                     <w:bCs/>
-                    <w:sz w:val="22"/>
-                    <w:szCs w:val="22"/>
                   </w:rPr>
                   <w:t>☐</w:t>
                 </w:r>
@@ -5311,16 +4778,12 @@
               <w:rPr>
                 <w:rFonts w:ascii="Titillium Web" w:hAnsi="Titillium Web"/>
                 <w:bCs/>
-                <w:sz w:val="22"/>
-                <w:szCs w:val="22"/>
               </w:rPr>
             </w:pPr>
             <w:r>
               <w:rPr>
                 <w:rFonts w:ascii="Titillium Web" w:hAnsi="Titillium Web"/>
                 <w:bCs/>
-                <w:sz w:val="22"/>
-                <w:szCs w:val="22"/>
               </w:rPr>
               <w:t xml:space="preserve">No </w:t>
             </w:r>
@@ -5329,8 +4792,6 @@
                 <w:rPr>
                   <w:rFonts w:ascii="Titillium Web" w:hAnsi="Titillium Web"/>
                   <w:bCs/>
-                  <w:sz w:val="22"/>
-                  <w:szCs w:val="22"/>
                 </w:rPr>
                 <w:id w:val="284467603"/>
                 <w:temporary/>
@@ -5340,13 +4801,12 @@
                   <w14:uncheckedState w14:val="2610" w14:font="MS Gothic"/>
                 </w14:checkbox>
               </w:sdtPr>
+              <w:sdtEndPr/>
               <w:sdtContent>
                 <w:r>
                   <w:rPr>
                     <w:rFonts w:ascii="Segoe UI Symbol" w:eastAsia="MS Gothic" w:hAnsi="Segoe UI Symbol" w:cs="Segoe UI Symbol"/>
                     <w:bCs/>
-                    <w:sz w:val="22"/>
-                    <w:szCs w:val="22"/>
                   </w:rPr>
                   <w:t>☐</w:t>
                 </w:r>
@@ -5376,16 +4836,12 @@
               <w:rPr>
                 <w:rFonts w:ascii="Titillium Web" w:hAnsi="Titillium Web"/>
                 <w:bCs/>
-                <w:sz w:val="22"/>
-                <w:szCs w:val="22"/>
               </w:rPr>
             </w:pPr>
             <w:r>
               <w:rPr>
                 <w:rFonts w:ascii="Titillium Web" w:hAnsi="Titillium Web"/>
                 <w:bCs/>
-                <w:sz w:val="22"/>
-                <w:szCs w:val="22"/>
               </w:rPr>
               <w:t xml:space="preserve">Sí </w:t>
             </w:r>
@@ -5394,8 +4850,6 @@
                 <w:rPr>
                   <w:rFonts w:ascii="Titillium Web" w:hAnsi="Titillium Web"/>
                   <w:bCs/>
-                  <w:sz w:val="22"/>
-                  <w:szCs w:val="22"/>
                 </w:rPr>
                 <w:id w:val="-147752025"/>
                 <w:temporary/>
@@ -5405,13 +4859,12 @@
                   <w14:uncheckedState w14:val="2610" w14:font="MS Gothic"/>
                 </w14:checkbox>
               </w:sdtPr>
+              <w:sdtEndPr/>
               <w:sdtContent>
                 <w:r>
                   <w:rPr>
                     <w:rFonts w:ascii="Segoe UI Symbol" w:eastAsia="MS Gothic" w:hAnsi="Segoe UI Symbol" w:cs="Segoe UI Symbol"/>
                     <w:bCs/>
-                    <w:sz w:val="22"/>
-                    <w:szCs w:val="22"/>
                   </w:rPr>
                   <w:t>☐</w:t>
                 </w:r>
@@ -5424,16 +4877,12 @@
               <w:rPr>
                 <w:rFonts w:ascii="Titillium Web" w:hAnsi="Titillium Web"/>
                 <w:bCs/>
-                <w:sz w:val="22"/>
-                <w:szCs w:val="22"/>
               </w:rPr>
             </w:pPr>
             <w:r>
               <w:rPr>
                 <w:rFonts w:ascii="Titillium Web" w:hAnsi="Titillium Web"/>
                 <w:bCs/>
-                <w:sz w:val="22"/>
-                <w:szCs w:val="22"/>
               </w:rPr>
               <w:t xml:space="preserve">No </w:t>
             </w:r>
@@ -5442,8 +4891,6 @@
                 <w:rPr>
                   <w:rFonts w:ascii="Titillium Web" w:hAnsi="Titillium Web"/>
                   <w:bCs/>
-                  <w:sz w:val="22"/>
-                  <w:szCs w:val="22"/>
                 </w:rPr>
                 <w:id w:val="244852630"/>
                 <w:temporary/>
@@ -5453,13 +4900,12 @@
                   <w14:uncheckedState w14:val="2610" w14:font="MS Gothic"/>
                 </w14:checkbox>
               </w:sdtPr>
+              <w:sdtEndPr/>
               <w:sdtContent>
                 <w:r>
                   <w:rPr>
                     <w:rFonts w:ascii="Segoe UI Symbol" w:eastAsia="MS Gothic" w:hAnsi="Segoe UI Symbol" w:cs="Segoe UI Symbol"/>
                     <w:bCs/>
-                    <w:sz w:val="22"/>
-                    <w:szCs w:val="22"/>
                   </w:rPr>
                   <w:t>☐</w:t>
                 </w:r>
@@ -5471,8 +4917,8 @@
                 <w:rStyle w:val="Refdecomentario"/>
                 <w:rFonts w:ascii="Titillium Web" w:hAnsi="Titillium Web"/>
                 <w:bCs/>
-                <w:sz w:val="22"/>
-                <w:szCs w:val="22"/>
+                <w:sz w:val="20"/>
+                <w:szCs w:val="20"/>
               </w:rPr>
               <w:commentReference w:id="4"/>
             </w:r>
@@ -5496,8 +4942,6 @@
           <w:rFonts w:ascii="Titillium Web" w:hAnsi="Titillium Web"/>
           <w:b/>
           <w:bCs/>
-          <w:sz w:val="22"/>
-          <w:szCs w:val="22"/>
           <w:highlight w:val="yellow"/>
           <w:u w:val="single"/>
         </w:rPr>
@@ -5507,8 +4951,6 @@
           <w:rFonts w:ascii="Titillium Web" w:hAnsi="Titillium Web"/>
           <w:b/>
           <w:bCs/>
-          <w:sz w:val="22"/>
-          <w:szCs w:val="22"/>
           <w:highlight w:val="yellow"/>
           <w:u w:val="single"/>
         </w:rPr>
@@ -5520,8 +4962,6 @@
         <w:jc w:val="both"/>
         <w:rPr>
           <w:rFonts w:ascii="Titillium Web" w:hAnsi="Titillium Web"/>
-          <w:sz w:val="22"/>
-          <w:szCs w:val="22"/>
           <w:highlight w:val="yellow"/>
         </w:rPr>
       </w:pPr>
@@ -5531,16 +4971,12 @@
         <w:jc w:val="both"/>
         <w:rPr>
           <w:rFonts w:ascii="Titillium Web" w:hAnsi="Titillium Web"/>
-          <w:sz w:val="22"/>
-          <w:szCs w:val="22"/>
           <w:highlight w:val="yellow"/>
         </w:rPr>
       </w:pPr>
       <w:r>
         <w:rPr>
           <w:rFonts w:ascii="Titillium Web" w:hAnsi="Titillium Web"/>
-          <w:sz w:val="22"/>
-          <w:szCs w:val="22"/>
           <w:highlight w:val="yellow"/>
         </w:rPr>
         <w:t>Cuando la oferta ganadora presente diferencias respecto de las condiciones de la solicitud de cotización que representen un beneficio para el área protegida, se procederá a suscribir acta de negociación con las condiciones acordadas por ambas partes.</w:t>
@@ -5551,8 +4987,6 @@
         <w:jc w:val="both"/>
         <w:rPr>
           <w:rFonts w:ascii="Titillium Web" w:hAnsi="Titillium Web"/>
-          <w:sz w:val="22"/>
-          <w:szCs w:val="22"/>
           <w:highlight w:val="yellow"/>
         </w:rPr>
       </w:pPr>
@@ -5562,8 +4996,6 @@
         <w:jc w:val="both"/>
         <w:rPr>
           <w:rFonts w:ascii="Titillium Web" w:hAnsi="Titillium Web"/>
-          <w:sz w:val="22"/>
-          <w:szCs w:val="22"/>
           <w:highlight w:val="yellow"/>
         </w:rPr>
       </w:pPr>
@@ -5571,8 +5003,6 @@
         <w:sdtPr>
           <w:rPr>
             <w:rFonts w:ascii="Titillium Web" w:hAnsi="Titillium Web" w:cs="Segoe UI Symbol"/>
-            <w:sz w:val="22"/>
-            <w:szCs w:val="22"/>
             <w:highlight w:val="yellow"/>
           </w:rPr>
           <w:id w:val="418754681"/>
@@ -5583,12 +5013,11 @@
             <w14:uncheckedState w14:val="2610" w14:font="MS Gothic"/>
           </w14:checkbox>
         </w:sdtPr>
+        <w:sdtEndPr/>
         <w:sdtContent>
           <w:r>
             <w:rPr>
               <w:rFonts w:ascii="Segoe UI Symbol" w:eastAsia="MS Gothic" w:hAnsi="Segoe UI Symbol" w:cs="Segoe UI Symbol"/>
-              <w:sz w:val="22"/>
-              <w:szCs w:val="22"/>
               <w:highlight w:val="yellow"/>
             </w:rPr>
             <w:t>☐</w:t>
@@ -5598,8 +5027,6 @@
       <w:r>
         <w:rPr>
           <w:rFonts w:ascii="Titillium Web" w:hAnsi="Titillium Web"/>
-          <w:sz w:val="22"/>
-          <w:szCs w:val="22"/>
           <w:highlight w:val="yellow"/>
         </w:rPr>
         <w:t xml:space="preserve"> No se aplic</w:t>
@@ -5607,8 +5034,6 @@
       <w:r>
         <w:rPr>
           <w:rFonts w:ascii="Titillium Web" w:hAnsi="Titillium Web" w:cs="Garamond"/>
-          <w:sz w:val="22"/>
-          <w:szCs w:val="22"/>
           <w:highlight w:val="yellow"/>
         </w:rPr>
         <w:t>ó</w:t>
@@ -5616,8 +5041,6 @@
       <w:r>
         <w:rPr>
           <w:rFonts w:ascii="Titillium Web" w:hAnsi="Titillium Web"/>
-          <w:sz w:val="22"/>
-          <w:szCs w:val="22"/>
           <w:highlight w:val="yellow"/>
         </w:rPr>
         <w:t xml:space="preserve"> negociaci</w:t>
@@ -5625,8 +5048,6 @@
       <w:r>
         <w:rPr>
           <w:rFonts w:ascii="Titillium Web" w:hAnsi="Titillium Web" w:cs="Garamond"/>
-          <w:sz w:val="22"/>
-          <w:szCs w:val="22"/>
           <w:highlight w:val="yellow"/>
         </w:rPr>
         <w:t>ó</w:t>
@@ -5634,8 +5055,6 @@
       <w:r>
         <w:rPr>
           <w:rFonts w:ascii="Titillium Web" w:hAnsi="Titillium Web"/>
-          <w:sz w:val="22"/>
-          <w:szCs w:val="22"/>
           <w:highlight w:val="yellow"/>
         </w:rPr>
         <w:t>n.</w:t>
@@ -5646,8 +5065,6 @@
         <w:jc w:val="both"/>
         <w:rPr>
           <w:rFonts w:ascii="Titillium Web" w:hAnsi="Titillium Web"/>
-          <w:sz w:val="22"/>
-          <w:szCs w:val="22"/>
           <w:highlight w:val="yellow"/>
         </w:rPr>
       </w:pPr>
@@ -5655,8 +5072,6 @@
         <w:sdtPr>
           <w:rPr>
             <w:rFonts w:ascii="Titillium Web" w:hAnsi="Titillium Web" w:cs="Segoe UI Symbol"/>
-            <w:sz w:val="22"/>
-            <w:szCs w:val="22"/>
             <w:highlight w:val="yellow"/>
           </w:rPr>
           <w:id w:val="283625059"/>
@@ -5667,12 +5082,11 @@
             <w14:uncheckedState w14:val="2610" w14:font="MS Gothic"/>
           </w14:checkbox>
         </w:sdtPr>
+        <w:sdtEndPr/>
         <w:sdtContent>
           <w:r>
             <w:rPr>
               <w:rFonts w:ascii="Segoe UI Symbol" w:eastAsia="MS Gothic" w:hAnsi="Segoe UI Symbol" w:cs="Segoe UI Symbol"/>
-              <w:sz w:val="22"/>
-              <w:szCs w:val="22"/>
               <w:highlight w:val="yellow"/>
             </w:rPr>
             <w:t>☐</w:t>
@@ -5682,8 +5096,6 @@
       <w:r>
         <w:rPr>
           <w:rFonts w:ascii="Titillium Web" w:hAnsi="Titillium Web"/>
-          <w:sz w:val="22"/>
-          <w:szCs w:val="22"/>
           <w:highlight w:val="yellow"/>
         </w:rPr>
         <w:t xml:space="preserve"> Se aplic</w:t>
@@ -5691,8 +5103,6 @@
       <w:r>
         <w:rPr>
           <w:rFonts w:ascii="Titillium Web" w:hAnsi="Titillium Web" w:cs="Garamond"/>
-          <w:sz w:val="22"/>
-          <w:szCs w:val="22"/>
           <w:highlight w:val="yellow"/>
         </w:rPr>
         <w:t>ó</w:t>
@@ -5700,8 +5110,6 @@
       <w:r>
         <w:rPr>
           <w:rFonts w:ascii="Titillium Web" w:hAnsi="Titillium Web"/>
-          <w:sz w:val="22"/>
-          <w:szCs w:val="22"/>
           <w:highlight w:val="yellow"/>
         </w:rPr>
         <w:t xml:space="preserve"> negociaci</w:t>
@@ -5709,8 +5117,6 @@
       <w:r>
         <w:rPr>
           <w:rFonts w:ascii="Titillium Web" w:hAnsi="Titillium Web" w:cs="Garamond"/>
-          <w:sz w:val="22"/>
-          <w:szCs w:val="22"/>
           <w:highlight w:val="yellow"/>
         </w:rPr>
         <w:t>ó</w:t>
@@ -5718,8 +5124,6 @@
       <w:r>
         <w:rPr>
           <w:rFonts w:ascii="Titillium Web" w:hAnsi="Titillium Web"/>
-          <w:sz w:val="22"/>
-          <w:szCs w:val="22"/>
           <w:highlight w:val="yellow"/>
         </w:rPr>
         <w:t xml:space="preserve">n con el proponente __________________________. </w:t>
@@ -5730,8 +5134,6 @@
         <w:jc w:val="both"/>
         <w:rPr>
           <w:rFonts w:ascii="Titillium Web" w:hAnsi="Titillium Web"/>
-          <w:sz w:val="22"/>
-          <w:szCs w:val="22"/>
           <w:highlight w:val="yellow"/>
         </w:rPr>
       </w:pPr>
@@ -5741,18 +5143,15 @@
         <w:jc w:val="both"/>
         <w:rPr>
           <w:rFonts w:ascii="Titillium Web" w:hAnsi="Titillium Web"/>
-          <w:sz w:val="22"/>
-          <w:szCs w:val="22"/>
           <w:highlight w:val="yellow"/>
         </w:rPr>
       </w:pPr>
       <w:r>
         <w:rPr>
           <w:rFonts w:ascii="Titillium Web" w:hAnsi="Titillium Web"/>
-          <w:sz w:val="22"/>
-          <w:szCs w:val="22"/>
           <w:highlight w:val="yellow"/>
         </w:rPr>
+        <w:lastRenderedPageBreak/>
         <w:t>Condiciones acordadas:</w:t>
       </w:r>
     </w:p>
@@ -5761,16 +5160,12 @@
         <w:jc w:val="both"/>
         <w:rPr>
           <w:rFonts w:ascii="Titillium Web" w:hAnsi="Titillium Web"/>
-          <w:sz w:val="22"/>
-          <w:szCs w:val="22"/>
           <w:highlight w:val="yellow"/>
         </w:rPr>
       </w:pPr>
       <w:r>
         <w:rPr>
           <w:rFonts w:ascii="Titillium Web" w:hAnsi="Titillium Web"/>
-          <w:sz w:val="22"/>
-          <w:szCs w:val="22"/>
           <w:highlight w:val="yellow"/>
         </w:rPr>
         <w:t>_______________________________________________________________________________</w:t>
@@ -5781,15 +5176,11 @@
         <w:jc w:val="both"/>
         <w:rPr>
           <w:rFonts w:ascii="Titillium Web" w:hAnsi="Titillium Web"/>
-          <w:sz w:val="22"/>
-          <w:szCs w:val="22"/>
         </w:rPr>
       </w:pPr>
       <w:r>
         <w:rPr>
           <w:rFonts w:ascii="Titillium Web" w:hAnsi="Titillium Web"/>
-          <w:sz w:val="22"/>
-          <w:szCs w:val="22"/>
           <w:highlight w:val="yellow"/>
         </w:rPr>
         <w:t>_______________________________________________________________________________</w:t>
@@ -5801,8 +5192,6 @@
         <w:rPr>
           <w:rFonts w:ascii="Titillium Web" w:hAnsi="Titillium Web"/>
           <w:b/>
-          <w:sz w:val="22"/>
-          <w:szCs w:val="22"/>
         </w:rPr>
       </w:pPr>
     </w:p>
@@ -5810,16 +5199,12 @@
       <w:pPr>
         <w:rPr>
           <w:rFonts w:ascii="Titillium Web" w:hAnsi="Titillium Web"/>
-          <w:sz w:val="22"/>
-          <w:szCs w:val="22"/>
         </w:rPr>
       </w:pPr>
       <w:r>
         <w:rPr>
           <w:rFonts w:ascii="Titillium Web" w:hAnsi="Titillium Web"/>
           <w:b/>
-          <w:sz w:val="22"/>
-          <w:szCs w:val="22"/>
         </w:rPr>
         <w:t xml:space="preserve">CUARTO.- </w:t>
       </w:r>
@@ -5828,16 +5213,12 @@
           <w:rFonts w:ascii="Titillium Web" w:hAnsi="Titillium Web"/>
           <w:b/>
           <w:bCs/>
-          <w:sz w:val="22"/>
-          <w:szCs w:val="22"/>
         </w:rPr>
         <w:t>Selección y Adjudicación de proceso</w:t>
       </w:r>
       <w:r>
         <w:rPr>
           <w:rFonts w:ascii="Titillium Web" w:hAnsi="Titillium Web"/>
-          <w:sz w:val="22"/>
-          <w:szCs w:val="22"/>
         </w:rPr>
         <w:t xml:space="preserve"> </w:t>
       </w:r>
@@ -5848,8 +5229,6 @@
         <w:rPr>
           <w:rFonts w:ascii="Titillium Web" w:hAnsi="Titillium Web"/>
           <w:b/>
-          <w:sz w:val="22"/>
-          <w:szCs w:val="22"/>
         </w:rPr>
       </w:pPr>
     </w:p>
@@ -5871,8 +5250,8 @@
         <w:tblLook w:val="04A0" w:firstRow="1" w:lastRow="0" w:firstColumn="1" w:lastColumn="0" w:noHBand="0" w:noVBand="1"/>
       </w:tblPr>
       <w:tblGrid>
-        <w:gridCol w:w="430"/>
-        <w:gridCol w:w="9465"/>
+        <w:gridCol w:w="413"/>
+        <w:gridCol w:w="9122"/>
       </w:tblGrid>
       <w:tr>
         <w:tc>
@@ -5901,8 +5280,6 @@
             <w:r>
               <w:rPr>
                 <w:rFonts w:ascii="Segoe UI Symbol" w:eastAsia="Arial" w:hAnsi="Segoe UI Symbol" w:cs="Segoe UI Symbol"/>
-                <w:sz w:val="22"/>
-                <w:szCs w:val="22"/>
               </w:rPr>
               <w:t>☐</w:t>
             </w:r>
@@ -5926,27 +5303,36 @@
           </w:tcPr>
           <w:p>
             <w:pPr>
-              <w:rPr>
-                <w:rFonts w:ascii="Titillium Web" w:eastAsia="Arial" w:hAnsi="Titillium Web" w:cs="Arial"/>
-                <w:sz w:val="22"/>
-                <w:szCs w:val="22"/>
+              <w:jc w:val="both"/>
+              <w:rPr>
+                <w:rFonts w:ascii="Titillium Web" w:eastAsia="Arial" w:hAnsi="Titillium Web" w:cs="Arial"/>
               </w:rPr>
             </w:pPr>
             <w:r>
               <w:rPr>
                 <w:rFonts w:ascii="Titillium Web" w:eastAsia="Arial" w:hAnsi="Titillium Web" w:cs="Arial"/>
+              </w:rPr>
+              <w:t xml:space="preserve">La Comisión de Calificación </w:t>
+            </w:r>
+            <w:r>
+              <w:rPr>
+                <w:rFonts w:ascii="Titillium Web" w:eastAsia="Arial" w:hAnsi="Titillium Web" w:cs="Arial"/>
                 <w:b/>
                 <w:bCs/>
-                <w:sz w:val="22"/>
-                <w:szCs w:val="22"/>
-              </w:rPr>
-              <w:t xml:space="preserve">Recomienda la adjudicación </w:t>
+              </w:rPr>
+              <w:t>r</w:t>
             </w:r>
             <w:r>
               <w:rPr>
                 <w:rFonts w:ascii="Titillium Web" w:eastAsia="Arial" w:hAnsi="Titillium Web" w:cs="Arial"/>
-                <w:sz w:val="22"/>
-                <w:szCs w:val="22"/>
+                <w:b/>
+                <w:bCs/>
+              </w:rPr>
+              <w:t xml:space="preserve">ecomienda la adjudicación </w:t>
+            </w:r>
+            <w:r>
+              <w:rPr>
+                <w:rFonts w:ascii="Titillium Web" w:eastAsia="Arial" w:hAnsi="Titillium Web" w:cs="Arial"/>
               </w:rPr>
               <w:t xml:space="preserve">a favor de </w:t>
             </w:r>
@@ -5955,16 +5341,12 @@
                 <w:rFonts w:ascii="Titillium Web" w:eastAsia="Arial" w:hAnsi="Titillium Web" w:cs="Arial"/>
                 <w:b/>
                 <w:bCs/>
-                <w:sz w:val="22"/>
-                <w:szCs w:val="22"/>
               </w:rPr>
               <w:t xml:space="preserve">{proveedor} </w:t>
             </w:r>
             <w:r>
               <w:rPr>
                 <w:rFonts w:ascii="Titillium Web" w:eastAsia="Arial" w:hAnsi="Titillium Web" w:cs="Arial"/>
-                <w:sz w:val="22"/>
-                <w:szCs w:val="22"/>
               </w:rPr>
               <w:t xml:space="preserve">con RUC </w:t>
             </w:r>
@@ -5973,16 +5355,12 @@
                 <w:rFonts w:ascii="Titillium Web" w:eastAsia="Arial" w:hAnsi="Titillium Web" w:cs="Arial"/>
                 <w:b/>
                 <w:bCs/>
-                <w:sz w:val="22"/>
-                <w:szCs w:val="22"/>
               </w:rPr>
               <w:t>{proveedorRuc}</w:t>
             </w:r>
             <w:r>
               <w:rPr>
                 <w:rFonts w:ascii="Titillium Web" w:eastAsia="Arial" w:hAnsi="Titillium Web" w:cs="Arial"/>
-                <w:sz w:val="22"/>
-                <w:szCs w:val="22"/>
               </w:rPr>
               <w:t xml:space="preserve">, por un valor total de </w:t>
             </w:r>
@@ -5991,8 +5369,6 @@
                 <w:rFonts w:ascii="Titillium Web" w:eastAsia="Arial" w:hAnsi="Titillium Web" w:cs="Arial"/>
                 <w:b/>
                 <w:bCs/>
-                <w:sz w:val="22"/>
-                <w:szCs w:val="22"/>
                 <w:lang w:val="es-US"/>
               </w:rPr>
               <w:t>{montoLetras}</w:t>
@@ -6000,10 +5376,44 @@
             <w:r>
               <w:rPr>
                 <w:rFonts w:ascii="Titillium Web" w:eastAsia="Arial" w:hAnsi="Titillium Web" w:cs="Arial"/>
-                <w:sz w:val="22"/>
-                <w:szCs w:val="22"/>
-              </w:rPr>
-              <w:t>, por ajustarse a las condiciones solicitadas y ofertar el precio más bajo o las siguiente razón:</w:t>
+              </w:rPr>
+              <w:t>, por ajustarse a las condiciones solicitadas y ofertar el precio más bajo o las siguiente</w:t>
+            </w:r>
+            <w:r>
+              <w:rPr>
+                <w:rFonts w:ascii="Titillium Web" w:eastAsia="Arial" w:hAnsi="Titillium Web" w:cs="Arial"/>
+              </w:rPr>
+              <w:t>s</w:t>
+            </w:r>
+            <w:r>
+              <w:rPr>
+                <w:rFonts w:ascii="Titillium Web" w:eastAsia="Arial" w:hAnsi="Titillium Web" w:cs="Arial"/>
+              </w:rPr>
+              <w:t xml:space="preserve"> raz</w:t>
+            </w:r>
+            <w:r>
+              <w:rPr>
+                <w:rFonts w:ascii="Titillium Web" w:eastAsia="Arial" w:hAnsi="Titillium Web" w:cs="Arial"/>
+              </w:rPr>
+              <w:t>o</w:t>
+            </w:r>
+            <w:r>
+              <w:rPr>
+                <w:rFonts w:ascii="Titillium Web" w:eastAsia="Arial" w:hAnsi="Titillium Web" w:cs="Arial"/>
+              </w:rPr>
+              <w:t>n</w:t>
+            </w:r>
+            <w:r>
+              <w:rPr>
+                <w:rFonts w:ascii="Titillium Web" w:eastAsia="Arial" w:hAnsi="Titillium Web" w:cs="Arial"/>
+              </w:rPr>
+              <w:t>es</w:t>
+            </w:r>
+            <w:r>
+              <w:rPr>
+                <w:rFonts w:ascii="Titillium Web" w:eastAsia="Arial" w:hAnsi="Titillium Web" w:cs="Arial"/>
+              </w:rPr>
+              <w:t>:</w:t>
             </w:r>
           </w:p>
           <w:p>
@@ -6015,8 +5425,6 @@
             <w:r>
               <w:rPr>
                 <w:rFonts w:ascii="Titillium Web" w:eastAsia="Arial" w:hAnsi="Titillium Web" w:cs="Arial"/>
-                <w:sz w:val="22"/>
-                <w:szCs w:val="22"/>
               </w:rPr>
               <w:t>__________________________________________________________________.</w:t>
             </w:r>
@@ -6047,11 +5455,10 @@
                 <w:rFonts w:ascii="Titillium Web" w:hAnsi="Titillium Web"/>
               </w:rPr>
             </w:pPr>
+            <w:commentRangeStart w:id="5"/>
             <w:r>
               <w:rPr>
                 <w:rFonts w:ascii="Segoe UI Symbol" w:eastAsia="Arial" w:hAnsi="Segoe UI Symbol" w:cs="Segoe UI Symbol"/>
-                <w:sz w:val="22"/>
-                <w:szCs w:val="22"/>
               </w:rPr>
               <w:t>☐</w:t>
             </w:r>
@@ -6084,18 +5491,24 @@
                 <w:rFonts w:ascii="Titillium Web" w:eastAsia="Arial" w:hAnsi="Titillium Web" w:cs="Arial"/>
                 <w:b/>
                 <w:bCs/>
-                <w:sz w:val="22"/>
-                <w:szCs w:val="22"/>
               </w:rPr>
               <w:t>Declara desierto el procedimiento</w:t>
             </w:r>
             <w:r>
               <w:rPr>
                 <w:rFonts w:ascii="Titillium Web" w:eastAsia="Arial" w:hAnsi="Titillium Web" w:cs="Arial"/>
-                <w:sz w:val="22"/>
-                <w:szCs w:val="22"/>
               </w:rPr>
               <w:t xml:space="preserve"> debido a que ninguna de las ofertas se ajusta a lo solicitado o la siguiente razón: __________________________________________________________________.</w:t>
+            </w:r>
+            <w:commentRangeEnd w:id="5"/>
+            <w:r>
+              <w:rPr>
+                <w:rStyle w:val="Refdecomentario"/>
+                <w:rFonts w:ascii="Titillium Web" w:hAnsi="Titillium Web"/>
+                <w:sz w:val="20"/>
+                <w:szCs w:val="20"/>
+              </w:rPr>
+              <w:commentReference w:id="5"/>
             </w:r>
           </w:p>
         </w:tc>
@@ -6106,18 +5519,22 @@
         <w:jc w:val="both"/>
         <w:rPr>
           <w:rFonts w:ascii="Titillium Web" w:hAnsi="Titillium Web"/>
+        </w:rPr>
+      </w:pPr>
+    </w:p>
+    <w:p>
+      <w:pPr>
+        <w:jc w:val="both"/>
+        <w:rPr>
+          <w:rFonts w:ascii="Titillium Web" w:hAnsi="Titillium Web"/>
           <w:b/>
-          <w:sz w:val="22"/>
-          <w:szCs w:val="22"/>
         </w:rPr>
       </w:pPr>
       <w:r>
         <w:rPr>
           <w:rFonts w:ascii="Titillium Web" w:hAnsi="Titillium Web"/>
-          <w:sz w:val="22"/>
-          <w:szCs w:val="22"/>
-        </w:rPr>
-        <w:t>Ante lo cual, los miembros de la Comisión de Calificación solicitan al Fondo de Áreas Protegidas proceder conforme su normativa.</w:t>
+        </w:rPr>
+        <w:t>Ante lo cual, los miembros de la Comisión de Calificación solicitaron al Fondo de Áreas Protegidas proceder conforme su normativa.</w:t>
       </w:r>
     </w:p>
     <w:p>
@@ -6126,8 +5543,6 @@
         <w:rPr>
           <w:rFonts w:ascii="Titillium Web" w:hAnsi="Titillium Web"/>
           <w:b/>
-          <w:sz w:val="22"/>
-          <w:szCs w:val="22"/>
         </w:rPr>
       </w:pPr>
     </w:p>
@@ -6137,8 +5552,6 @@
         <w:rPr>
           <w:rFonts w:ascii="Titillium Web" w:hAnsi="Titillium Web"/>
           <w:b/>
-          <w:sz w:val="22"/>
-          <w:szCs w:val="22"/>
           <w:lang w:val="es-ES_tradnl"/>
         </w:rPr>
       </w:pPr>
@@ -6146,8 +5559,6 @@
         <w:rPr>
           <w:rFonts w:ascii="Titillium Web" w:hAnsi="Titillium Web"/>
           <w:b/>
-          <w:sz w:val="22"/>
-          <w:szCs w:val="22"/>
         </w:rPr>
         <w:t>QUINTO</w:t>
       </w:r>
@@ -6155,8 +5566,6 @@
         <w:rPr>
           <w:rFonts w:ascii="Titillium Web" w:hAnsi="Titillium Web"/>
           <w:b/>
-          <w:sz w:val="22"/>
-          <w:szCs w:val="22"/>
           <w:lang w:val="es-ES_tradnl"/>
         </w:rPr>
         <w:t xml:space="preserve">.-   Varios: </w:t>
@@ -6168,8 +5577,6 @@
         <w:rPr>
           <w:rFonts w:ascii="Titillium Web" w:hAnsi="Titillium Web"/>
           <w:b/>
-          <w:sz w:val="22"/>
-          <w:szCs w:val="22"/>
           <w:lang w:val="es-ES_tradnl"/>
         </w:rPr>
       </w:pPr>
@@ -6184,33 +5591,29 @@
         <w:rPr>
           <w:rFonts w:ascii="Titillium Web" w:hAnsi="Titillium Web"/>
           <w:bCs/>
-          <w:sz w:val="22"/>
-          <w:szCs w:val="22"/>
           <w:lang w:val="es-ES_tradnl"/>
         </w:rPr>
       </w:pPr>
-      <w:commentRangeStart w:id="5"/>
+      <w:commentRangeStart w:id="6"/>
       <w:r>
         <w:rPr>
           <w:rFonts w:ascii="Titillium Web" w:hAnsi="Titillium Web"/>
           <w:bCs/>
-          <w:sz w:val="22"/>
-          <w:szCs w:val="22"/>
           <w:lang w:val="es-ES_tradnl"/>
         </w:rPr>
         <w:t>Ninguna</w:t>
       </w:r>
-      <w:commentRangeEnd w:id="5"/>
+      <w:commentRangeEnd w:id="6"/>
       <w:r>
         <w:rPr>
           <w:rStyle w:val="Refdecomentario"/>
           <w:rFonts w:ascii="Titillium Web" w:hAnsi="Titillium Web"/>
           <w:bCs/>
-          <w:sz w:val="22"/>
-          <w:szCs w:val="22"/>
+          <w:sz w:val="20"/>
+          <w:szCs w:val="20"/>
           <w:lang w:val="es-ES_tradnl"/>
         </w:rPr>
-        <w:commentReference w:id="5"/>
+        <w:commentReference w:id="6"/>
       </w:r>
     </w:p>
     <w:p>
@@ -6220,8 +5623,6 @@
         <w:rPr>
           <w:rFonts w:ascii="Titillium Web" w:hAnsi="Titillium Web"/>
           <w:bCs/>
-          <w:sz w:val="22"/>
-          <w:szCs w:val="22"/>
           <w:lang w:val="es-ES_tradnl"/>
         </w:rPr>
       </w:pPr>
@@ -6233,8 +5634,6 @@
         <w:rPr>
           <w:rFonts w:ascii="Titillium Web" w:hAnsi="Titillium Web"/>
           <w:b/>
-          <w:sz w:val="22"/>
-          <w:szCs w:val="22"/>
           <w:lang w:val="es-ES_tradnl"/>
         </w:rPr>
       </w:pPr>
@@ -6242,8 +5641,6 @@
         <w:rPr>
           <w:rFonts w:ascii="Titillium Web" w:hAnsi="Titillium Web"/>
           <w:b/>
-          <w:sz w:val="22"/>
-          <w:szCs w:val="22"/>
           <w:lang w:val="es-ES_tradnl"/>
         </w:rPr>
         <w:t>CIERRE DE LA SESIÓN</w:t>
@@ -6255,8 +5652,6 @@
         <w:jc w:val="both"/>
         <w:rPr>
           <w:rFonts w:ascii="Titillium Web" w:hAnsi="Titillium Web"/>
-          <w:sz w:val="22"/>
-          <w:szCs w:val="22"/>
           <w:lang w:val="es-ES"/>
         </w:rPr>
       </w:pPr>
@@ -6273,8 +5668,7 @@
           <w:rFonts w:ascii="Titillium Web" w:hAnsi="Titillium Web"/>
           <w:b w:val="0"/>
           <w:bCs/>
-          <w:sz w:val="22"/>
-          <w:szCs w:val="22"/>
+          <w:sz w:val="20"/>
         </w:rPr>
       </w:pPr>
       <w:r>
@@ -6282,11 +5676,27 @@
           <w:rFonts w:ascii="Titillium Web" w:hAnsi="Titillium Web"/>
           <w:b w:val="0"/>
           <w:bCs/>
-          <w:sz w:val="22"/>
-          <w:szCs w:val="22"/>
-        </w:rPr>
-        <w:lastRenderedPageBreak/>
-        <w:t>No existiendo más puntos que tratar, se da por terminada la sesión a las ___ h___ horas. Se dispone a Secretaría notificar la presente resolución al adjudicatario y a los proponentes no adjudicados, y remitir el expediente a la Coordinación del FAP para la elaboración del instrumento jurídico correspondiente.</w:t>
+          <w:sz w:val="20"/>
+        </w:rPr>
+        <w:t>No existiendo más puntos que tratar, se da por terminada la sesión a las ___ h___ horas. Se disp</w:t>
+      </w:r>
+      <w:r>
+        <w:rPr>
+          <w:rFonts w:ascii="Titillium Web" w:hAnsi="Titillium Web"/>
+          <w:b w:val="0"/>
+          <w:bCs/>
+          <w:sz w:val="20"/>
+        </w:rPr>
+        <w:t>uso</w:t>
+      </w:r>
+      <w:r>
+        <w:rPr>
+          <w:rFonts w:ascii="Titillium Web" w:hAnsi="Titillium Web"/>
+          <w:b w:val="0"/>
+          <w:bCs/>
+          <w:sz w:val="20"/>
+        </w:rPr>
+        <w:t xml:space="preserve"> a Secretaría notificar la presente resolución al adjudicatario y a los proponentes no adjudicados, y remitir el expediente a la Coordinación del FAP para la elaboración del instrumento jurídico correspondiente.</w:t>
       </w:r>
     </w:p>
     <w:p>
@@ -6301,8 +5711,7 @@
           <w:rFonts w:ascii="Titillium Web" w:hAnsi="Titillium Web"/>
           <w:b w:val="0"/>
           <w:bCs/>
-          <w:sz w:val="22"/>
-          <w:szCs w:val="22"/>
+          <w:sz w:val="20"/>
         </w:rPr>
       </w:pPr>
     </w:p>
@@ -6318,8 +5727,7 @@
           <w:rFonts w:ascii="Titillium Web" w:hAnsi="Titillium Web"/>
           <w:b w:val="0"/>
           <w:bCs/>
-          <w:sz w:val="22"/>
-          <w:szCs w:val="22"/>
+          <w:sz w:val="20"/>
         </w:rPr>
       </w:pPr>
       <w:r>
@@ -6327,10 +5735,9 @@
           <w:rFonts w:ascii="Titillium Web" w:hAnsi="Titillium Web"/>
           <w:b w:val="0"/>
           <w:bCs/>
-          <w:sz w:val="22"/>
-          <w:szCs w:val="22"/>
-        </w:rPr>
-        <w:t>Como constancia de lo actuado y resuelto, los/las miembros de la Comisión de Calificación suscriben el presente acta.</w:t>
+          <w:sz w:val="20"/>
+        </w:rPr>
+        <w:t>Como constancia de lo actuado y resuelto, los miembros de la Comisión de Calificación suscriben el presente acta.</w:t>
       </w:r>
     </w:p>
     <w:p>
@@ -6344,8 +5751,7 @@
         <w:rPr>
           <w:rFonts w:ascii="Titillium Web" w:hAnsi="Titillium Web"/>
           <w:b w:val="0"/>
-          <w:sz w:val="22"/>
-          <w:szCs w:val="22"/>
+          <w:sz w:val="20"/>
         </w:rPr>
       </w:pPr>
     </w:p>
@@ -6378,15 +5784,11 @@
               <w:jc w:val="center"/>
               <w:rPr>
                 <w:rFonts w:ascii="Titillium Web" w:hAnsi="Titillium Web"/>
-                <w:sz w:val="22"/>
-                <w:szCs w:val="22"/>
               </w:rPr>
             </w:pPr>
             <w:r>
               <w:rPr>
                 <w:rFonts w:ascii="Titillium Web" w:eastAsia="Arial" w:hAnsi="Titillium Web" w:cs="Arial"/>
-                <w:sz w:val="22"/>
-                <w:szCs w:val="22"/>
               </w:rPr>
               <w:t>______________________________</w:t>
             </w:r>
@@ -6398,8 +5800,6 @@
                 <w:rFonts w:ascii="Titillium Web" w:eastAsia="Arial" w:hAnsi="Titillium Web" w:cs="Arial"/>
                 <w:b/>
                 <w:bCs/>
-                <w:sz w:val="22"/>
-                <w:szCs w:val="22"/>
               </w:rPr>
             </w:pPr>
             <w:r>
@@ -6407,8 +5807,6 @@
                 <w:rFonts w:ascii="Titillium Web" w:eastAsia="Arial" w:hAnsi="Titillium Web" w:cs="Arial"/>
                 <w:b/>
                 <w:bCs/>
-                <w:sz w:val="22"/>
-                <w:szCs w:val="22"/>
                 <w:lang w:eastAsia="es-EC"/>
               </w:rPr>
               <w:t>{jefe}</w:t>
@@ -6419,8 +5817,6 @@
               <w:jc w:val="center"/>
               <w:rPr>
                 <w:rFonts w:ascii="Titillium Web" w:hAnsi="Titillium Web"/>
-                <w:sz w:val="22"/>
-                <w:szCs w:val="22"/>
               </w:rPr>
             </w:pPr>
             <w:r>
@@ -6428,8 +5824,6 @@
                 <w:rFonts w:ascii="Titillium Web" w:eastAsia="Arial" w:hAnsi="Titillium Web" w:cs="Arial"/>
                 <w:b/>
                 <w:bCs/>
-                <w:sz w:val="22"/>
-                <w:szCs w:val="22"/>
               </w:rPr>
               <w:t>Presidente/a de la Comisión</w:t>
             </w:r>
@@ -6439,25 +5833,13 @@
               <w:jc w:val="center"/>
               <w:rPr>
                 <w:rFonts w:ascii="Titillium Web" w:hAnsi="Titillium Web"/>
-                <w:sz w:val="22"/>
-                <w:szCs w:val="22"/>
               </w:rPr>
             </w:pPr>
             <w:r>
               <w:rPr>
                 <w:rFonts w:ascii="Titillium Web" w:eastAsia="Arial" w:hAnsi="Titillium Web" w:cs="Arial"/>
-                <w:sz w:val="22"/>
-                <w:szCs w:val="22"/>
-              </w:rPr>
-              <w:t xml:space="preserve">{AdministradoraAP}</w:t>
-            </w:r>
-            <w:r>
-              <w:rPr>
-                <w:rFonts w:ascii="Titillium Web" w:eastAsia="Arial" w:hAnsi="Titillium Web" w:cs="Arial"/>
-                <w:sz w:val="22"/>
-                <w:szCs w:val="22"/>
-              </w:rPr>
-              <w:t xml:space="preserve"> del área protegida</w:t>
+              </w:rPr>
+              <w:t>{AdministradoraAP} del área protegida</w:t>
             </w:r>
           </w:p>
         </w:tc>
@@ -6476,16 +5858,12 @@
               <w:jc w:val="center"/>
               <w:rPr>
                 <w:rFonts w:ascii="Titillium Web" w:hAnsi="Titillium Web"/>
-                <w:sz w:val="22"/>
-                <w:szCs w:val="22"/>
               </w:rPr>
             </w:pPr>
-            <w:commentRangeStart w:id="6"/>
+            <w:commentRangeStart w:id="7"/>
             <w:r>
               <w:rPr>
                 <w:rFonts w:ascii="Titillium Web" w:eastAsia="Arial" w:hAnsi="Titillium Web" w:cs="Arial"/>
-                <w:sz w:val="22"/>
-                <w:szCs w:val="22"/>
               </w:rPr>
               <w:t>______________________________</w:t>
             </w:r>
@@ -6495,8 +5873,6 @@
               <w:jc w:val="center"/>
               <w:rPr>
                 <w:rFonts w:ascii="Titillium Web" w:hAnsi="Titillium Web"/>
-                <w:sz w:val="22"/>
-                <w:szCs w:val="22"/>
               </w:rPr>
             </w:pPr>
             <w:r>
@@ -6504,8 +5880,6 @@
                 <w:rFonts w:ascii="Titillium Web" w:eastAsia="Arial" w:hAnsi="Titillium Web" w:cs="Arial"/>
                 <w:b/>
                 <w:bCs/>
-                <w:sz w:val="22"/>
-                <w:szCs w:val="22"/>
               </w:rPr>
               <w:t>(Nombre y apellido)</w:t>
             </w:r>
@@ -6515,8 +5889,6 @@
               <w:jc w:val="center"/>
               <w:rPr>
                 <w:rFonts w:ascii="Titillium Web" w:hAnsi="Titillium Web"/>
-                <w:sz w:val="22"/>
-                <w:szCs w:val="22"/>
               </w:rPr>
             </w:pPr>
             <w:r>
@@ -6524,8 +5896,6 @@
                 <w:rFonts w:ascii="Titillium Web" w:eastAsia="Arial" w:hAnsi="Titillium Web" w:cs="Arial"/>
                 <w:b/>
                 <w:bCs/>
-                <w:sz w:val="22"/>
-                <w:szCs w:val="22"/>
               </w:rPr>
               <w:t>Miembro técnico</w:t>
             </w:r>
@@ -6535,27 +5905,23 @@
               <w:jc w:val="center"/>
               <w:rPr>
                 <w:rFonts w:ascii="Titillium Web" w:hAnsi="Titillium Web"/>
-                <w:sz w:val="22"/>
-                <w:szCs w:val="22"/>
               </w:rPr>
             </w:pPr>
             <w:r>
               <w:rPr>
                 <w:rFonts w:ascii="Titillium Web" w:eastAsia="Arial" w:hAnsi="Titillium Web" w:cs="Arial"/>
-                <w:sz w:val="22"/>
-                <w:szCs w:val="22"/>
               </w:rPr>
               <w:t>Invitado</w:t>
             </w:r>
-            <w:commentRangeEnd w:id="6"/>
+            <w:commentRangeEnd w:id="7"/>
             <w:r>
               <w:rPr>
                 <w:rStyle w:val="Refdecomentario"/>
                 <w:rFonts w:ascii="Titillium Web" w:hAnsi="Titillium Web"/>
-                <w:sz w:val="22"/>
-                <w:szCs w:val="22"/>
-              </w:rPr>
-              <w:commentReference w:id="6"/>
+                <w:sz w:val="20"/>
+                <w:szCs w:val="20"/>
+              </w:rPr>
+              <w:commentReference w:id="7"/>
             </w:r>
           </w:p>
         </w:tc>
@@ -6576,15 +5942,11 @@
               <w:jc w:val="center"/>
               <w:rPr>
                 <w:rFonts w:ascii="Titillium Web" w:hAnsi="Titillium Web"/>
-                <w:sz w:val="22"/>
-                <w:szCs w:val="22"/>
               </w:rPr>
             </w:pPr>
             <w:r>
               <w:rPr>
                 <w:rFonts w:ascii="Titillium Web" w:eastAsia="Arial" w:hAnsi="Titillium Web" w:cs="Arial"/>
-                <w:sz w:val="22"/>
-                <w:szCs w:val="22"/>
               </w:rPr>
               <w:t>______________________________</w:t>
             </w:r>
@@ -6596,8 +5958,6 @@
                 <w:rFonts w:ascii="Titillium Web" w:eastAsia="Arial" w:hAnsi="Titillium Web" w:cs="Arial"/>
                 <w:b/>
                 <w:bCs/>
-                <w:sz w:val="22"/>
-                <w:szCs w:val="22"/>
                 <w:lang w:eastAsia="es-EC"/>
               </w:rPr>
             </w:pPr>
@@ -6606,8 +5966,6 @@
                 <w:rFonts w:ascii="Titillium Web" w:eastAsia="Arial" w:hAnsi="Titillium Web" w:cs="Arial"/>
                 <w:b/>
                 <w:bCs/>
-                <w:sz w:val="22"/>
-                <w:szCs w:val="22"/>
                 <w:lang w:eastAsia="es-EC"/>
               </w:rPr>
               <w:t>{ac}</w:t>
@@ -6618,8 +5976,6 @@
               <w:jc w:val="center"/>
               <w:rPr>
                 <w:rFonts w:ascii="Titillium Web" w:hAnsi="Titillium Web"/>
-                <w:sz w:val="22"/>
-                <w:szCs w:val="22"/>
               </w:rPr>
             </w:pPr>
             <w:r>
@@ -6627,30 +5983,15 @@
                 <w:rFonts w:ascii="Titillium Web" w:eastAsia="Arial" w:hAnsi="Titillium Web" w:cs="Arial"/>
                 <w:b/>
                 <w:bCs/>
-                <w:sz w:val="22"/>
-                <w:szCs w:val="22"/>
-                <w:lang w:eastAsia="es-EC"/>
-              </w:rPr>
-              <w:t xml:space="preserve">{SecretarioA}</w:t>
+                <w:lang w:eastAsia="es-EC"/>
+              </w:rPr>
+              <w:t xml:space="preserve">{SecretarioA} </w:t>
             </w:r>
             <w:r>
               <w:rPr>
                 <w:rFonts w:ascii="Titillium Web" w:eastAsia="Arial" w:hAnsi="Titillium Web" w:cs="Arial"/>
                 <w:b/>
                 <w:bCs/>
-                <w:sz w:val="22"/>
-                <w:szCs w:val="22"/>
-                <w:lang w:eastAsia="es-EC"/>
-              </w:rPr>
-              <w:t xml:space="preserve"> </w:t>
-            </w:r>
-            <w:r>
-              <w:rPr>
-                <w:rFonts w:ascii="Titillium Web" w:eastAsia="Arial" w:hAnsi="Titillium Web" w:cs="Arial"/>
-                <w:b/>
-                <w:bCs/>
-                <w:sz w:val="22"/>
-                <w:szCs w:val="22"/>
               </w:rPr>
               <w:t>de la Comisión</w:t>
             </w:r>
@@ -6660,17 +6001,14 @@
               <w:jc w:val="center"/>
               <w:rPr>
                 <w:rFonts w:ascii="Titillium Web" w:hAnsi="Titillium Web"/>
-                <w:sz w:val="22"/>
-                <w:szCs w:val="22"/>
               </w:rPr>
             </w:pPr>
             <w:r>
               <w:rPr>
                 <w:rFonts w:ascii="Titillium Web" w:eastAsia="Arial" w:hAnsi="Titillium Web" w:cs="Arial"/>
-                <w:sz w:val="22"/>
-                <w:szCs w:val="22"/>
-              </w:rPr>
-              <w:t xml:space="preserve">{AdminContador}</w:t>
+              </w:rPr>
+              <w:lastRenderedPageBreak/>
+              <w:t>{AdminContador}</w:t>
             </w:r>
           </w:p>
         </w:tc>
@@ -6689,8 +6027,6 @@
               <w:jc w:val="center"/>
               <w:rPr>
                 <w:rFonts w:ascii="Titillium Web" w:hAnsi="Titillium Web"/>
-                <w:sz w:val="22"/>
-                <w:szCs w:val="22"/>
               </w:rPr>
             </w:pPr>
           </w:p>
@@ -6715,8 +6051,6 @@
               <w:jc w:val="center"/>
               <w:rPr>
                 <w:rFonts w:ascii="Titillium Web" w:hAnsi="Titillium Web"/>
-                <w:sz w:val="22"/>
-                <w:szCs w:val="22"/>
               </w:rPr>
             </w:pPr>
           </w:p>
@@ -6729,8 +6063,6 @@
             <w:pPr>
               <w:rPr>
                 <w:rFonts w:ascii="Titillium Web" w:hAnsi="Titillium Web"/>
-                <w:sz w:val="22"/>
-                <w:szCs w:val="22"/>
               </w:rPr>
             </w:pPr>
           </w:p>
@@ -6749,8 +6081,7 @@
           <w:rFonts w:ascii="Titillium Web" w:hAnsi="Titillium Web"/>
           <w:b w:val="0"/>
           <w:bCs/>
-          <w:sz w:val="22"/>
-          <w:szCs w:val="22"/>
+          <w:sz w:val="20"/>
         </w:rPr>
       </w:pPr>
       <w:r>
@@ -6758,8 +6089,7 @@
           <w:rFonts w:ascii="Titillium Web" w:hAnsi="Titillium Web"/>
           <w:b w:val="0"/>
           <w:bCs/>
-          <w:sz w:val="22"/>
-          <w:szCs w:val="22"/>
+          <w:sz w:val="20"/>
         </w:rPr>
         <w:t xml:space="preserve">                     </w:t>
       </w:r>
@@ -6768,8 +6098,7 @@
           <w:rFonts w:ascii="Titillium Web" w:hAnsi="Titillium Web"/>
           <w:b w:val="0"/>
           <w:bCs/>
-          <w:sz w:val="22"/>
-          <w:szCs w:val="22"/>
+          <w:sz w:val="20"/>
         </w:rPr>
         <w:tab/>
         <w:t xml:space="preserve">         </w:t>
@@ -6788,8 +6117,7 @@
           <w:b w:val="0"/>
           <w:bCs/>
           <w:i/>
-          <w:sz w:val="22"/>
-          <w:szCs w:val="22"/>
+          <w:sz w:val="20"/>
         </w:rPr>
       </w:pPr>
     </w:p>
@@ -6804,8 +6132,7 @@
         <w:rPr>
           <w:rFonts w:ascii="Titillium Web" w:hAnsi="Titillium Web"/>
           <w:bCs/>
-          <w:sz w:val="22"/>
-          <w:szCs w:val="22"/>
+          <w:sz w:val="20"/>
         </w:rPr>
       </w:pPr>
     </w:p>
@@ -6822,8 +6149,7 @@
           <w:b w:val="0"/>
           <w:bCs/>
           <w:i/>
-          <w:sz w:val="22"/>
-          <w:szCs w:val="22"/>
+          <w:sz w:val="20"/>
         </w:rPr>
       </w:pPr>
     </w:p>
@@ -6832,8 +6158,6 @@
       <w:headerReference w:type="default" r:id="rId13"/>
       <w:footerReference w:type="even" r:id="rId14"/>
       <w:footerReference w:type="default" r:id="rId15"/>
-      <w:headerReference w:type="first" r:id="rId16"/>
-      <w:footerReference w:type="first" r:id="rId17"/>
       <w:pgSz w:w="11907" w:h="16840" w:code="9"/>
       <w:pgMar w:top="1134" w:right="1134" w:bottom="1134" w:left="1418" w:header="720" w:footer="0" w:gutter="0"/>
       <w:cols w:space="720"/>
@@ -6925,7 +6249,23 @@
       </w:r>
     </w:p>
   </w:comment>
-  <w:comment w:id="5" w:author="Rodriguez Diego" w:date="2026-06-04T15:04:00Z" w:initials="DR">
+  <w:comment w:id="5" w:author="Rodriguez Diego" w:date="2026-09-11T15:45:00Z" w:initials="DR">
+    <w:p>
+      <w:pPr>
+        <w:pStyle w:val="Textocomentario"/>
+      </w:pPr>
+      <w:r>
+        <w:rPr>
+          <w:rStyle w:val="Refdecomentario"/>
+        </w:rPr>
+        <w:annotationRef/>
+      </w:r>
+      <w:r>
+        <w:t>Si no se declara desierto deben eliminarlo</w:t>
+      </w:r>
+    </w:p>
+  </w:comment>
+  <w:comment w:id="6" w:author="Rodriguez Diego" w:date="2026-06-04T15:04:00Z" w:initials="DR">
     <w:p>
       <w:pPr>
         <w:pStyle w:val="Textocomentario"/>
@@ -6941,7 +6281,7 @@
       </w:r>
     </w:p>
   </w:comment>
-  <w:comment w:id="6" w:author="Rodriguez Diego" w:date="2026-06-04T16:28:00Z" w:initials="DR">
+  <w:comment w:id="7" w:author="Rodriguez Diego" w:date="2026-06-04T16:28:00Z" w:initials="DR">
     <w:p>
       <w:pPr>
         <w:pStyle w:val="Textocomentario"/>
@@ -6967,6 +6307,7 @@
   <w15:commentEx w15:paraId="3C3124FB" w15:done="0"/>
   <w15:commentEx w15:paraId="1F3A25DE" w15:done="0"/>
   <w15:commentEx w15:paraId="61789CC1" w15:done="0"/>
+  <w15:commentEx w15:paraId="505A9E4E" w15:done="0"/>
   <w15:commentEx w15:paraId="6549CC70" w15:done="0"/>
   <w15:commentEx w15:paraId="5DF180E3" w15:done="0"/>
 </w15:commentsEx>
@@ -6974,11 +6315,11 @@
 
 <file path=word/commentsExtensible.xml><?xml version="1.0" encoding="utf-8"?>
 <w16cex:commentsExtensible xmlns:wpc="http://schemas.microsoft.com/office/word/2010/wordprocessingCanvas" xmlns:cx="http://schemas.microsoft.com/office/drawing/2014/chartex" xmlns:cx1="http://schemas.microsoft.com/office/drawing/2015/9/8/chartex" xmlns:cx2="http://schemas.microsoft.com/office/drawing/2015/10/21/chartex" xmlns:cx3="http://schemas.microsoft.com/office/drawing/2016/5/9/chartex" xmlns:cx4="http://schemas.microsoft.com/office/drawing/2016/5/10/chartex" xmlns:cx5="http://schemas.microsoft.com/office/drawing/2016/5/11/chartex" xmlns:cx6="http://schemas.microsoft.com/office/drawing/2016/5/12/chartex" xmlns:cx7="http://schemas.microsoft.com/office/drawing/2016/5/13/chartex" xmlns:cx8="http://schemas.microsoft.com/office/drawing/2016/5/14/chartex" xmlns:cr="http://schemas.microsoft.com/office/comments/2020/reactions" xmlns:mc="http://schemas.openxmlformats.org/markup-compatibility/2006" xmlns:aink="http://schemas.microsoft.com/office/drawing/2016/ink" xmlns:am3d="http://schemas.microsoft.com/office/drawing/2017/model3d" xmlns:o="urn:schemas-microsoft-com:office:office" xmlns:oel="http://schemas.microsoft.com/office/2019/extlst" xmlns:r="http://schemas.openxmlformats.org/officeDocument/2006/relationships" xmlns:m="http://schemas.openxmlformats.org/officeDocument/2006/math" xmlns:v="urn:schemas-microsoft-com:vml" xmlns:wp14="http://schemas.microsoft.com/office/word/2010/wordprocessingDrawing" xmlns:wp="http://schemas.openxmlformats.org/drawingml/2006/wordprocessingDrawing" xmlns:w10="urn:schemas-microsoft-com:office:word" xmlns:w="http://schemas.openxmlformats.org/wordprocessingml/2006/main" xmlns:w14="http://schemas.microsoft.com/office/word/2010/wordml" xmlns:w15="http://schemas.microsoft.com/office/word/2012/wordml" xmlns:w16cex="http://schemas.microsoft.com/office/word/2018/wordml/cex" xmlns:w16cid="http://schemas.microsoft.com/office/word/2016/wordml/cid" xmlns:w16="http://schemas.microsoft.com/office/word/2018/wordml" xmlns:w16du="http://schemas.microsoft.com/office/word/2023/wordml/word16du" xmlns:w16sdtdh="http://schemas.microsoft.com/office/word/2020/wordml/sdtdatahash" xmlns:w16sdtfl="http://schemas.microsoft.com/office/word/2024/wordml/sdtformatlock" xmlns:w16se="http://schemas.microsoft.com/office/word/2015/wordml/symex" xmlns:wpg="http://schemas.microsoft.com/office/word/2010/wordprocessingGroup" xmlns:wpi="http://schemas.microsoft.com/office/word/2010/wordprocessingInk" xmlns:wne="http://schemas.microsoft.com/office/word/2006/wordml" xmlns:wps="http://schemas.microsoft.com/office/word/2010/wordprocessingShape" mc:Ignorable="w14 w15 w16se w16cid w16 w16cex w16sdtdh w16sdtfl cr w16du wp14">
-  <w16cex:commentExtensible w16cex:durableId="4ABF17CB" w16cex:dateUtc="2026-04-22T15:56:00Z"/>
   <w16cex:commentExtensible w16cex:durableId="6E7C9E32" w16cex:dateUtc="2026-06-04T16:43:00Z"/>
   <w16cex:commentExtensible w16cex:durableId="2BCDFDD9" w16cex:dateUtc="2026-06-04T16:43:00Z"/>
   <w16cex:commentExtensible w16cex:durableId="0DFD4B25" w16cex:dateUtc="2026-06-04T17:02:00Z"/>
   <w16cex:commentExtensible w16cex:durableId="443CEE40" w16cex:dateUtc="2026-06-04T21:25:00Z"/>
+  <w16cex:commentExtensible w16cex:durableId="20EA4F89" w16cex:dateUtc="2026-09-11T20:45:00Z"/>
   <w16cex:commentExtensible w16cex:durableId="7AB50C19" w16cex:dateUtc="2026-06-04T20:04:00Z"/>
   <w16cex:commentExtensible w16cex:durableId="68BD47D5" w16cex:dateUtc="2026-06-04T21:28:00Z"/>
 </w16cex:commentsExtensible>
@@ -6986,11 +6327,12 @@
 
 <file path=word/commentsIds.xml><?xml version="1.0" encoding="utf-8"?>
 <w16cid:commentsIds xmlns:wpc="http://schemas.microsoft.com/office/word/2010/wordprocessingCanvas" xmlns:cx="http://schemas.microsoft.com/office/drawing/2014/chartex" xmlns:cx1="http://schemas.microsoft.com/office/drawing/2015/9/8/chartex" xmlns:cx2="http://schemas.microsoft.com/office/drawing/2015/10/21/chartex" xmlns:cx3="http://schemas.microsoft.com/office/drawing/2016/5/9/chartex" xmlns:cx4="http://schemas.microsoft.com/office/drawing/2016/5/10/chartex" xmlns:cx5="http://schemas.microsoft.com/office/drawing/2016/5/11/chartex" xmlns:cx6="http://schemas.microsoft.com/office/drawing/2016/5/12/chartex" xmlns:cx7="http://schemas.microsoft.com/office/drawing/2016/5/13/chartex" xmlns:cx8="http://schemas.microsoft.com/office/drawing/2016/5/14/chartex" xmlns:mc="http://schemas.openxmlformats.org/markup-compatibility/2006" xmlns:aink="http://schemas.microsoft.com/office/drawing/2016/ink" xmlns:am3d="http://schemas.microsoft.com/office/drawing/2017/model3d" xmlns:o="urn:schemas-microsoft-com:office:office" xmlns:oel="http://schemas.microsoft.com/office/2019/extlst" xmlns:r="http://schemas.openxmlformats.org/officeDocument/2006/relationships" xmlns:m="http://schemas.openxmlformats.org/officeDocument/2006/math" xmlns:v="urn:schemas-microsoft-com:vml" xmlns:wp14="http://schemas.microsoft.com/office/word/2010/wordprocessingDrawing" xmlns:wp="http://schemas.openxmlformats.org/drawingml/2006/wordprocessingDrawing" xmlns:w10="urn:schemas-microsoft-com:office:word" xmlns:w="http://schemas.openxmlformats.org/wordprocessingml/2006/main" xmlns:w14="http://schemas.microsoft.com/office/word/2010/wordml" xmlns:w15="http://schemas.microsoft.com/office/word/2012/wordml" xmlns:w16cex="http://schemas.microsoft.com/office/word/2018/wordml/cex" xmlns:w16cid="http://schemas.microsoft.com/office/word/2016/wordml/cid" xmlns:w16="http://schemas.microsoft.com/office/word/2018/wordml" xmlns:w16du="http://schemas.microsoft.com/office/word/2023/wordml/word16du" xmlns:w16sdtdh="http://schemas.microsoft.com/office/word/2020/wordml/sdtdatahash" xmlns:w16sdtfl="http://schemas.microsoft.com/office/word/2024/wordml/sdtformatlock" xmlns:w16se="http://schemas.microsoft.com/office/word/2015/wordml/symex" xmlns:wpg="http://schemas.microsoft.com/office/word/2010/wordprocessingGroup" xmlns:wpi="http://schemas.microsoft.com/office/word/2010/wordprocessingInk" xmlns:wne="http://schemas.microsoft.com/office/word/2006/wordml" xmlns:wps="http://schemas.microsoft.com/office/word/2010/wordprocessingShape" mc:Ignorable="w14 w15 w16se w16cid w16 w16cex w16sdtdh w16sdtfl w16du wp14">
-  <w16cid:commentId w16cid:paraId="39D0DF9C" w16cid:durableId="4ABF17CB"/>
+  <w16cid:commentId w16cid:paraId="39D0DF9C" w16cid:durableId="39D0DF9C"/>
   <w16cid:commentId w16cid:paraId="548C7642" w16cid:durableId="6E7C9E32"/>
   <w16cid:commentId w16cid:paraId="3C3124FB" w16cid:durableId="2BCDFDD9"/>
   <w16cid:commentId w16cid:paraId="1F3A25DE" w16cid:durableId="0DFD4B25"/>
   <w16cid:commentId w16cid:paraId="61789CC1" w16cid:durableId="443CEE40"/>
+  <w16cid:commentId w16cid:paraId="505A9E4E" w16cid:durableId="20EA4F89"/>
   <w16cid:commentId w16cid:paraId="6549CC70" w16cid:durableId="7AB50C19"/>
   <w16cid:commentId w16cid:paraId="5DF180E3" w16cid:durableId="68BD47D5"/>
 </w16cid:commentsIds>
@@ -7123,16 +6465,6 @@
     </w:r>
   </w:p>
   <w:p/>
-</w:ftr>
-</file>
-
-<file path=word/footer3.xml><?xml version="1.0" encoding="utf-8"?>
-<w:ftr xmlns:wpc="http://schemas.microsoft.com/office/word/2010/wordprocessingCanvas" xmlns:cx="http://schemas.microsoft.com/office/drawing/2014/chartex" xmlns:cx1="http://schemas.microsoft.com/office/drawing/2015/9/8/chartex" xmlns:cx2="http://schemas.microsoft.com/office/drawing/2015/10/21/chartex" xmlns:cx3="http://schemas.microsoft.com/office/drawing/2016/5/9/chartex" xmlns:cx4="http://schemas.microsoft.com/office/drawing/2016/5/10/chartex" xmlns:cx5="http://schemas.microsoft.com/office/drawing/2016/5/11/chartex" xmlns:cx6="http://schemas.microsoft.com/office/drawing/2016/5/12/chartex" xmlns:cx7="http://schemas.microsoft.com/office/drawing/2016/5/13/chartex" xmlns:cx8="http://schemas.microsoft.com/office/drawing/2016/5/14/chartex" xmlns:mc="http://schemas.openxmlformats.org/markup-compatibility/2006" xmlns:aink="http://schemas.microsoft.com/office/drawing/2016/ink" xmlns:am3d="http://schemas.microsoft.com/office/drawing/2017/model3d" xmlns:o="urn:schemas-microsoft-com:office:office" xmlns:oel="http://schemas.microsoft.com/office/2019/extlst" xmlns:r="http://schemas.openxmlformats.org/officeDocument/2006/relationships" xmlns:m="http://schemas.openxmlformats.org/officeDocument/2006/math" xmlns:v="urn:schemas-microsoft-com:vml" xmlns:wp14="http://schemas.microsoft.com/office/word/2010/wordprocessingDrawing" xmlns:wp="http://schemas.openxmlformats.org/drawingml/2006/wordprocessingDrawing" xmlns:w10="urn:schemas-microsoft-com:office:word" xmlns:w="http://schemas.openxmlformats.org/wordprocessingml/2006/main" xmlns:w14="http://schemas.microsoft.com/office/word/2010/wordml" xmlns:w15="http://schemas.microsoft.com/office/word/2012/wordml" xmlns:w16cex="http://schemas.microsoft.com/office/word/2018/wordml/cex" xmlns:w16cid="http://schemas.microsoft.com/office/word/2016/wordml/cid" xmlns:w16="http://schemas.microsoft.com/office/word/2018/wordml" xmlns:w16du="http://schemas.microsoft.com/office/word/2023/wordml/word16du" xmlns:w16sdtdh="http://schemas.microsoft.com/office/word/2020/wordml/sdtdatahash" xmlns:w16sdtfl="http://schemas.microsoft.com/office/word/2024/wordml/sdtformatlock" xmlns:w16se="http://schemas.microsoft.com/office/word/2015/wordml/symex" xmlns:wpg="http://schemas.microsoft.com/office/word/2010/wordprocessingGroup" xmlns:wpi="http://schemas.microsoft.com/office/word/2010/wordprocessingInk" xmlns:wne="http://schemas.microsoft.com/office/word/2006/wordml" xmlns:wps="http://schemas.microsoft.com/office/word/2010/wordprocessingShape" mc:Ignorable="w14 w15 w16se w16cid w16 w16cex w16sdtdh w16sdtfl w16du wp14">
-  <w:p>
-    <w:pPr>
-      <w:pStyle w:val="Piedepgina"/>
-    </w:pPr>
-  </w:p>
 </w:ftr>
 </file>
 
@@ -7337,31 +6669,23 @@
             <w:rPr>
               <w:rFonts w:ascii="Titillium Web" w:hAnsi="Titillium Web" w:cs="Calibri"/>
               <w:color w:val="000000"/>
-              <w:sz w:val="18"/>
-              <w:szCs w:val="18"/>
             </w:rPr>
           </w:pPr>
           <w:r>
             <w:rPr>
               <w:rFonts w:ascii="Titillium Web" w:hAnsi="Titillium Web" w:cs="Arial"/>
-              <w:sz w:val="18"/>
-              <w:szCs w:val="18"/>
             </w:rPr>
             <w:t xml:space="preserve">Código: </w:t>
           </w:r>
           <w:r>
             <w:rPr>
               <w:rFonts w:ascii="Titillium Web" w:hAnsi="Titillium Web" w:cs="Arial"/>
-              <w:sz w:val="18"/>
-              <w:szCs w:val="18"/>
             </w:rPr>
             <w:t>FAP-2026-0</w:t>
           </w:r>
           <w:r>
             <w:rPr>
               <w:rFonts w:ascii="Titillium Web" w:hAnsi="Titillium Web" w:cs="Arial"/>
-              <w:sz w:val="18"/>
-              <w:szCs w:val="18"/>
             </w:rPr>
             <w:t>3</w:t>
           </w:r>
@@ -7435,16 +6759,12 @@
             </w:tabs>
             <w:rPr>
               <w:rFonts w:ascii="Titillium Web" w:hAnsi="Titillium Web" w:cs="Arial"/>
-              <w:sz w:val="18"/>
-              <w:szCs w:val="18"/>
               <w:lang w:val="en-US"/>
             </w:rPr>
           </w:pPr>
           <w:r>
             <w:rPr>
               <w:rFonts w:ascii="Titillium Web" w:hAnsi="Titillium Web" w:cs="Arial"/>
-              <w:sz w:val="18"/>
-              <w:szCs w:val="18"/>
               <w:lang w:val="es-MX"/>
             </w:rPr>
             <w:t xml:space="preserve">Fecha: </w:t>
@@ -7452,8 +6772,6 @@
           <w:r>
             <w:rPr>
               <w:rFonts w:ascii="Titillium Web" w:hAnsi="Titillium Web" w:cs="Arial"/>
-              <w:sz w:val="18"/>
-              <w:szCs w:val="18"/>
               <w:lang w:val="es-MX"/>
             </w:rPr>
             <w:t>4/6/20</w:t>
@@ -7461,8 +6779,6 @@
           <w:r>
             <w:rPr>
               <w:rFonts w:ascii="Titillium Web" w:hAnsi="Titillium Web" w:cs="Arial"/>
-              <w:sz w:val="18"/>
-              <w:szCs w:val="18"/>
               <w:lang w:val="es-MX"/>
             </w:rPr>
             <w:t>26</w:t>
@@ -7582,16 +6898,6 @@
       <w:rPr>
         <w:szCs w:val="22"/>
       </w:rPr>
-    </w:pPr>
-  </w:p>
-</w:hdr>
-</file>
-
-<file path=word/header3.xml><?xml version="1.0" encoding="utf-8"?>
-<w:hdr xmlns:wpc="http://schemas.microsoft.com/office/word/2010/wordprocessingCanvas" xmlns:cx="http://schemas.microsoft.com/office/drawing/2014/chartex" xmlns:cx1="http://schemas.microsoft.com/office/drawing/2015/9/8/chartex" xmlns:cx2="http://schemas.microsoft.com/office/drawing/2015/10/21/chartex" xmlns:cx3="http://schemas.microsoft.com/office/drawing/2016/5/9/chartex" xmlns:cx4="http://schemas.microsoft.com/office/drawing/2016/5/10/chartex" xmlns:cx5="http://schemas.microsoft.com/office/drawing/2016/5/11/chartex" xmlns:cx6="http://schemas.microsoft.com/office/drawing/2016/5/12/chartex" xmlns:cx7="http://schemas.microsoft.com/office/drawing/2016/5/13/chartex" xmlns:cx8="http://schemas.microsoft.com/office/drawing/2016/5/14/chartex" xmlns:mc="http://schemas.openxmlformats.org/markup-compatibility/2006" xmlns:aink="http://schemas.microsoft.com/office/drawing/2016/ink" xmlns:am3d="http://schemas.microsoft.com/office/drawing/2017/model3d" xmlns:o="urn:schemas-microsoft-com:office:office" xmlns:oel="http://schemas.microsoft.com/office/2019/extlst" xmlns:r="http://schemas.openxmlformats.org/officeDocument/2006/relationships" xmlns:m="http://schemas.openxmlformats.org/officeDocument/2006/math" xmlns:v="urn:schemas-microsoft-com:vml" xmlns:wp14="http://schemas.microsoft.com/office/word/2010/wordprocessingDrawing" xmlns:wp="http://schemas.openxmlformats.org/drawingml/2006/wordprocessingDrawing" xmlns:w10="urn:schemas-microsoft-com:office:word" xmlns:w="http://schemas.openxmlformats.org/wordprocessingml/2006/main" xmlns:w14="http://schemas.microsoft.com/office/word/2010/wordml" xmlns:w15="http://schemas.microsoft.com/office/word/2012/wordml" xmlns:w16cex="http://schemas.microsoft.com/office/word/2018/wordml/cex" xmlns:w16cid="http://schemas.microsoft.com/office/word/2016/wordml/cid" xmlns:w16="http://schemas.microsoft.com/office/word/2018/wordml" xmlns:w16du="http://schemas.microsoft.com/office/word/2023/wordml/word16du" xmlns:w16sdtdh="http://schemas.microsoft.com/office/word/2020/wordml/sdtdatahash" xmlns:w16sdtfl="http://schemas.microsoft.com/office/word/2024/wordml/sdtformatlock" xmlns:w16se="http://schemas.microsoft.com/office/word/2015/wordml/symex" xmlns:wpg="http://schemas.microsoft.com/office/word/2010/wordprocessingGroup" xmlns:wpi="http://schemas.microsoft.com/office/word/2010/wordprocessingInk" xmlns:wne="http://schemas.microsoft.com/office/word/2006/wordml" xmlns:wps="http://schemas.microsoft.com/office/word/2010/wordprocessingShape" mc:Ignorable="w14 w15 w16se w16cid w16 w16cex w16sdtdh w16sdtfl w16du wp14">
-  <w:p>
-    <w:pPr>
-      <w:pStyle w:val="Encabezado"/>
     </w:pPr>
   </w:p>
 </w:hdr>
@@ -11415,35 +10721,6 @@
     </w:docPart>
     <w:docPart>
       <w:docPartPr>
-        <w:name w:val="D22169BCD516465E9B273330E4FF8B83"/>
-        <w:category>
-          <w:name w:val="General"/>
-          <w:gallery w:val="placeholder"/>
-        </w:category>
-        <w:types>
-          <w:type w:val="bbPlcHdr"/>
-        </w:types>
-        <w:behaviors>
-          <w:behavior w:val="content"/>
-        </w:behaviors>
-        <w:guid w:val="{A9F741BC-94F1-4348-8B3D-F9DC77D396EB}"/>
-      </w:docPartPr>
-      <w:docPartBody>
-        <w:p>
-          <w:pPr>
-            <w:pStyle w:val="D22169BCD516465E9B273330E4FF8B83"/>
-          </w:pPr>
-          <w:r>
-            <w:rPr>
-              <w:rStyle w:val="Textodelmarcadordeposicin"/>
-            </w:rPr>
-            <w:t>Elija un elemento.</w:t>
-          </w:r>
-        </w:p>
-      </w:docPartBody>
-    </w:docPart>
-    <w:docPart>
-      <w:docPartPr>
         <w:name w:val="B1270C9A93284343955F6E99AA7F247B"/>
         <w:category>
           <w:name w:val="General"/>
@@ -11519,6 +10796,7 @@
     <w:pitch w:val="default"/>
   </w:font>
   <w:font w:name="Garamond">
+    <w:altName w:val="Cambria"/>
     <w:panose1 w:val="02020404030301010803"/>
     <w:charset w:val="00"/>
     <w:family w:val="roman"/>
@@ -11533,9 +10811,8 @@
     <w:sig w:usb0="E1002EFF" w:usb1="C000605B" w:usb2="00000029" w:usb3="00000000" w:csb0="000101FF" w:csb1="00000000"/>
   </w:font>
   <w:font w:name="Titillium Web">
-    <w:altName w:val="Calibri"/>
     <w:panose1 w:val="00000500000000000000"/>
-    <w:charset w:val="4D"/>
+    <w:charset w:val="00"/>
     <w:family w:val="auto"/>
     <w:pitch w:val="variable"/>
     <w:sig w:usb0="00000007" w:usb1="00000001" w:usb2="00000000" w:usb3="00000000" w:csb0="00000093" w:csb1="00000000"/>
@@ -11598,14 +10875,20 @@
     <w:rsid w:val="000B2191"/>
     <w:rsid w:val="000D4FD9"/>
     <w:rsid w:val="000F58F0"/>
+    <w:rsid w:val="001C4183"/>
     <w:rsid w:val="002A6D4F"/>
     <w:rsid w:val="002E66CB"/>
     <w:rsid w:val="00391575"/>
     <w:rsid w:val="003944AE"/>
+    <w:rsid w:val="00457423"/>
+    <w:rsid w:val="005A295E"/>
     <w:rsid w:val="00704BC0"/>
     <w:rsid w:val="00721D0D"/>
     <w:rsid w:val="007D42EB"/>
+    <w:rsid w:val="008607D4"/>
     <w:rsid w:val="00965893"/>
+    <w:rsid w:val="009B3C5C"/>
+    <w:rsid w:val="00A01B2B"/>
     <w:rsid w:val="00A136A0"/>
     <w:rsid w:val="00A5722A"/>
     <w:rsid w:val="00B225CD"/>
@@ -12087,10 +11370,6 @@
     <w:name w:val="B237DEE77D7E4036ABD2334030196701"/>
     <w:rsid w:val="00704BC0"/>
   </w:style>
-  <w:style w:type="paragraph" w:customStyle="1" w:styleId="EDB8DCFB11D84C57A1AC6DE99109E6BB">
-    <w:name w:val="EDB8DCFB11D84C57A1AC6DE99109E6BB"/>
-    <w:rsid w:val="003944AE"/>
-  </w:style>
   <w:style w:type="paragraph" w:customStyle="1" w:styleId="CD8B97867EE840A5BC79AF6B6A94E19E">
     <w:name w:val="CD8B97867EE840A5BC79AF6B6A94E19E"/>
     <w:rsid w:val="00704BC0"/>
@@ -12151,24 +11430,8 @@
     <w:name w:val="3C11FA406E7A4DB08443635280B18CBF"/>
     <w:rsid w:val="00704BC0"/>
   </w:style>
-  <w:style w:type="paragraph" w:customStyle="1" w:styleId="5DC47C88E9964E80858F5DD701B0817B">
-    <w:name w:val="5DC47C88E9964E80858F5DD701B0817B"/>
-    <w:rsid w:val="000B2191"/>
-  </w:style>
-  <w:style w:type="paragraph" w:customStyle="1" w:styleId="CFEC972128BD4218812CC679222BA020">
-    <w:name w:val="CFEC972128BD4218812CC679222BA020"/>
-    <w:rsid w:val="000B2191"/>
-  </w:style>
   <w:style w:type="paragraph" w:customStyle="1" w:styleId="9FD175F589EF4200B7DA2056927FEC7A">
     <w:name w:val="9FD175F589EF4200B7DA2056927FEC7A"/>
-    <w:rsid w:val="00391575"/>
-  </w:style>
-  <w:style w:type="paragraph" w:customStyle="1" w:styleId="A32AE3B0B3614205BFA18F0D3860FA13">
-    <w:name w:val="A32AE3B0B3614205BFA18F0D3860FA13"/>
-    <w:rsid w:val="00A5722A"/>
-  </w:style>
-  <w:style w:type="paragraph" w:customStyle="1" w:styleId="D22169BCD516465E9B273330E4FF8B83">
-    <w:name w:val="D22169BCD516465E9B273330E4FF8B83"/>
     <w:rsid w:val="00391575"/>
   </w:style>
   <w:style w:type="paragraph" w:customStyle="1" w:styleId="B1270C9A93284343955F6E99AA7F247B">
